--- a/archivos word -diario tecnico/📓 Diario de prácticas.docx
+++ b/archivos word -diario tecnico/📓 Diario de prácticas.docx
@@ -17,32 +17,34 @@
           <w:sz w:val="16"/>
           <w:szCs w:val="16"/>
         </w:rPr>
-        <w:t>📌 Cronograma actualizado</w:t>
-      </w:r>
-    </w:p>
-    <w:p>
-      <w:pPr>
-        <w:spacing w:after="0"/>
-        <w:rPr>
-          <w:rFonts w:ascii="Segoe UI Emoji" w:hAnsi="Segoe UI Emoji" w:cs="Segoe UI Emoji"/>
-          <w:sz w:val="16"/>
-          <w:szCs w:val="16"/>
-        </w:rPr>
-      </w:pPr>
-      <w:r>
-        <w:rPr>
-          <w:rFonts w:ascii="Segoe UI Emoji" w:hAnsi="Segoe UI Emoji" w:cs="Segoe UI Emoji"/>
-          <w:sz w:val="16"/>
-          <w:szCs w:val="16"/>
-        </w:rPr>
-        <w:t>✅ Etapas completadas</w:t>
+        <w:t>🧩 Ruta de Formación en Ciberseguridad — Checkpoints</w:t>
+      </w:r>
+    </w:p>
+    <w:p>
+      <w:pPr>
+        <w:spacing w:after="0"/>
+        <w:rPr>
+          <w:rFonts w:ascii="Segoe UI Emoji" w:hAnsi="Segoe UI Emoji" w:cs="Segoe UI Emoji"/>
+          <w:sz w:val="16"/>
+          <w:szCs w:val="16"/>
+        </w:rPr>
+      </w:pPr>
+      <w:r>
+        <w:rPr>
+          <w:rFonts w:ascii="Segoe UI Emoji" w:hAnsi="Segoe UI Emoji" w:cs="Segoe UI Emoji"/>
+          <w:b/>
+          <w:bCs/>
+          <w:sz w:val="16"/>
+          <w:szCs w:val="16"/>
+        </w:rPr>
+        <w:t>Fase 1 — Fundamentos técnicos</w:t>
       </w:r>
     </w:p>
     <w:p>
       <w:pPr>
         <w:numPr>
           <w:ilvl w:val="0"/>
-          <w:numId w:val="8"/>
+          <w:numId w:val="18"/>
         </w:numPr>
         <w:spacing w:after="0"/>
         <w:rPr>
@@ -54,81 +56,17 @@
       <w:r>
         <w:rPr>
           <w:rFonts w:ascii="Segoe UI Emoji" w:hAnsi="Segoe UI Emoji" w:cs="Segoe UI Emoji"/>
-          <w:b/>
-          <w:bCs/>
-          <w:sz w:val="16"/>
-          <w:szCs w:val="16"/>
-        </w:rPr>
-        <w:t>Servidor HTTPS básico</w:t>
-      </w:r>
-    </w:p>
-    <w:p>
-      <w:pPr>
-        <w:numPr>
-          <w:ilvl w:val="1"/>
-          <w:numId w:val="8"/>
-        </w:numPr>
-        <w:spacing w:after="0"/>
-        <w:rPr>
-          <w:rFonts w:ascii="Segoe UI Emoji" w:hAnsi="Segoe UI Emoji" w:cs="Segoe UI Emoji"/>
-          <w:sz w:val="16"/>
-          <w:szCs w:val="16"/>
-        </w:rPr>
-      </w:pPr>
-      <w:r>
-        <w:rPr>
-          <w:rFonts w:ascii="Segoe UI Emoji" w:hAnsi="Segoe UI Emoji" w:cs="Segoe UI Emoji"/>
-          <w:sz w:val="16"/>
-          <w:szCs w:val="16"/>
-        </w:rPr>
-        <w:t>Configuración con certificados (</w:t>
-      </w:r>
-      <w:proofErr w:type="spellStart"/>
-      <w:r>
-        <w:rPr>
-          <w:rFonts w:ascii="Segoe UI Emoji" w:hAnsi="Segoe UI Emoji" w:cs="Segoe UI Emoji"/>
-          <w:sz w:val="16"/>
-          <w:szCs w:val="16"/>
-        </w:rPr>
-        <w:t>mkcert</w:t>
-      </w:r>
-      <w:proofErr w:type="spellEnd"/>
-      <w:r>
-        <w:rPr>
-          <w:rFonts w:ascii="Segoe UI Emoji" w:hAnsi="Segoe UI Emoji" w:cs="Segoe UI Emoji"/>
-          <w:sz w:val="16"/>
-          <w:szCs w:val="16"/>
-        </w:rPr>
-        <w:t>).</w:t>
-      </w:r>
-    </w:p>
-    <w:p>
-      <w:pPr>
-        <w:numPr>
-          <w:ilvl w:val="1"/>
-          <w:numId w:val="8"/>
-        </w:numPr>
-        <w:spacing w:after="0"/>
-        <w:rPr>
-          <w:rFonts w:ascii="Segoe UI Emoji" w:hAnsi="Segoe UI Emoji" w:cs="Segoe UI Emoji"/>
-          <w:sz w:val="16"/>
-          <w:szCs w:val="16"/>
-        </w:rPr>
-      </w:pPr>
-      <w:r>
-        <w:rPr>
-          <w:rFonts w:ascii="Segoe UI Emoji" w:hAnsi="Segoe UI Emoji" w:cs="Segoe UI Emoji"/>
-          <w:sz w:val="16"/>
-          <w:szCs w:val="16"/>
-        </w:rPr>
-        <w:t>Puerto seguro en https://localhost:4443.</w:t>
+          <w:sz w:val="16"/>
+          <w:szCs w:val="16"/>
+        </w:rPr>
+        <w:t>✅ Instalación y configuración de entornos (VirtualBox, Kali Linux, Python server).</w:t>
       </w:r>
     </w:p>
     <w:p>
       <w:pPr>
         <w:numPr>
           <w:ilvl w:val="0"/>
-          <w:numId w:val="8"/>
+          <w:numId w:val="18"/>
         </w:numPr>
         <w:spacing w:after="0"/>
         <w:rPr>
@@ -140,65 +78,17 @@
       <w:r>
         <w:rPr>
           <w:rFonts w:ascii="Segoe UI Emoji" w:hAnsi="Segoe UI Emoji" w:cs="Segoe UI Emoji"/>
-          <w:b/>
-          <w:bCs/>
-          <w:sz w:val="16"/>
-          <w:szCs w:val="16"/>
-        </w:rPr>
-        <w:t>Gestión de cookies seguras</w:t>
-      </w:r>
-    </w:p>
-    <w:p>
-      <w:pPr>
-        <w:numPr>
-          <w:ilvl w:val="1"/>
-          <w:numId w:val="8"/>
-        </w:numPr>
-        <w:spacing w:after="0"/>
-        <w:rPr>
-          <w:rFonts w:ascii="Segoe UI Emoji" w:hAnsi="Segoe UI Emoji" w:cs="Segoe UI Emoji"/>
-          <w:sz w:val="16"/>
-          <w:szCs w:val="16"/>
-          <w:lang w:val="en-US"/>
-        </w:rPr>
-      </w:pPr>
-      <w:r>
-        <w:rPr>
-          <w:rFonts w:ascii="Segoe UI Emoji" w:hAnsi="Segoe UI Emoji" w:cs="Segoe UI Emoji"/>
-          <w:sz w:val="16"/>
-          <w:szCs w:val="16"/>
-          <w:lang w:val="en-US"/>
-        </w:rPr>
-        <w:t>Atributos Secure, HttpOnly, SameSite=Strict.</w:t>
-      </w:r>
-    </w:p>
-    <w:p>
-      <w:pPr>
-        <w:numPr>
-          <w:ilvl w:val="1"/>
-          <w:numId w:val="8"/>
-        </w:numPr>
-        <w:spacing w:after="0"/>
-        <w:rPr>
-          <w:rFonts w:ascii="Segoe UI Emoji" w:hAnsi="Segoe UI Emoji" w:cs="Segoe UI Emoji"/>
-          <w:sz w:val="16"/>
-          <w:szCs w:val="16"/>
-        </w:rPr>
-      </w:pPr>
-      <w:r>
-        <w:rPr>
-          <w:rFonts w:ascii="Segoe UI Emoji" w:hAnsi="Segoe UI Emoji" w:cs="Segoe UI Emoji"/>
-          <w:sz w:val="16"/>
-          <w:szCs w:val="16"/>
-        </w:rPr>
-        <w:t>Expiración automática (Max-Age).</w:t>
+          <w:sz w:val="16"/>
+          <w:szCs w:val="16"/>
+        </w:rPr>
+        <w:t>✅ Práctica con Linux: navegación, permisos, usuarios y grupos.</w:t>
       </w:r>
     </w:p>
     <w:p>
       <w:pPr>
         <w:numPr>
           <w:ilvl w:val="0"/>
-          <w:numId w:val="8"/>
+          <w:numId w:val="18"/>
         </w:numPr>
         <w:spacing w:after="0"/>
         <w:rPr>
@@ -207,208 +97,20 @@
           <w:szCs w:val="16"/>
         </w:rPr>
       </w:pPr>
-      <w:proofErr w:type="spellStart"/>
-      <w:r>
-        <w:rPr>
-          <w:rFonts w:ascii="Segoe UI Emoji" w:hAnsi="Segoe UI Emoji" w:cs="Segoe UI Emoji"/>
-          <w:b/>
-          <w:bCs/>
-          <w:sz w:val="16"/>
-          <w:szCs w:val="16"/>
-        </w:rPr>
-        <w:t>Endpoints</w:t>
-      </w:r>
-      <w:proofErr w:type="spellEnd"/>
-      <w:r>
-        <w:rPr>
-          <w:rFonts w:ascii="Segoe UI Emoji" w:hAnsi="Segoe UI Emoji" w:cs="Segoe UI Emoji"/>
-          <w:b/>
-          <w:bCs/>
-          <w:sz w:val="16"/>
-          <w:szCs w:val="16"/>
-        </w:rPr>
-        <w:t xml:space="preserve"> iniciales</w:t>
-      </w:r>
-    </w:p>
-    <w:p>
-      <w:pPr>
-        <w:numPr>
-          <w:ilvl w:val="1"/>
-          <w:numId w:val="8"/>
-        </w:numPr>
-        <w:spacing w:after="0"/>
-        <w:rPr>
-          <w:rFonts w:ascii="Segoe UI Emoji" w:hAnsi="Segoe UI Emoji" w:cs="Segoe UI Emoji"/>
-          <w:sz w:val="16"/>
-          <w:szCs w:val="16"/>
-        </w:rPr>
-      </w:pPr>
-      <w:r>
-        <w:rPr>
-          <w:rFonts w:ascii="Segoe UI Emoji" w:hAnsi="Segoe UI Emoji" w:cs="Segoe UI Emoji"/>
-          <w:sz w:val="16"/>
-          <w:szCs w:val="16"/>
-        </w:rPr>
-        <w:t>/</w:t>
-      </w:r>
-      <w:proofErr w:type="spellStart"/>
-      <w:r>
-        <w:rPr>
-          <w:rFonts w:ascii="Segoe UI Emoji" w:hAnsi="Segoe UI Emoji" w:cs="Segoe UI Emoji"/>
-          <w:sz w:val="16"/>
-          <w:szCs w:val="16"/>
-        </w:rPr>
-        <w:t>logout</w:t>
-      </w:r>
-      <w:proofErr w:type="spellEnd"/>
-      <w:r>
-        <w:rPr>
-          <w:rFonts w:ascii="Segoe UI Emoji" w:hAnsi="Segoe UI Emoji" w:cs="Segoe UI Emoji"/>
-          <w:sz w:val="16"/>
-          <w:szCs w:val="16"/>
-        </w:rPr>
-        <w:t xml:space="preserve"> → cierre manual de sesión.</w:t>
-      </w:r>
-    </w:p>
-    <w:p>
-      <w:pPr>
-        <w:numPr>
-          <w:ilvl w:val="1"/>
-          <w:numId w:val="8"/>
-        </w:numPr>
-        <w:spacing w:after="0"/>
-        <w:rPr>
-          <w:rFonts w:ascii="Segoe UI Emoji" w:hAnsi="Segoe UI Emoji" w:cs="Segoe UI Emoji"/>
-          <w:sz w:val="16"/>
-          <w:szCs w:val="16"/>
-        </w:rPr>
-      </w:pPr>
-      <w:r>
-        <w:rPr>
-          <w:rFonts w:ascii="Segoe UI Emoji" w:hAnsi="Segoe UI Emoji" w:cs="Segoe UI Emoji"/>
-          <w:sz w:val="16"/>
-          <w:szCs w:val="16"/>
-        </w:rPr>
-        <w:t>/</w:t>
-      </w:r>
-      <w:proofErr w:type="spellStart"/>
-      <w:r>
-        <w:rPr>
-          <w:rFonts w:ascii="Segoe UI Emoji" w:hAnsi="Segoe UI Emoji" w:cs="Segoe UI Emoji"/>
-          <w:sz w:val="16"/>
-          <w:szCs w:val="16"/>
-        </w:rPr>
-        <w:t>xss</w:t>
-      </w:r>
-      <w:proofErr w:type="spellEnd"/>
-      <w:r>
-        <w:rPr>
-          <w:rFonts w:ascii="Segoe UI Emoji" w:hAnsi="Segoe UI Emoji" w:cs="Segoe UI Emoji"/>
-          <w:sz w:val="16"/>
-          <w:szCs w:val="16"/>
-        </w:rPr>
-        <w:t xml:space="preserve"> → prueba de ataque XSS (bloqueado por </w:t>
-      </w:r>
-      <w:proofErr w:type="spellStart"/>
-      <w:r>
-        <w:rPr>
-          <w:rFonts w:ascii="Segoe UI Emoji" w:hAnsi="Segoe UI Emoji" w:cs="Segoe UI Emoji"/>
-          <w:sz w:val="16"/>
-          <w:szCs w:val="16"/>
-        </w:rPr>
-        <w:t>HttpOnly</w:t>
-      </w:r>
-      <w:proofErr w:type="spellEnd"/>
-      <w:r>
-        <w:rPr>
-          <w:rFonts w:ascii="Segoe UI Emoji" w:hAnsi="Segoe UI Emoji" w:cs="Segoe UI Emoji"/>
-          <w:sz w:val="16"/>
-          <w:szCs w:val="16"/>
-        </w:rPr>
-        <w:t>).</w:t>
-      </w:r>
-    </w:p>
-    <w:p>
-      <w:pPr>
-        <w:numPr>
-          <w:ilvl w:val="1"/>
-          <w:numId w:val="8"/>
-        </w:numPr>
-        <w:spacing w:after="0"/>
-        <w:rPr>
-          <w:rFonts w:ascii="Segoe UI Emoji" w:hAnsi="Segoe UI Emoji" w:cs="Segoe UI Emoji"/>
-          <w:sz w:val="16"/>
-          <w:szCs w:val="16"/>
-        </w:rPr>
-      </w:pPr>
-      <w:r>
-        <w:rPr>
-          <w:rFonts w:ascii="Segoe UI Emoji" w:hAnsi="Segoe UI Emoji" w:cs="Segoe UI Emoji"/>
-          <w:sz w:val="16"/>
-          <w:szCs w:val="16"/>
-        </w:rPr>
-        <w:t>/</w:t>
-      </w:r>
-      <w:proofErr w:type="spellStart"/>
-      <w:r>
-        <w:rPr>
-          <w:rFonts w:ascii="Segoe UI Emoji" w:hAnsi="Segoe UI Emoji" w:cs="Segoe UI Emoji"/>
-          <w:sz w:val="16"/>
-          <w:szCs w:val="16"/>
-        </w:rPr>
-        <w:t>login</w:t>
-      </w:r>
-      <w:proofErr w:type="spellEnd"/>
-      <w:r>
-        <w:rPr>
-          <w:rFonts w:ascii="Segoe UI Emoji" w:hAnsi="Segoe UI Emoji" w:cs="Segoe UI Emoji"/>
-          <w:sz w:val="16"/>
-          <w:szCs w:val="16"/>
-        </w:rPr>
-        <w:t xml:space="preserve"> → regeneración de </w:t>
-      </w:r>
-      <w:proofErr w:type="spellStart"/>
-      <w:r>
-        <w:rPr>
-          <w:rFonts w:ascii="Segoe UI Emoji" w:hAnsi="Segoe UI Emoji" w:cs="Segoe UI Emoji"/>
-          <w:sz w:val="16"/>
-          <w:szCs w:val="16"/>
-        </w:rPr>
-        <w:t>sessionId</w:t>
-      </w:r>
-      <w:proofErr w:type="spellEnd"/>
-      <w:r>
-        <w:rPr>
-          <w:rFonts w:ascii="Segoe UI Emoji" w:hAnsi="Segoe UI Emoji" w:cs="Segoe UI Emoji"/>
-          <w:sz w:val="16"/>
-          <w:szCs w:val="16"/>
-        </w:rPr>
-        <w:t xml:space="preserve"> (defensa contra Session </w:t>
-      </w:r>
-      <w:proofErr w:type="spellStart"/>
-      <w:r>
-        <w:rPr>
-          <w:rFonts w:ascii="Segoe UI Emoji" w:hAnsi="Segoe UI Emoji" w:cs="Segoe UI Emoji"/>
-          <w:sz w:val="16"/>
-          <w:szCs w:val="16"/>
-        </w:rPr>
-        <w:t>Fixation</w:t>
-      </w:r>
-      <w:proofErr w:type="spellEnd"/>
-      <w:r>
-        <w:rPr>
-          <w:rFonts w:ascii="Segoe UI Emoji" w:hAnsi="Segoe UI Emoji" w:cs="Segoe UI Emoji"/>
-          <w:sz w:val="16"/>
-          <w:szCs w:val="16"/>
-        </w:rPr>
-        <w:t>).</w:t>
+      <w:r>
+        <w:rPr>
+          <w:rFonts w:ascii="Segoe UI Emoji" w:hAnsi="Segoe UI Emoji" w:cs="Segoe UI Emoji"/>
+          <w:sz w:val="16"/>
+          <w:szCs w:val="16"/>
+        </w:rPr>
+        <w:t>✅ Primeros conceptos de redes: firewall, procesos, inspección de tráfico.</w:t>
       </w:r>
     </w:p>
     <w:p>
       <w:pPr>
         <w:numPr>
           <w:ilvl w:val="0"/>
-          <w:numId w:val="8"/>
+          <w:numId w:val="18"/>
         </w:numPr>
         <w:spacing w:after="0"/>
         <w:rPr>
@@ -420,139 +122,63 @@
       <w:r>
         <w:rPr>
           <w:rFonts w:ascii="Segoe UI Emoji" w:hAnsi="Segoe UI Emoji" w:cs="Segoe UI Emoji"/>
-          <w:b/>
-          <w:bCs/>
-          <w:sz w:val="16"/>
-          <w:szCs w:val="16"/>
-        </w:rPr>
-        <w:t>Pruebas de ataques simulados</w:t>
-      </w:r>
-    </w:p>
-    <w:p>
-      <w:pPr>
-        <w:numPr>
-          <w:ilvl w:val="1"/>
-          <w:numId w:val="8"/>
-        </w:numPr>
-        <w:spacing w:after="0"/>
-        <w:rPr>
-          <w:rFonts w:ascii="Segoe UI Emoji" w:hAnsi="Segoe UI Emoji" w:cs="Segoe UI Emoji"/>
-          <w:sz w:val="16"/>
-          <w:szCs w:val="16"/>
-        </w:rPr>
-      </w:pPr>
-      <w:r>
-        <w:rPr>
-          <w:rFonts w:ascii="Segoe UI Emoji" w:hAnsi="Segoe UI Emoji" w:cs="Segoe UI Emoji"/>
-          <w:sz w:val="16"/>
-          <w:szCs w:val="16"/>
-        </w:rPr>
-        <w:t xml:space="preserve">XSS → </w:t>
-      </w:r>
-      <w:proofErr w:type="gramStart"/>
-      <w:r>
-        <w:rPr>
-          <w:rFonts w:ascii="Segoe UI Emoji" w:hAnsi="Segoe UI Emoji" w:cs="Segoe UI Emoji"/>
-          <w:sz w:val="16"/>
-          <w:szCs w:val="16"/>
-        </w:rPr>
-        <w:t>alerta vacío</w:t>
-      </w:r>
-      <w:proofErr w:type="gramEnd"/>
-      <w:r>
-        <w:rPr>
-          <w:rFonts w:ascii="Segoe UI Emoji" w:hAnsi="Segoe UI Emoji" w:cs="Segoe UI Emoji"/>
-          <w:sz w:val="16"/>
-          <w:szCs w:val="16"/>
-        </w:rPr>
-        <w:t>.</w:t>
-      </w:r>
-    </w:p>
-    <w:p>
-      <w:pPr>
-        <w:numPr>
-          <w:ilvl w:val="1"/>
-          <w:numId w:val="8"/>
-        </w:numPr>
-        <w:spacing w:after="0"/>
-        <w:rPr>
-          <w:rFonts w:ascii="Segoe UI Emoji" w:hAnsi="Segoe UI Emoji" w:cs="Segoe UI Emoji"/>
-          <w:sz w:val="16"/>
-          <w:szCs w:val="16"/>
-        </w:rPr>
-      </w:pPr>
-      <w:r>
-        <w:rPr>
-          <w:rFonts w:ascii="Segoe UI Emoji" w:hAnsi="Segoe UI Emoji" w:cs="Segoe UI Emoji"/>
-          <w:sz w:val="16"/>
-          <w:szCs w:val="16"/>
-        </w:rPr>
-        <w:t>CSRF → navegador no envía cookie en file://, y con servidor externo → token inválido.</w:t>
-      </w:r>
-    </w:p>
-    <w:p>
-      <w:pPr>
-        <w:numPr>
-          <w:ilvl w:val="1"/>
-          <w:numId w:val="8"/>
-        </w:numPr>
-        <w:spacing w:after="0"/>
-        <w:rPr>
-          <w:rFonts w:ascii="Segoe UI Emoji" w:hAnsi="Segoe UI Emoji" w:cs="Segoe UI Emoji"/>
-          <w:sz w:val="16"/>
-          <w:szCs w:val="16"/>
-        </w:rPr>
-      </w:pPr>
-      <w:r>
-        <w:rPr>
-          <w:rFonts w:ascii="Segoe UI Emoji" w:hAnsi="Segoe UI Emoji" w:cs="Segoe UI Emoji"/>
-          <w:sz w:val="16"/>
-          <w:szCs w:val="16"/>
-        </w:rPr>
-        <w:t xml:space="preserve">Session </w:t>
-      </w:r>
-      <w:proofErr w:type="spellStart"/>
-      <w:r>
-        <w:rPr>
-          <w:rFonts w:ascii="Segoe UI Emoji" w:hAnsi="Segoe UI Emoji" w:cs="Segoe UI Emoji"/>
-          <w:sz w:val="16"/>
-          <w:szCs w:val="16"/>
-        </w:rPr>
-        <w:t>Fixation</w:t>
-      </w:r>
-      <w:proofErr w:type="spellEnd"/>
-      <w:r>
-        <w:rPr>
-          <w:rFonts w:ascii="Segoe UI Emoji" w:hAnsi="Segoe UI Emoji" w:cs="Segoe UI Emoji"/>
-          <w:sz w:val="16"/>
-          <w:szCs w:val="16"/>
-        </w:rPr>
-        <w:t xml:space="preserve"> → regeneración de sesión invalida </w:t>
-      </w:r>
-      <w:proofErr w:type="spellStart"/>
-      <w:r>
-        <w:rPr>
-          <w:rFonts w:ascii="Segoe UI Emoji" w:hAnsi="Segoe UI Emoji" w:cs="Segoe UI Emoji"/>
-          <w:sz w:val="16"/>
-          <w:szCs w:val="16"/>
-        </w:rPr>
-        <w:t>IDs</w:t>
-      </w:r>
-      <w:proofErr w:type="spellEnd"/>
-      <w:r>
-        <w:rPr>
-          <w:rFonts w:ascii="Segoe UI Emoji" w:hAnsi="Segoe UI Emoji" w:cs="Segoe UI Emoji"/>
-          <w:sz w:val="16"/>
-          <w:szCs w:val="16"/>
-        </w:rPr>
-        <w:t xml:space="preserve"> viejos.</w:t>
+          <w:sz w:val="16"/>
+          <w:szCs w:val="16"/>
+        </w:rPr>
+        <w:t>✅ Documentación inicial en tu diario técnico.</w:t>
+      </w:r>
+      <w:r>
+        <w:rPr>
+          <w:rFonts w:ascii="Segoe UI Emoji" w:hAnsi="Segoe UI Emoji" w:cs="Segoe UI Emoji"/>
+          <w:sz w:val="16"/>
+          <w:szCs w:val="16"/>
+        </w:rPr>
+        <w:br/>
+      </w:r>
+      <w:r>
+        <w:rPr>
+          <w:rFonts w:ascii="Segoe UI Emoji" w:hAnsi="Segoe UI Emoji" w:cs="Segoe UI Emoji"/>
+          <w:b/>
+          <w:bCs/>
+          <w:sz w:val="16"/>
+          <w:szCs w:val="16"/>
+        </w:rPr>
+        <w:t>Checkpoint:</w:t>
+      </w:r>
+      <w:r>
+        <w:rPr>
+          <w:rFonts w:ascii="Segoe UI Emoji" w:hAnsi="Segoe UI Emoji" w:cs="Segoe UI Emoji"/>
+          <w:sz w:val="16"/>
+          <w:szCs w:val="16"/>
+        </w:rPr>
+        <w:t xml:space="preserve"> Base sólida en administración de sistemas y fundamentos de seguridad.</w:t>
+      </w:r>
+    </w:p>
+    <w:p>
+      <w:pPr>
+        <w:spacing w:after="0"/>
+        <w:rPr>
+          <w:rFonts w:ascii="Segoe UI Emoji" w:hAnsi="Segoe UI Emoji" w:cs="Segoe UI Emoji"/>
+          <w:sz w:val="16"/>
+          <w:szCs w:val="16"/>
+        </w:rPr>
+      </w:pPr>
+      <w:r>
+        <w:rPr>
+          <w:rFonts w:ascii="Segoe UI Emoji" w:hAnsi="Segoe UI Emoji" w:cs="Segoe UI Emoji"/>
+          <w:b/>
+          <w:bCs/>
+          <w:sz w:val="16"/>
+          <w:szCs w:val="16"/>
+        </w:rPr>
+        <w:t>Fase 2 — Seguridad web práctica</w:t>
       </w:r>
     </w:p>
     <w:p>
       <w:pPr>
         <w:numPr>
           <w:ilvl w:val="0"/>
-          <w:numId w:val="8"/>
+          <w:numId w:val="19"/>
         </w:numPr>
         <w:spacing w:after="0"/>
         <w:rPr>
@@ -564,63 +190,17 @@
       <w:r>
         <w:rPr>
           <w:rFonts w:ascii="Segoe UI Emoji" w:hAnsi="Segoe UI Emoji" w:cs="Segoe UI Emoji"/>
-          <w:b/>
-          <w:bCs/>
-          <w:sz w:val="16"/>
-          <w:szCs w:val="16"/>
-        </w:rPr>
-        <w:t>Documentación y README</w:t>
-      </w:r>
-    </w:p>
-    <w:p>
-      <w:pPr>
-        <w:numPr>
-          <w:ilvl w:val="1"/>
-          <w:numId w:val="8"/>
-        </w:numPr>
-        <w:spacing w:after="0"/>
-        <w:rPr>
-          <w:rFonts w:ascii="Segoe UI Emoji" w:hAnsi="Segoe UI Emoji" w:cs="Segoe UI Emoji"/>
-          <w:sz w:val="16"/>
-          <w:szCs w:val="16"/>
-        </w:rPr>
-      </w:pPr>
-      <w:r>
-        <w:rPr>
-          <w:rFonts w:ascii="Segoe UI Emoji" w:hAnsi="Segoe UI Emoji" w:cs="Segoe UI Emoji"/>
-          <w:sz w:val="16"/>
-          <w:szCs w:val="16"/>
-        </w:rPr>
-        <w:t>Proyecto descrito, objetivos claros, estructura modular, instalación y uso.</w:t>
-      </w:r>
-    </w:p>
-    <w:p>
-      <w:pPr>
-        <w:numPr>
-          <w:ilvl w:val="1"/>
-          <w:numId w:val="8"/>
-        </w:numPr>
-        <w:spacing w:after="0"/>
-        <w:rPr>
-          <w:rFonts w:ascii="Segoe UI Emoji" w:hAnsi="Segoe UI Emoji" w:cs="Segoe UI Emoji"/>
-          <w:sz w:val="16"/>
-          <w:szCs w:val="16"/>
-        </w:rPr>
-      </w:pPr>
-      <w:r>
-        <w:rPr>
-          <w:rFonts w:ascii="Segoe UI Emoji" w:hAnsi="Segoe UI Emoji" w:cs="Segoe UI Emoji"/>
-          <w:sz w:val="16"/>
-          <w:szCs w:val="16"/>
-        </w:rPr>
-        <w:t>Diagrama visual del flujo de sesión y defensas.</w:t>
+          <w:sz w:val="16"/>
+          <w:szCs w:val="16"/>
+        </w:rPr>
+        <w:t>✅ Implementación de login multiusuario y persistencia de sesión.</w:t>
       </w:r>
     </w:p>
     <w:p>
       <w:pPr>
         <w:numPr>
           <w:ilvl w:val="0"/>
-          <w:numId w:val="8"/>
+          <w:numId w:val="19"/>
         </w:numPr>
         <w:spacing w:after="0"/>
         <w:rPr>
@@ -632,115 +212,17 @@
       <w:r>
         <w:rPr>
           <w:rFonts w:ascii="Segoe UI Emoji" w:hAnsi="Segoe UI Emoji" w:cs="Segoe UI Emoji"/>
-          <w:b/>
-          <w:bCs/>
-          <w:sz w:val="16"/>
-          <w:szCs w:val="16"/>
-        </w:rPr>
-        <w:t xml:space="preserve">Refactorización y </w:t>
-      </w:r>
-      <w:proofErr w:type="spellStart"/>
-      <w:r>
-        <w:rPr>
-          <w:rFonts w:ascii="Segoe UI Emoji" w:hAnsi="Segoe UI Emoji" w:cs="Segoe UI Emoji"/>
-          <w:b/>
-          <w:bCs/>
-          <w:sz w:val="16"/>
-          <w:szCs w:val="16"/>
-        </w:rPr>
-        <w:t>modularización</w:t>
-      </w:r>
-      <w:proofErr w:type="spellEnd"/>
-    </w:p>
-    <w:p>
-      <w:pPr>
-        <w:numPr>
-          <w:ilvl w:val="1"/>
-          <w:numId w:val="8"/>
-        </w:numPr>
-        <w:spacing w:after="0"/>
-        <w:rPr>
-          <w:rFonts w:ascii="Segoe UI Emoji" w:hAnsi="Segoe UI Emoji" w:cs="Segoe UI Emoji"/>
-          <w:sz w:val="16"/>
-          <w:szCs w:val="16"/>
-        </w:rPr>
-      </w:pPr>
-      <w:r>
-        <w:rPr>
-          <w:rFonts w:ascii="Segoe UI Emoji" w:hAnsi="Segoe UI Emoji" w:cs="Segoe UI Emoji"/>
-          <w:sz w:val="16"/>
-          <w:szCs w:val="16"/>
-        </w:rPr>
-        <w:t>sessions.py → gestión de sesiones y tokens CSRF.</w:t>
-      </w:r>
-    </w:p>
-    <w:p>
-      <w:pPr>
-        <w:numPr>
-          <w:ilvl w:val="1"/>
-          <w:numId w:val="8"/>
-        </w:numPr>
-        <w:spacing w:after="0"/>
-        <w:rPr>
-          <w:rFonts w:ascii="Segoe UI Emoji" w:hAnsi="Segoe UI Emoji" w:cs="Segoe UI Emoji"/>
-          <w:sz w:val="16"/>
-          <w:szCs w:val="16"/>
-        </w:rPr>
-      </w:pPr>
-      <w:r>
-        <w:rPr>
-          <w:rFonts w:ascii="Segoe UI Emoji" w:hAnsi="Segoe UI Emoji" w:cs="Segoe UI Emoji"/>
-          <w:sz w:val="16"/>
-          <w:szCs w:val="16"/>
-        </w:rPr>
-        <w:t>security.py → validaciones y sanitización.</w:t>
-      </w:r>
-    </w:p>
-    <w:p>
-      <w:pPr>
-        <w:numPr>
-          <w:ilvl w:val="1"/>
-          <w:numId w:val="8"/>
-        </w:numPr>
-        <w:spacing w:after="0"/>
-        <w:rPr>
-          <w:rFonts w:ascii="Segoe UI Emoji" w:hAnsi="Segoe UI Emoji" w:cs="Segoe UI Emoji"/>
-          <w:sz w:val="16"/>
-          <w:szCs w:val="16"/>
-        </w:rPr>
-      </w:pPr>
-      <w:r>
-        <w:rPr>
-          <w:rFonts w:ascii="Segoe UI Emoji" w:hAnsi="Segoe UI Emoji" w:cs="Segoe UI Emoji"/>
-          <w:sz w:val="16"/>
-          <w:szCs w:val="16"/>
-        </w:rPr>
-        <w:t xml:space="preserve">server_https.py → </w:t>
-      </w:r>
-      <w:proofErr w:type="spellStart"/>
-      <w:r>
-        <w:rPr>
-          <w:rFonts w:ascii="Segoe UI Emoji" w:hAnsi="Segoe UI Emoji" w:cs="Segoe UI Emoji"/>
-          <w:sz w:val="16"/>
-          <w:szCs w:val="16"/>
-        </w:rPr>
-        <w:t>endpoints</w:t>
-      </w:r>
-      <w:proofErr w:type="spellEnd"/>
-      <w:r>
-        <w:rPr>
-          <w:rFonts w:ascii="Segoe UI Emoji" w:hAnsi="Segoe UI Emoji" w:cs="Segoe UI Emoji"/>
-          <w:sz w:val="16"/>
-          <w:szCs w:val="16"/>
-        </w:rPr>
-        <w:t xml:space="preserve"> y lógica principal.</w:t>
+          <w:sz w:val="16"/>
+          <w:szCs w:val="16"/>
+        </w:rPr>
+        <w:t>✅ Modularización del servidor en Python.</w:t>
       </w:r>
     </w:p>
     <w:p>
       <w:pPr>
         <w:numPr>
           <w:ilvl w:val="0"/>
-          <w:numId w:val="8"/>
+          <w:numId w:val="19"/>
         </w:numPr>
         <w:spacing w:after="0"/>
         <w:rPr>
@@ -752,73 +234,17 @@
       <w:r>
         <w:rPr>
           <w:rFonts w:ascii="Segoe UI Emoji" w:hAnsi="Segoe UI Emoji" w:cs="Segoe UI Emoji"/>
-          <w:b/>
-          <w:bCs/>
-          <w:sz w:val="16"/>
-          <w:szCs w:val="16"/>
-        </w:rPr>
-        <w:t>CSRF avanzado con tokens</w:t>
-      </w:r>
-    </w:p>
-    <w:p>
-      <w:pPr>
-        <w:numPr>
-          <w:ilvl w:val="1"/>
-          <w:numId w:val="8"/>
-        </w:numPr>
-        <w:spacing w:after="0"/>
-        <w:rPr>
-          <w:rFonts w:ascii="Segoe UI Emoji" w:hAnsi="Segoe UI Emoji" w:cs="Segoe UI Emoji"/>
-          <w:sz w:val="16"/>
-          <w:szCs w:val="16"/>
-        </w:rPr>
-      </w:pPr>
-      <w:proofErr w:type="spellStart"/>
-      <w:r>
-        <w:rPr>
-          <w:rFonts w:ascii="Segoe UI Emoji" w:hAnsi="Segoe UI Emoji" w:cs="Segoe UI Emoji"/>
-          <w:sz w:val="16"/>
-          <w:szCs w:val="16"/>
-        </w:rPr>
-        <w:t>Endpoint</w:t>
-      </w:r>
-      <w:proofErr w:type="spellEnd"/>
-      <w:r>
-        <w:rPr>
-          <w:rFonts w:ascii="Segoe UI Emoji" w:hAnsi="Segoe UI Emoji" w:cs="Segoe UI Emoji"/>
-          <w:sz w:val="16"/>
-          <w:szCs w:val="16"/>
-        </w:rPr>
-        <w:t xml:space="preserve"> /transfer validando token CSRF único por sesión.</w:t>
-      </w:r>
-    </w:p>
-    <w:p>
-      <w:pPr>
-        <w:numPr>
-          <w:ilvl w:val="1"/>
-          <w:numId w:val="8"/>
-        </w:numPr>
-        <w:spacing w:after="0"/>
-        <w:rPr>
-          <w:rFonts w:ascii="Segoe UI Emoji" w:hAnsi="Segoe UI Emoji" w:cs="Segoe UI Emoji"/>
-          <w:sz w:val="16"/>
-          <w:szCs w:val="16"/>
-        </w:rPr>
-      </w:pPr>
-      <w:r>
-        <w:rPr>
-          <w:rFonts w:ascii="Segoe UI Emoji" w:hAnsi="Segoe UI Emoji" w:cs="Segoe UI Emoji"/>
-          <w:sz w:val="16"/>
-          <w:szCs w:val="16"/>
-        </w:rPr>
-        <w:t>Prueba práctica con csrf_test.html → comprobado correctamente.</w:t>
+          <w:sz w:val="16"/>
+          <w:szCs w:val="16"/>
+        </w:rPr>
+        <w:t>✅ Pruebas manuales de vulnerabilidades (XSS, CSRF, Session Fixation).</w:t>
       </w:r>
     </w:p>
     <w:p>
       <w:pPr>
         <w:numPr>
           <w:ilvl w:val="0"/>
-          <w:numId w:val="8"/>
+          <w:numId w:val="19"/>
         </w:numPr>
         <w:spacing w:after="0"/>
         <w:rPr>
@@ -830,99 +256,63 @@
       <w:r>
         <w:rPr>
           <w:rFonts w:ascii="Segoe UI Emoji" w:hAnsi="Segoe UI Emoji" w:cs="Segoe UI Emoji"/>
-          <w:b/>
-          <w:bCs/>
-          <w:sz w:val="16"/>
-          <w:szCs w:val="16"/>
-        </w:rPr>
-        <w:t>Login multiusuario</w:t>
-      </w:r>
-    </w:p>
-    <w:p>
-      <w:pPr>
-        <w:numPr>
-          <w:ilvl w:val="1"/>
-          <w:numId w:val="8"/>
-        </w:numPr>
-        <w:spacing w:after="0"/>
-        <w:rPr>
-          <w:rFonts w:ascii="Segoe UI Emoji" w:hAnsi="Segoe UI Emoji" w:cs="Segoe UI Emoji"/>
-          <w:sz w:val="16"/>
-          <w:szCs w:val="16"/>
-        </w:rPr>
-      </w:pPr>
-      <w:r>
-        <w:rPr>
-          <w:rFonts w:ascii="Segoe UI Emoji" w:hAnsi="Segoe UI Emoji" w:cs="Segoe UI Emoji"/>
-          <w:sz w:val="16"/>
-          <w:szCs w:val="16"/>
-        </w:rPr>
-        <w:t xml:space="preserve">Implementación de </w:t>
-      </w:r>
-      <w:proofErr w:type="spellStart"/>
-      <w:r>
-        <w:rPr>
-          <w:rFonts w:ascii="Segoe UI Emoji" w:hAnsi="Segoe UI Emoji" w:cs="Segoe UI Emoji"/>
-          <w:sz w:val="16"/>
-          <w:szCs w:val="16"/>
-        </w:rPr>
-        <w:t>check_login</w:t>
-      </w:r>
-      <w:proofErr w:type="spellEnd"/>
-      <w:r>
-        <w:rPr>
-          <w:rFonts w:ascii="Segoe UI Emoji" w:hAnsi="Segoe UI Emoji" w:cs="Segoe UI Emoji"/>
-          <w:sz w:val="16"/>
-          <w:szCs w:val="16"/>
-        </w:rPr>
-        <w:t xml:space="preserve"> con varios usuarios y contraseñas.</w:t>
-      </w:r>
-    </w:p>
-    <w:p>
-      <w:pPr>
-        <w:numPr>
-          <w:ilvl w:val="1"/>
-          <w:numId w:val="8"/>
-        </w:numPr>
-        <w:spacing w:after="0"/>
-        <w:rPr>
-          <w:rFonts w:ascii="Segoe UI Emoji" w:hAnsi="Segoe UI Emoji" w:cs="Segoe UI Emoji"/>
-          <w:sz w:val="16"/>
-          <w:szCs w:val="16"/>
-        </w:rPr>
-      </w:pPr>
-      <w:r>
-        <w:rPr>
-          <w:rFonts w:ascii="Segoe UI Emoji" w:hAnsi="Segoe UI Emoji" w:cs="Segoe UI Emoji"/>
-          <w:sz w:val="16"/>
-          <w:szCs w:val="16"/>
-        </w:rPr>
-        <w:t>Validación correcta de credenciales en /</w:t>
-      </w:r>
-      <w:proofErr w:type="spellStart"/>
-      <w:r>
-        <w:rPr>
-          <w:rFonts w:ascii="Segoe UI Emoji" w:hAnsi="Segoe UI Emoji" w:cs="Segoe UI Emoji"/>
-          <w:sz w:val="16"/>
-          <w:szCs w:val="16"/>
-        </w:rPr>
-        <w:t>login</w:t>
-      </w:r>
-      <w:proofErr w:type="spellEnd"/>
-      <w:r>
-        <w:rPr>
-          <w:rFonts w:ascii="Segoe UI Emoji" w:hAnsi="Segoe UI Emoji" w:cs="Segoe UI Emoji"/>
-          <w:sz w:val="16"/>
-          <w:szCs w:val="16"/>
-        </w:rPr>
-        <w:t>.</w:t>
+          <w:sz w:val="16"/>
+          <w:szCs w:val="16"/>
+        </w:rPr>
+        <w:t>✅ Implementación de defensas iniciales (tokens CSRF, cookies seguras).</w:t>
+      </w:r>
+      <w:r>
+        <w:rPr>
+          <w:rFonts w:ascii="Segoe UI Emoji" w:hAnsi="Segoe UI Emoji" w:cs="Segoe UI Emoji"/>
+          <w:sz w:val="16"/>
+          <w:szCs w:val="16"/>
+        </w:rPr>
+        <w:br/>
+      </w:r>
+      <w:r>
+        <w:rPr>
+          <w:rFonts w:ascii="Segoe UI Emoji" w:hAnsi="Segoe UI Emoji" w:cs="Segoe UI Emoji"/>
+          <w:b/>
+          <w:bCs/>
+          <w:sz w:val="16"/>
+          <w:szCs w:val="16"/>
+        </w:rPr>
+        <w:t>Checkpoint:</w:t>
+      </w:r>
+      <w:r>
+        <w:rPr>
+          <w:rFonts w:ascii="Segoe UI Emoji" w:hAnsi="Segoe UI Emoji" w:cs="Segoe UI Emoji"/>
+          <w:sz w:val="16"/>
+          <w:szCs w:val="16"/>
+        </w:rPr>
+        <w:t xml:space="preserve"> Comprensión práctica de ataques y defensas en aplicaciones web.</w:t>
+      </w:r>
+    </w:p>
+    <w:p>
+      <w:pPr>
+        <w:spacing w:after="0"/>
+        <w:rPr>
+          <w:rFonts w:ascii="Segoe UI Emoji" w:hAnsi="Segoe UI Emoji" w:cs="Segoe UI Emoji"/>
+          <w:sz w:val="16"/>
+          <w:szCs w:val="16"/>
+        </w:rPr>
+      </w:pPr>
+      <w:r>
+        <w:rPr>
+          <w:rFonts w:ascii="Segoe UI Emoji" w:hAnsi="Segoe UI Emoji" w:cs="Segoe UI Emoji"/>
+          <w:b/>
+          <w:bCs/>
+          <w:sz w:val="16"/>
+          <w:szCs w:val="16"/>
+        </w:rPr>
+        <w:t>Fase 3 — Pentesting y herramientas</w:t>
       </w:r>
     </w:p>
     <w:p>
       <w:pPr>
         <w:numPr>
           <w:ilvl w:val="0"/>
-          <w:numId w:val="8"/>
+          <w:numId w:val="20"/>
         </w:numPr>
         <w:spacing w:after="0"/>
         <w:rPr>
@@ -934,19 +324,17 @@
       <w:r>
         <w:rPr>
           <w:rFonts w:ascii="Segoe UI Emoji" w:hAnsi="Segoe UI Emoji" w:cs="Segoe UI Emoji"/>
-          <w:b/>
-          <w:bCs/>
-          <w:sz w:val="16"/>
-          <w:szCs w:val="16"/>
-        </w:rPr>
-        <w:t>Persistencia de sesiones en JSON</w:t>
+          <w:sz w:val="16"/>
+          <w:szCs w:val="16"/>
+        </w:rPr>
+        <w:t>✅ Burp Suite: pruebas manuales de XSS y CSRF.</w:t>
       </w:r>
     </w:p>
     <w:p>
       <w:pPr>
         <w:numPr>
           <w:ilvl w:val="0"/>
-          <w:numId w:val="9"/>
+          <w:numId w:val="20"/>
         </w:numPr>
         <w:spacing w:after="0"/>
         <w:rPr>
@@ -961,34 +349,14 @@
           <w:sz w:val="16"/>
           <w:szCs w:val="16"/>
         </w:rPr>
-        <w:t xml:space="preserve">Modificación de sessions.py para guardar y cargar sesiones en </w:t>
-      </w:r>
-      <w:proofErr w:type="spellStart"/>
-      <w:proofErr w:type="gramStart"/>
-      <w:r>
-        <w:rPr>
-          <w:rFonts w:ascii="Segoe UI Emoji" w:hAnsi="Segoe UI Emoji" w:cs="Segoe UI Emoji"/>
-          <w:sz w:val="16"/>
-          <w:szCs w:val="16"/>
-        </w:rPr>
-        <w:t>sessions.json</w:t>
-      </w:r>
-      <w:proofErr w:type="spellEnd"/>
-      <w:proofErr w:type="gramEnd"/>
-      <w:r>
-        <w:rPr>
-          <w:rFonts w:ascii="Segoe UI Emoji" w:hAnsi="Segoe UI Emoji" w:cs="Segoe UI Emoji"/>
-          <w:sz w:val="16"/>
-          <w:szCs w:val="16"/>
-        </w:rPr>
-        <w:t>.</w:t>
+        <w:t>✅ OWASP ZAP: escaneo automático, hallazgos de cabeceras faltantes.</w:t>
       </w:r>
     </w:p>
     <w:p>
       <w:pPr>
         <w:numPr>
           <w:ilvl w:val="0"/>
-          <w:numId w:val="9"/>
+          <w:numId w:val="20"/>
         </w:numPr>
         <w:spacing w:after="0"/>
         <w:rPr>
@@ -1003,50 +371,14 @@
           <w:sz w:val="16"/>
           <w:szCs w:val="16"/>
         </w:rPr>
-        <w:t>Sesiones sobreviven a reinicios del servidor.</w:t>
-      </w:r>
-    </w:p>
-    <w:p>
-      <w:pPr>
-        <w:spacing w:after="0"/>
-        <w:rPr>
-          <w:rFonts w:ascii="Segoe UI Emoji" w:hAnsi="Segoe UI Emoji" w:cs="Segoe UI Emoji"/>
-          <w:sz w:val="16"/>
-          <w:szCs w:val="16"/>
-        </w:rPr>
-      </w:pPr>
-      <w:r>
-        <w:rPr>
-          <w:rFonts w:ascii="Segoe UI Emoji" w:hAnsi="Segoe UI Emoji" w:cs="Segoe UI Emoji"/>
-          <w:sz w:val="16"/>
-          <w:szCs w:val="16"/>
-        </w:rPr>
-        <w:t>🚀 Fase 3 – Prácticas avanzadas (en curso)</w:t>
-      </w:r>
-    </w:p>
-    <w:p>
-      <w:pPr>
-        <w:spacing w:after="0"/>
-        <w:rPr>
-          <w:rFonts w:ascii="Segoe UI Emoji" w:hAnsi="Segoe UI Emoji" w:cs="Segoe UI Emoji"/>
-          <w:sz w:val="16"/>
-          <w:szCs w:val="16"/>
-        </w:rPr>
-      </w:pPr>
-      <w:r>
-        <w:rPr>
-          <w:rFonts w:ascii="Segoe UI Emoji" w:hAnsi="Segoe UI Emoji" w:cs="Segoe UI Emoji"/>
-          <w:sz w:val="16"/>
-          <w:szCs w:val="16"/>
-        </w:rPr>
-        <w:t>✅ Avances logrados</w:t>
+        <w:t>✅ Nmap: escaneo de puertos y servicios, detección de versiones y certificado.</w:t>
       </w:r>
     </w:p>
     <w:p>
       <w:pPr>
         <w:numPr>
           <w:ilvl w:val="0"/>
-          <w:numId w:val="10"/>
+          <w:numId w:val="20"/>
         </w:numPr>
         <w:spacing w:after="0"/>
         <w:rPr>
@@ -1058,77 +390,95 @@
       <w:r>
         <w:rPr>
           <w:rFonts w:ascii="Segoe UI Emoji" w:hAnsi="Segoe UI Emoji" w:cs="Segoe UI Emoji"/>
-          <w:b/>
-          <w:bCs/>
-          <w:sz w:val="16"/>
-          <w:szCs w:val="16"/>
-        </w:rPr>
-        <w:t>Entorno listo</w:t>
-      </w:r>
-      <w:r>
-        <w:rPr>
-          <w:rFonts w:ascii="Segoe UI Emoji" w:hAnsi="Segoe UI Emoji" w:cs="Segoe UI Emoji"/>
-          <w:sz w:val="16"/>
-          <w:szCs w:val="16"/>
-        </w:rPr>
-        <w:t>: Kali Linux en VirtualBox con carpeta compartida (</w:t>
-      </w:r>
-      <w:proofErr w:type="spellStart"/>
-      <w:r>
-        <w:rPr>
-          <w:rFonts w:ascii="Segoe UI Emoji" w:hAnsi="Segoe UI Emoji" w:cs="Segoe UI Emoji"/>
-          <w:sz w:val="16"/>
-          <w:szCs w:val="16"/>
-        </w:rPr>
-        <w:t>sf_LABORATORIO</w:t>
-      </w:r>
-      <w:proofErr w:type="spellEnd"/>
-      <w:r>
-        <w:rPr>
-          <w:rFonts w:ascii="Segoe UI Emoji" w:hAnsi="Segoe UI Emoji" w:cs="Segoe UI Emoji"/>
-          <w:sz w:val="16"/>
-          <w:szCs w:val="16"/>
-        </w:rPr>
-        <w:t>).</w:t>
+          <w:sz w:val="16"/>
+          <w:szCs w:val="16"/>
+        </w:rPr>
+        <w:t>✅ Wireshark: captura de tráfico cifrado, confirmación de handshake TLS y payload escapado.</w:t>
+      </w:r>
+      <w:r>
+        <w:rPr>
+          <w:rFonts w:ascii="Segoe UI Emoji" w:hAnsi="Segoe UI Emoji" w:cs="Segoe UI Emoji"/>
+          <w:sz w:val="16"/>
+          <w:szCs w:val="16"/>
+        </w:rPr>
+        <w:br/>
+      </w:r>
+      <w:r>
+        <w:rPr>
+          <w:rFonts w:ascii="Segoe UI Emoji" w:hAnsi="Segoe UI Emoji" w:cs="Segoe UI Emoji"/>
+          <w:b/>
+          <w:bCs/>
+          <w:sz w:val="16"/>
+          <w:szCs w:val="16"/>
+        </w:rPr>
+        <w:t>Checkpoint:</w:t>
+      </w:r>
+      <w:r>
+        <w:rPr>
+          <w:rFonts w:ascii="Segoe UI Emoji" w:hAnsi="Segoe UI Emoji" w:cs="Segoe UI Emoji"/>
+          <w:sz w:val="16"/>
+          <w:szCs w:val="16"/>
+        </w:rPr>
+        <w:t xml:space="preserve"> Manejo de herramientas profesionales de pentesting y análisis de red.</w:t>
+      </w:r>
+    </w:p>
+    <w:p>
+      <w:pPr>
+        <w:spacing w:after="0"/>
+        <w:rPr>
+          <w:rFonts w:ascii="Segoe UI Emoji" w:hAnsi="Segoe UI Emoji" w:cs="Segoe UI Emoji"/>
+          <w:sz w:val="16"/>
+          <w:szCs w:val="16"/>
+        </w:rPr>
+      </w:pPr>
+      <w:r>
+        <w:rPr>
+          <w:rFonts w:ascii="Segoe UI Emoji" w:hAnsi="Segoe UI Emoji" w:cs="Segoe UI Emoji"/>
+          <w:b/>
+          <w:bCs/>
+          <w:sz w:val="16"/>
+          <w:szCs w:val="16"/>
+        </w:rPr>
+        <w:t>Fase 4 — Teoría avanzada + práctica</w:t>
       </w:r>
     </w:p>
     <w:p>
       <w:pPr>
         <w:numPr>
           <w:ilvl w:val="0"/>
-          <w:numId w:val="10"/>
+          <w:numId w:val="21"/>
         </w:numPr>
         <w:spacing w:after="0"/>
         <w:rPr>
           <w:rFonts w:ascii="Segoe UI Emoji" w:hAnsi="Segoe UI Emoji" w:cs="Segoe UI Emoji"/>
           <w:sz w:val="16"/>
           <w:szCs w:val="16"/>
-        </w:rPr>
-      </w:pPr>
-      <w:r>
-        <w:rPr>
-          <w:rFonts w:ascii="Segoe UI Emoji" w:hAnsi="Segoe UI Emoji" w:cs="Segoe UI Emoji"/>
-          <w:b/>
-          <w:bCs/>
-          <w:sz w:val="16"/>
-          <w:szCs w:val="16"/>
-        </w:rPr>
-        <w:t>Servidor vulnerable levantado</w:t>
-      </w:r>
-      <w:r>
-        <w:rPr>
-          <w:rFonts w:ascii="Segoe UI Emoji" w:hAnsi="Segoe UI Emoji" w:cs="Segoe UI Emoji"/>
-          <w:sz w:val="16"/>
-          <w:szCs w:val="16"/>
-        </w:rPr>
-        <w:t xml:space="preserve"> con python3 server_https.py.</w:t>
+          <w:lang w:val="en-US"/>
+        </w:rPr>
+      </w:pPr>
+      <w:r>
+        <w:rPr>
+          <w:rFonts w:ascii="Segoe UI Emoji" w:hAnsi="Segoe UI Emoji" w:cs="Segoe UI Emoji"/>
+          <w:sz w:val="16"/>
+          <w:szCs w:val="16"/>
+        </w:rPr>
+        <w:t>🔄</w:t>
+      </w:r>
+      <w:r>
+        <w:rPr>
+          <w:rFonts w:ascii="Segoe UI Emoji" w:hAnsi="Segoe UI Emoji" w:cs="Segoe UI Emoji"/>
+          <w:sz w:val="16"/>
+          <w:szCs w:val="16"/>
+          <w:lang w:val="en-US"/>
+        </w:rPr>
+        <w:t xml:space="preserve"> Hashing: MD5, SHA-256, bcrypt.</w:t>
       </w:r>
     </w:p>
     <w:p>
       <w:pPr>
         <w:numPr>
           <w:ilvl w:val="0"/>
-          <w:numId w:val="10"/>
+          <w:numId w:val="21"/>
         </w:numPr>
         <w:spacing w:after="0"/>
         <w:rPr>
@@ -1137,60 +487,20 @@
           <w:szCs w:val="16"/>
         </w:rPr>
       </w:pPr>
-      <w:proofErr w:type="spellStart"/>
-      <w:r>
-        <w:rPr>
-          <w:rFonts w:ascii="Segoe UI Emoji" w:hAnsi="Segoe UI Emoji" w:cs="Segoe UI Emoji"/>
-          <w:b/>
-          <w:bCs/>
-          <w:sz w:val="16"/>
-          <w:szCs w:val="16"/>
-        </w:rPr>
-        <w:t>Burp</w:t>
-      </w:r>
-      <w:proofErr w:type="spellEnd"/>
-      <w:r>
-        <w:rPr>
-          <w:rFonts w:ascii="Segoe UI Emoji" w:hAnsi="Segoe UI Emoji" w:cs="Segoe UI Emoji"/>
-          <w:b/>
-          <w:bCs/>
-          <w:sz w:val="16"/>
-          <w:szCs w:val="16"/>
-        </w:rPr>
-        <w:t xml:space="preserve"> Suite</w:t>
-      </w:r>
-      <w:r>
-        <w:rPr>
-          <w:rFonts w:ascii="Segoe UI Emoji" w:hAnsi="Segoe UI Emoji" w:cs="Segoe UI Emoji"/>
-          <w:sz w:val="16"/>
-          <w:szCs w:val="16"/>
-        </w:rPr>
-        <w:t xml:space="preserve">: interceptando correctamente, uso de Proxy y </w:t>
-      </w:r>
-      <w:proofErr w:type="spellStart"/>
-      <w:r>
-        <w:rPr>
-          <w:rFonts w:ascii="Segoe UI Emoji" w:hAnsi="Segoe UI Emoji" w:cs="Segoe UI Emoji"/>
-          <w:sz w:val="16"/>
-          <w:szCs w:val="16"/>
-        </w:rPr>
-        <w:t>Repeater</w:t>
-      </w:r>
-      <w:proofErr w:type="spellEnd"/>
-      <w:r>
-        <w:rPr>
-          <w:rFonts w:ascii="Segoe UI Emoji" w:hAnsi="Segoe UI Emoji" w:cs="Segoe UI Emoji"/>
-          <w:sz w:val="16"/>
-          <w:szCs w:val="16"/>
-        </w:rPr>
-        <w:t>.</w:t>
+      <w:r>
+        <w:rPr>
+          <w:rFonts w:ascii="Segoe UI Emoji" w:hAnsi="Segoe UI Emoji" w:cs="Segoe UI Emoji"/>
+          <w:sz w:val="16"/>
+          <w:szCs w:val="16"/>
+        </w:rPr>
+        <w:t>🔄 Cifrado: simétrico (AES), asimétrico (RSA).</w:t>
       </w:r>
     </w:p>
     <w:p>
       <w:pPr>
         <w:numPr>
           <w:ilvl w:val="0"/>
-          <w:numId w:val="10"/>
+          <w:numId w:val="21"/>
         </w:numPr>
         <w:spacing w:after="0"/>
         <w:rPr>
@@ -1202,27 +512,17 @@
       <w:r>
         <w:rPr>
           <w:rFonts w:ascii="Segoe UI Emoji" w:hAnsi="Segoe UI Emoji" w:cs="Segoe UI Emoji"/>
-          <w:b/>
-          <w:bCs/>
-          <w:sz w:val="16"/>
-          <w:szCs w:val="16"/>
-        </w:rPr>
-        <w:t>XSS reflejado confirmado</w:t>
-      </w:r>
-      <w:r>
-        <w:rPr>
-          <w:rFonts w:ascii="Segoe UI Emoji" w:hAnsi="Segoe UI Emoji" w:cs="Segoe UI Emoji"/>
-          <w:sz w:val="16"/>
-          <w:szCs w:val="16"/>
-        </w:rPr>
-        <w:t xml:space="preserve"> con múltiples vectores:</w:t>
+          <w:sz w:val="16"/>
+          <w:szCs w:val="16"/>
+        </w:rPr>
+        <w:t>🔄 Autenticación: contraseñas, tokens, certificados.</w:t>
       </w:r>
     </w:p>
     <w:p>
       <w:pPr>
         <w:numPr>
           <w:ilvl w:val="0"/>
-          <w:numId w:val="11"/>
+          <w:numId w:val="21"/>
         </w:numPr>
         <w:spacing w:after="0"/>
         <w:rPr>
@@ -1237,14 +537,14 @@
           <w:sz w:val="16"/>
           <w:szCs w:val="16"/>
         </w:rPr>
-        <w:pict w14:anchorId="677C1C48"/>
+        <w:t>🔄 Comparación entre teoría y evidencia práctica en laboratorios.</w:t>
       </w:r>
     </w:p>
     <w:p>
       <w:pPr>
         <w:numPr>
           <w:ilvl w:val="0"/>
-          <w:numId w:val="11"/>
+          <w:numId w:val="21"/>
         </w:numPr>
         <w:spacing w:after="0"/>
         <w:rPr>
@@ -1259,14 +559,60 @@
           <w:sz w:val="16"/>
           <w:szCs w:val="16"/>
         </w:rPr>
-        <w:pict w14:anchorId="1F55E7D3"/>
+        <w:t>🔄 Construcción de tablas comparativas y mapas conceptuales.</w:t>
+      </w:r>
+      <w:r>
+        <w:rPr>
+          <w:rFonts w:ascii="Segoe UI Emoji" w:hAnsi="Segoe UI Emoji" w:cs="Segoe UI Emoji"/>
+          <w:sz w:val="16"/>
+          <w:szCs w:val="16"/>
+        </w:rPr>
+        <w:br/>
+      </w:r>
+      <w:r>
+        <w:rPr>
+          <w:rFonts w:ascii="Segoe UI Emoji" w:hAnsi="Segoe UI Emoji" w:cs="Segoe UI Emoji"/>
+          <w:b/>
+          <w:bCs/>
+          <w:sz w:val="16"/>
+          <w:szCs w:val="16"/>
+        </w:rPr>
+        <w:t>Checkpoint (en progreso):</w:t>
+      </w:r>
+      <w:r>
+        <w:rPr>
+          <w:rFonts w:ascii="Segoe UI Emoji" w:hAnsi="Segoe UI Emoji" w:cs="Segoe UI Emoji"/>
+          <w:sz w:val="16"/>
+          <w:szCs w:val="16"/>
+        </w:rPr>
+        <w:t xml:space="preserve"> Integrar teoría de criptografía y autenticación con práctica real.</w:t>
+      </w:r>
+    </w:p>
+    <w:p>
+      <w:pPr>
+        <w:spacing w:after="0"/>
+        <w:rPr>
+          <w:rFonts w:ascii="Segoe UI Emoji" w:hAnsi="Segoe UI Emoji" w:cs="Segoe UI Emoji"/>
+          <w:sz w:val="16"/>
+          <w:szCs w:val="16"/>
+        </w:rPr>
+      </w:pPr>
+      <w:r>
+        <w:rPr>
+          <w:rFonts w:ascii="Segoe UI Emoji" w:hAnsi="Segoe UI Emoji" w:cs="Segoe UI Emoji"/>
+          <w:b/>
+          <w:bCs/>
+          <w:sz w:val="16"/>
+          <w:szCs w:val="16"/>
+        </w:rPr>
+        <w:t>Fase 5 — Portfolio y certificación</w:t>
       </w:r>
     </w:p>
     <w:p>
       <w:pPr>
         <w:numPr>
           <w:ilvl w:val="0"/>
-          <w:numId w:val="11"/>
+          <w:numId w:val="22"/>
         </w:numPr>
         <w:spacing w:after="0"/>
         <w:rPr>
@@ -1281,40 +627,32 @@
           <w:sz w:val="16"/>
           <w:szCs w:val="16"/>
         </w:rPr>
-        <w:t>"&gt;</w:t>
-      </w:r>
-      <w:r>
-        <w:rPr>
-          <w:rFonts w:ascii="Segoe UI Emoji" w:hAnsi="Segoe UI Emoji" w:cs="Segoe UI Emoji"/>
-          <w:sz w:val="16"/>
-          <w:szCs w:val="16"/>
-        </w:rPr>
-        <w:pict w14:anchorId="3DAB522F"/>
-      </w:r>
-    </w:p>
-    <w:p>
-      <w:pPr>
-        <w:spacing w:after="0"/>
-        <w:rPr>
-          <w:rFonts w:ascii="Segoe UI Emoji" w:hAnsi="Segoe UI Emoji" w:cs="Segoe UI Emoji"/>
-          <w:sz w:val="16"/>
-          <w:szCs w:val="16"/>
-        </w:rPr>
-      </w:pPr>
-      <w:r>
-        <w:rPr>
-          <w:rFonts w:ascii="Segoe UI Emoji" w:hAnsi="Segoe UI Emoji" w:cs="Segoe UI Emoji"/>
-          <w:sz w:val="16"/>
-          <w:szCs w:val="16"/>
-        </w:rPr>
-        <w:t>🔄 Pendientes</w:t>
+        <w:t xml:space="preserve">🔄 Consolidar todo en tu </w:t>
+      </w:r>
+      <w:r>
+        <w:rPr>
+          <w:rFonts w:ascii="Segoe UI Emoji" w:hAnsi="Segoe UI Emoji" w:cs="Segoe UI Emoji"/>
+          <w:b/>
+          <w:bCs/>
+          <w:sz w:val="16"/>
+          <w:szCs w:val="16"/>
+        </w:rPr>
+        <w:t>diario técnico</w:t>
+      </w:r>
+      <w:r>
+        <w:rPr>
+          <w:rFonts w:ascii="Segoe UI Emoji" w:hAnsi="Segoe UI Emoji" w:cs="Segoe UI Emoji"/>
+          <w:sz w:val="16"/>
+          <w:szCs w:val="16"/>
+        </w:rPr>
+        <w:t xml:space="preserve"> y checklist de seguridad.</w:t>
       </w:r>
     </w:p>
     <w:p>
       <w:pPr>
         <w:numPr>
           <w:ilvl w:val="0"/>
-          <w:numId w:val="12"/>
+          <w:numId w:val="22"/>
         </w:numPr>
         <w:spacing w:after="0"/>
         <w:rPr>
@@ -1323,203 +661,20 @@
           <w:szCs w:val="16"/>
         </w:rPr>
       </w:pPr>
-      <w:proofErr w:type="spellStart"/>
-      <w:r>
-        <w:rPr>
-          <w:rFonts w:ascii="Segoe UI Emoji" w:hAnsi="Segoe UI Emoji" w:cs="Segoe UI Emoji"/>
-          <w:b/>
-          <w:bCs/>
-          <w:sz w:val="16"/>
-          <w:szCs w:val="16"/>
-        </w:rPr>
-        <w:t>Payloads</w:t>
-      </w:r>
-      <w:proofErr w:type="spellEnd"/>
-      <w:r>
-        <w:rPr>
-          <w:rFonts w:ascii="Segoe UI Emoji" w:hAnsi="Segoe UI Emoji" w:cs="Segoe UI Emoji"/>
-          <w:b/>
-          <w:bCs/>
-          <w:sz w:val="16"/>
-          <w:szCs w:val="16"/>
-        </w:rPr>
-        <w:t xml:space="preserve"> adicionales en </w:t>
-      </w:r>
-      <w:proofErr w:type="spellStart"/>
-      <w:r>
-        <w:rPr>
-          <w:rFonts w:ascii="Segoe UI Emoji" w:hAnsi="Segoe UI Emoji" w:cs="Segoe UI Emoji"/>
-          <w:b/>
-          <w:bCs/>
-          <w:sz w:val="16"/>
-          <w:szCs w:val="16"/>
-        </w:rPr>
-        <w:t>Repeater</w:t>
-      </w:r>
-      <w:proofErr w:type="spellEnd"/>
-    </w:p>
-    <w:p>
-      <w:pPr>
-        <w:numPr>
-          <w:ilvl w:val="1"/>
-          <w:numId w:val="12"/>
-        </w:numPr>
-        <w:spacing w:after="0"/>
-        <w:rPr>
-          <w:rFonts w:ascii="Segoe UI Emoji" w:hAnsi="Segoe UI Emoji" w:cs="Segoe UI Emoji"/>
-          <w:sz w:val="16"/>
-          <w:szCs w:val="16"/>
-        </w:rPr>
-      </w:pPr>
-      <w:r>
-        <w:rPr>
-          <w:rFonts w:ascii="Segoe UI Emoji" w:hAnsi="Segoe UI Emoji" w:cs="Segoe UI Emoji"/>
-          <w:sz w:val="16"/>
-          <w:szCs w:val="16"/>
-        </w:rPr>
-        <mc:AlternateContent>
-          <mc:Choice Requires="wps">
-            <w:drawing>
-              <wp:inline distT="0" distB="0" distL="0" distR="0" wp14:anchorId="707CA851" wp14:editId="49C95B27">
-                <wp:extent cx="304800" cy="304800"/>
-                <wp:effectExtent l="0" t="0" r="0" b="0"/>
-                <wp:docPr id="1757379372" name="Rectángulo 2"/>
-                <wp:cNvGraphicFramePr>
-                  <a:graphicFrameLocks xmlns:a="http://schemas.openxmlformats.org/drawingml/2006/main" noChangeAspect="1"/>
-                </wp:cNvGraphicFramePr>
-                <a:graphic xmlns:a="http://schemas.openxmlformats.org/drawingml/2006/main">
-                  <a:graphicData uri="http://schemas.microsoft.com/office/word/2010/wordprocessingShape">
-                    <wps:wsp>
-                      <wps:cNvSpPr>
-                        <a:spLocks noChangeAspect="1" noChangeArrowheads="1"/>
-                      </wps:cNvSpPr>
-                      <wps:spPr bwMode="auto">
-                        <a:xfrm>
-                          <a:off x="0" y="0"/>
-                          <a:ext cx="304800" cy="304800"/>
-                        </a:xfrm>
-                        <a:prstGeom prst="rect">
-                          <a:avLst/>
-                        </a:prstGeom>
-                        <a:noFill/>
-                        <a:ln>
-                          <a:noFill/>
-                        </a:ln>
-                        <a:extLst>
-                          <a:ext uri="{909E8E84-426E-40DD-AFC4-6F175D3DCCD1}">
-                            <a14:hiddenFill xmlns:a14="http://schemas.microsoft.com/office/drawing/2010/main">
-                              <a:solidFill>
-                                <a:srgbClr val="FFFFFF"/>
-                              </a:solidFill>
-                            </a14:hiddenFill>
-                          </a:ext>
-                          <a:ext uri="{91240B29-F687-4F45-9708-019B960494DF}">
-                            <a14:hiddenLine xmlns:a14="http://schemas.microsoft.com/office/drawing/2010/main" w="9525">
-                              <a:solidFill>
-                                <a:srgbClr val="000000"/>
-                              </a:solidFill>
-                              <a:miter lim="800000"/>
-                              <a:headEnd/>
-                              <a:tailEnd/>
-                            </a14:hiddenLine>
-                          </a:ext>
-                        </a:extLst>
-                      </wps:spPr>
-                      <wps:bodyPr rot="0" vert="horz" wrap="square" lIns="91440" tIns="45720" rIns="91440" bIns="45720" anchor="t" anchorCtr="0" upright="1">
-                        <a:noAutofit/>
-                      </wps:bodyPr>
-                    </wps:wsp>
-                  </a:graphicData>
-                </a:graphic>
-              </wp:inline>
-            </w:drawing>
-          </mc:Choice>
-          <mc:Fallback>
-            <w:pict>
-              <v:rect w14:anchorId="5F8AF151" id="Rectángulo 2" o:spid="_x0000_s1026" style="width:24pt;height:24pt;visibility:visible;mso-wrap-style:square;mso-left-percent:-10001;mso-top-percent:-10001;mso-position-horizontal:absolute;mso-position-horizontal-relative:char;mso-position-vertical:absolute;mso-position-vertical-relative:line;mso-left-percent:-10001;mso-top-percent:-10001;v-text-anchor:top" o:gfxdata="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" filled="f" stroked="f">
-                <o:lock v:ext="edit" aspectratio="t"/>
-                <w10:anchorlock/>
-              </v:rect>
-            </w:pict>
-          </mc:Fallback>
-        </mc:AlternateContent>
-      </w:r>
-    </w:p>
-    <w:p>
-      <w:pPr>
-        <w:numPr>
-          <w:ilvl w:val="1"/>
-          <w:numId w:val="12"/>
-        </w:numPr>
-        <w:spacing w:after="0"/>
-        <w:rPr>
-          <w:rFonts w:ascii="Segoe UI Emoji" w:hAnsi="Segoe UI Emoji" w:cs="Segoe UI Emoji"/>
-          <w:sz w:val="16"/>
-          <w:szCs w:val="16"/>
-        </w:rPr>
-      </w:pPr>
-    </w:p>
-    <w:p>
-      <w:pPr>
-        <w:numPr>
-          <w:ilvl w:val="1"/>
-          <w:numId w:val="12"/>
-        </w:numPr>
-        <w:spacing w:after="0"/>
-        <w:rPr>
-          <w:rFonts w:ascii="Segoe UI Emoji" w:hAnsi="Segoe UI Emoji" w:cs="Segoe UI Emoji"/>
-          <w:sz w:val="16"/>
-          <w:szCs w:val="16"/>
-        </w:rPr>
-      </w:pPr>
-    </w:p>
-    <w:p>
-      <w:pPr>
-        <w:numPr>
-          <w:ilvl w:val="1"/>
-          <w:numId w:val="12"/>
-        </w:numPr>
-        <w:spacing w:after="0"/>
-        <w:rPr>
-          <w:rFonts w:ascii="Segoe UI Emoji" w:hAnsi="Segoe UI Emoji" w:cs="Segoe UI Emoji"/>
-          <w:sz w:val="16"/>
-          <w:szCs w:val="16"/>
-        </w:rPr>
-      </w:pPr>
-      <w:r>
-        <w:rPr>
-          <w:rFonts w:ascii="Segoe UI Emoji" w:hAnsi="Segoe UI Emoji" w:cs="Segoe UI Emoji"/>
-          <w:sz w:val="16"/>
-          <w:szCs w:val="16"/>
-        </w:rPr>
-        <w:t xml:space="preserve">Variantes con </w:t>
-      </w:r>
-      <w:proofErr w:type="spellStart"/>
-      <w:proofErr w:type="gramStart"/>
-      <w:r>
-        <w:rPr>
-          <w:rFonts w:ascii="Segoe UI Emoji" w:hAnsi="Segoe UI Emoji" w:cs="Segoe UI Emoji"/>
-          <w:sz w:val="16"/>
-          <w:szCs w:val="16"/>
-        </w:rPr>
-        <w:t>document.cookie</w:t>
-      </w:r>
-      <w:proofErr w:type="spellEnd"/>
-      <w:proofErr w:type="gramEnd"/>
-      <w:r>
-        <w:rPr>
-          <w:rFonts w:ascii="Segoe UI Emoji" w:hAnsi="Segoe UI Emoji" w:cs="Segoe UI Emoji"/>
-          <w:sz w:val="16"/>
-          <w:szCs w:val="16"/>
-        </w:rPr>
-        <w:t xml:space="preserve"> para simular robo de sesión.</w:t>
+      <w:r>
+        <w:rPr>
+          <w:rFonts w:ascii="Segoe UI Emoji" w:hAnsi="Segoe UI Emoji" w:cs="Segoe UI Emoji"/>
+          <w:sz w:val="16"/>
+          <w:szCs w:val="16"/>
+        </w:rPr>
+        <w:t>🔄 Crear mini-mapas y guías reutilizables (cabeceras, payloads, equivalencias).</w:t>
       </w:r>
     </w:p>
     <w:p>
       <w:pPr>
         <w:numPr>
           <w:ilvl w:val="0"/>
-          <w:numId w:val="12"/>
+          <w:numId w:val="22"/>
         </w:numPr>
         <w:spacing w:after="0"/>
         <w:rPr>
@@ -1528,118 +683,38 @@
           <w:szCs w:val="16"/>
         </w:rPr>
       </w:pPr>
-      <w:proofErr w:type="spellStart"/>
-      <w:r>
-        <w:rPr>
-          <w:rFonts w:ascii="Segoe UI Emoji" w:hAnsi="Segoe UI Emoji" w:cs="Segoe UI Emoji"/>
-          <w:b/>
-          <w:bCs/>
-          <w:sz w:val="16"/>
-          <w:szCs w:val="16"/>
-        </w:rPr>
-        <w:t>Stored</w:t>
-      </w:r>
-      <w:proofErr w:type="spellEnd"/>
-      <w:r>
-        <w:rPr>
-          <w:rFonts w:ascii="Segoe UI Emoji" w:hAnsi="Segoe UI Emoji" w:cs="Segoe UI Emoji"/>
-          <w:b/>
-          <w:bCs/>
-          <w:sz w:val="16"/>
-          <w:szCs w:val="16"/>
-        </w:rPr>
-        <w:t xml:space="preserve"> XSS (persistente)</w:t>
-      </w:r>
-    </w:p>
-    <w:p>
-      <w:pPr>
-        <w:numPr>
-          <w:ilvl w:val="1"/>
-          <w:numId w:val="12"/>
-        </w:numPr>
-        <w:spacing w:after="0"/>
-        <w:rPr>
-          <w:rFonts w:ascii="Segoe UI Emoji" w:hAnsi="Segoe UI Emoji" w:cs="Segoe UI Emoji"/>
-          <w:sz w:val="16"/>
-          <w:szCs w:val="16"/>
-        </w:rPr>
-      </w:pPr>
-      <w:r>
-        <w:rPr>
-          <w:rFonts w:ascii="Segoe UI Emoji" w:hAnsi="Segoe UI Emoji" w:cs="Segoe UI Emoji"/>
-          <w:sz w:val="16"/>
-          <w:szCs w:val="16"/>
-        </w:rPr>
-        <w:t>Crear formulario vulnerable (ej. comentarios).</w:t>
-      </w:r>
-    </w:p>
-    <w:p>
-      <w:pPr>
-        <w:numPr>
-          <w:ilvl w:val="1"/>
-          <w:numId w:val="12"/>
-        </w:numPr>
-        <w:spacing w:after="0"/>
-        <w:rPr>
-          <w:rFonts w:ascii="Segoe UI Emoji" w:hAnsi="Segoe UI Emoji" w:cs="Segoe UI Emoji"/>
-          <w:sz w:val="16"/>
-          <w:szCs w:val="16"/>
-        </w:rPr>
-      </w:pPr>
-      <w:r>
-        <w:rPr>
-          <w:rFonts w:ascii="Segoe UI Emoji" w:hAnsi="Segoe UI Emoji" w:cs="Segoe UI Emoji"/>
-          <w:sz w:val="16"/>
-          <w:szCs w:val="16"/>
-        </w:rPr>
-        <w:t xml:space="preserve">Inyectar </w:t>
-      </w:r>
-      <w:proofErr w:type="spellStart"/>
-      <w:r>
-        <w:rPr>
-          <w:rFonts w:ascii="Segoe UI Emoji" w:hAnsi="Segoe UI Emoji" w:cs="Segoe UI Emoji"/>
-          <w:sz w:val="16"/>
-          <w:szCs w:val="16"/>
-        </w:rPr>
-        <w:t>payload</w:t>
-      </w:r>
-      <w:proofErr w:type="spellEnd"/>
-      <w:r>
-        <w:rPr>
-          <w:rFonts w:ascii="Segoe UI Emoji" w:hAnsi="Segoe UI Emoji" w:cs="Segoe UI Emoji"/>
-          <w:sz w:val="16"/>
-          <w:szCs w:val="16"/>
-        </w:rPr>
-        <w:t xml:space="preserve"> que quede guardado en el servidor.</w:t>
-      </w:r>
-    </w:p>
-    <w:p>
-      <w:pPr>
-        <w:numPr>
-          <w:ilvl w:val="1"/>
-          <w:numId w:val="12"/>
-        </w:numPr>
-        <w:spacing w:after="0"/>
-        <w:rPr>
-          <w:rFonts w:ascii="Segoe UI Emoji" w:hAnsi="Segoe UI Emoji" w:cs="Segoe UI Emoji"/>
-          <w:sz w:val="16"/>
-          <w:szCs w:val="16"/>
-        </w:rPr>
-      </w:pPr>
-      <w:r>
-        <w:rPr>
-          <w:rFonts w:ascii="Segoe UI Emoji" w:hAnsi="Segoe UI Emoji" w:cs="Segoe UI Emoji"/>
-          <w:sz w:val="16"/>
-          <w:szCs w:val="16"/>
-        </w:rPr>
-        <w:t>Confirmar ejecución cada vez que se visita la página.</w:t>
+      <w:r>
+        <w:rPr>
+          <w:rFonts w:ascii="Segoe UI Emoji" w:hAnsi="Segoe UI Emoji" w:cs="Segoe UI Emoji"/>
+          <w:sz w:val="16"/>
+          <w:szCs w:val="16"/>
+        </w:rPr>
+        <w:t xml:space="preserve">🔄 Preparación para </w:t>
+      </w:r>
+      <w:r>
+        <w:rPr>
+          <w:rFonts w:ascii="Segoe UI Emoji" w:hAnsi="Segoe UI Emoji" w:cs="Segoe UI Emoji"/>
+          <w:b/>
+          <w:bCs/>
+          <w:sz w:val="16"/>
+          <w:szCs w:val="16"/>
+        </w:rPr>
+        <w:t>CompTIA Security+</w:t>
+      </w:r>
+      <w:r>
+        <w:rPr>
+          <w:rFonts w:ascii="Segoe UI Emoji" w:hAnsi="Segoe UI Emoji" w:cs="Segoe UI Emoji"/>
+          <w:sz w:val="16"/>
+          <w:szCs w:val="16"/>
+        </w:rPr>
+        <w:t xml:space="preserve"> y certificaciones similares.</w:t>
       </w:r>
     </w:p>
     <w:p>
       <w:pPr>
         <w:numPr>
           <w:ilvl w:val="0"/>
-          <w:numId w:val="12"/>
+          <w:numId w:val="22"/>
         </w:numPr>
         <w:spacing w:after="0"/>
         <w:rPr>
@@ -1651,85 +726,17 @@
       <w:r>
         <w:rPr>
           <w:rFonts w:ascii="Segoe UI Emoji" w:hAnsi="Segoe UI Emoji" w:cs="Segoe UI Emoji"/>
-          <w:b/>
-          <w:bCs/>
-          <w:sz w:val="16"/>
-          <w:szCs w:val="16"/>
-        </w:rPr>
-        <w:t>OWASP ZAP</w:t>
-      </w:r>
-    </w:p>
-    <w:p>
-      <w:pPr>
-        <w:numPr>
-          <w:ilvl w:val="1"/>
-          <w:numId w:val="12"/>
-        </w:numPr>
-        <w:spacing w:after="0"/>
-        <w:rPr>
-          <w:rFonts w:ascii="Segoe UI Emoji" w:hAnsi="Segoe UI Emoji" w:cs="Segoe UI Emoji"/>
-          <w:sz w:val="16"/>
-          <w:szCs w:val="16"/>
-        </w:rPr>
-      </w:pPr>
-      <w:r>
-        <w:rPr>
-          <w:rFonts w:ascii="Segoe UI Emoji" w:hAnsi="Segoe UI Emoji" w:cs="Segoe UI Emoji"/>
-          <w:sz w:val="16"/>
-          <w:szCs w:val="16"/>
-        </w:rPr>
-        <w:t>Instalar y configurar.</w:t>
-      </w:r>
-    </w:p>
-    <w:p>
-      <w:pPr>
-        <w:numPr>
-          <w:ilvl w:val="1"/>
-          <w:numId w:val="12"/>
-        </w:numPr>
-        <w:spacing w:after="0"/>
-        <w:rPr>
-          <w:rFonts w:ascii="Segoe UI Emoji" w:hAnsi="Segoe UI Emoji" w:cs="Segoe UI Emoji"/>
-          <w:sz w:val="16"/>
-          <w:szCs w:val="16"/>
-        </w:rPr>
-      </w:pPr>
-      <w:r>
-        <w:rPr>
-          <w:rFonts w:ascii="Segoe UI Emoji" w:hAnsi="Segoe UI Emoji" w:cs="Segoe UI Emoji"/>
-          <w:sz w:val="16"/>
-          <w:szCs w:val="16"/>
-        </w:rPr>
-        <w:t>Escanear el servidor vulnerable.</w:t>
-      </w:r>
-    </w:p>
-    <w:p>
-      <w:pPr>
-        <w:numPr>
-          <w:ilvl w:val="1"/>
-          <w:numId w:val="12"/>
-        </w:numPr>
-        <w:spacing w:after="0"/>
-        <w:rPr>
-          <w:rFonts w:ascii="Segoe UI Emoji" w:hAnsi="Segoe UI Emoji" w:cs="Segoe UI Emoji"/>
-          <w:sz w:val="16"/>
-          <w:szCs w:val="16"/>
-        </w:rPr>
-      </w:pPr>
-      <w:r>
-        <w:rPr>
-          <w:rFonts w:ascii="Segoe UI Emoji" w:hAnsi="Segoe UI Emoji" w:cs="Segoe UI Emoji"/>
-          <w:sz w:val="16"/>
-          <w:szCs w:val="16"/>
-        </w:rPr>
-        <w:t>Comparar hallazgos automáticos con tus pruebas manuales.</w:t>
+          <w:sz w:val="16"/>
+          <w:szCs w:val="16"/>
+        </w:rPr>
+        <w:t>🔄 Simulaciones de examen y feedback.</w:t>
       </w:r>
     </w:p>
     <w:p>
       <w:pPr>
         <w:numPr>
           <w:ilvl w:val="0"/>
-          <w:numId w:val="12"/>
+          <w:numId w:val="22"/>
         </w:numPr>
         <w:spacing w:after="0"/>
         <w:rPr>
@@ -1738,34 +745,104 @@
           <w:szCs w:val="16"/>
         </w:rPr>
       </w:pPr>
-      <w:proofErr w:type="spellStart"/>
-      <w:r>
-        <w:rPr>
-          <w:rFonts w:ascii="Segoe UI Emoji" w:hAnsi="Segoe UI Emoji" w:cs="Segoe UI Emoji"/>
-          <w:b/>
-          <w:bCs/>
-          <w:sz w:val="16"/>
-          <w:szCs w:val="16"/>
-        </w:rPr>
-        <w:t>Nmap</w:t>
-      </w:r>
-      <w:proofErr w:type="spellEnd"/>
-      <w:r>
-        <w:rPr>
-          <w:rFonts w:ascii="Segoe UI Emoji" w:hAnsi="Segoe UI Emoji" w:cs="Segoe UI Emoji"/>
-          <w:b/>
-          <w:bCs/>
-          <w:sz w:val="16"/>
-          <w:szCs w:val="16"/>
-        </w:rPr>
-        <w:t xml:space="preserve"> y Wireshark</w:t>
+      <w:r>
+        <w:rPr>
+          <w:rFonts w:ascii="Segoe UI Emoji" w:hAnsi="Segoe UI Emoji" w:cs="Segoe UI Emoji"/>
+          <w:sz w:val="16"/>
+          <w:szCs w:val="16"/>
+        </w:rPr>
+        <w:t>🔄 Construcción de portfolio profesional con evidencia de cada fase.</w:t>
+      </w:r>
+      <w:r>
+        <w:rPr>
+          <w:rFonts w:ascii="Segoe UI Emoji" w:hAnsi="Segoe UI Emoji" w:cs="Segoe UI Emoji"/>
+          <w:sz w:val="16"/>
+          <w:szCs w:val="16"/>
+        </w:rPr>
+        <w:br/>
+      </w:r>
+      <w:r>
+        <w:rPr>
+          <w:rFonts w:ascii="Segoe UI Emoji" w:hAnsi="Segoe UI Emoji" w:cs="Segoe UI Emoji"/>
+          <w:b/>
+          <w:bCs/>
+          <w:sz w:val="16"/>
+          <w:szCs w:val="16"/>
+        </w:rPr>
+        <w:t>Checkpoint (objetivo final):</w:t>
+      </w:r>
+      <w:r>
+        <w:rPr>
+          <w:rFonts w:ascii="Segoe UI Emoji" w:hAnsi="Segoe UI Emoji" w:cs="Segoe UI Emoji"/>
+          <w:sz w:val="16"/>
+          <w:szCs w:val="16"/>
+        </w:rPr>
+        <w:t xml:space="preserve"> Presentar un perfil sólido de pentester y asesor en seguridad.</w:t>
+      </w:r>
+    </w:p>
+    <w:p>
+      <w:pPr>
+        <w:spacing w:after="0"/>
+        <w:rPr>
+          <w:rFonts w:ascii="Segoe UI Emoji" w:hAnsi="Segoe UI Emoji" w:cs="Segoe UI Emoji"/>
+          <w:sz w:val="16"/>
+          <w:szCs w:val="16"/>
+        </w:rPr>
+      </w:pPr>
+    </w:p>
+    <w:p>
+      <w:pPr>
+        <w:spacing w:after="0"/>
+        <w:rPr>
+          <w:rFonts w:ascii="Segoe UI Emoji" w:hAnsi="Segoe UI Emoji" w:cs="Segoe UI Emoji"/>
+          <w:sz w:val="16"/>
+          <w:szCs w:val="16"/>
+        </w:rPr>
+      </w:pPr>
+    </w:p>
+    <w:p>
+      <w:pPr>
+        <w:spacing w:after="0"/>
+        <w:rPr>
+          <w:rFonts w:ascii="Segoe UI Emoji" w:hAnsi="Segoe UI Emoji" w:cs="Segoe UI Emoji"/>
+          <w:sz w:val="16"/>
+          <w:szCs w:val="16"/>
+        </w:rPr>
+      </w:pPr>
+      <w:r>
+        <w:rPr>
+          <w:rFonts w:ascii="Segoe UI Emoji" w:hAnsi="Segoe UI Emoji" w:cs="Segoe UI Emoji"/>
+          <w:sz w:val="16"/>
+          <w:szCs w:val="16"/>
+        </w:rPr>
+        <w:t>📓 Diario de prácticas (entradas nuevas)</w:t>
+      </w:r>
+    </w:p>
+    <w:p>
+      <w:pPr>
+        <w:spacing w:after="0"/>
+        <w:rPr>
+          <w:rFonts w:ascii="Segoe UI Emoji" w:hAnsi="Segoe UI Emoji" w:cs="Segoe UI Emoji"/>
+          <w:sz w:val="16"/>
+          <w:szCs w:val="16"/>
+        </w:rPr>
+      </w:pPr>
+      <w:r>
+        <w:rPr>
+          <w:rFonts w:ascii="Segoe UI Emoji" w:hAnsi="Segoe UI Emoji" w:cs="Segoe UI Emoji"/>
+          <w:b/>
+          <w:bCs/>
+          <w:sz w:val="16"/>
+          <w:szCs w:val="16"/>
+        </w:rPr>
+        <w:t>Fecha: 23/02/2026</w:t>
       </w:r>
     </w:p>
     <w:p>
       <w:pPr>
         <w:numPr>
           <w:ilvl w:val="0"/>
-          <w:numId w:val="13"/>
+          <w:numId w:val="15"/>
         </w:numPr>
         <w:spacing w:after="0"/>
         <w:rPr>
@@ -1777,35 +854,27 @@
       <w:r>
         <w:rPr>
           <w:rFonts w:ascii="Segoe UI Emoji" w:hAnsi="Segoe UI Emoji" w:cs="Segoe UI Emoji"/>
-          <w:sz w:val="16"/>
-          <w:szCs w:val="16"/>
-        </w:rPr>
-        <w:t xml:space="preserve">Escanear puertos y servicios con </w:t>
-      </w:r>
-      <w:proofErr w:type="spellStart"/>
-      <w:r>
-        <w:rPr>
-          <w:rFonts w:ascii="Segoe UI Emoji" w:hAnsi="Segoe UI Emoji" w:cs="Segoe UI Emoji"/>
-          <w:sz w:val="16"/>
-          <w:szCs w:val="16"/>
-        </w:rPr>
-        <w:t>Nmap</w:t>
-      </w:r>
-      <w:proofErr w:type="spellEnd"/>
-      <w:r>
-        <w:rPr>
-          <w:rFonts w:ascii="Segoe UI Emoji" w:hAnsi="Segoe UI Emoji" w:cs="Segoe UI Emoji"/>
-          <w:sz w:val="16"/>
-          <w:szCs w:val="16"/>
-        </w:rPr>
-        <w:t>.</w:t>
+          <w:b/>
+          <w:bCs/>
+          <w:sz w:val="16"/>
+          <w:szCs w:val="16"/>
+        </w:rPr>
+        <w:t>Acción realizada</w:t>
+      </w:r>
+      <w:r>
+        <w:rPr>
+          <w:rFonts w:ascii="Segoe UI Emoji" w:hAnsi="Segoe UI Emoji" w:cs="Segoe UI Emoji"/>
+          <w:sz w:val="16"/>
+          <w:szCs w:val="16"/>
+        </w:rPr>
+        <w:t>: Probé múltiples payloads XSS en Burp Repeater.</w:t>
       </w:r>
     </w:p>
     <w:p>
       <w:pPr>
         <w:numPr>
           <w:ilvl w:val="0"/>
-          <w:numId w:val="13"/>
+          <w:numId w:val="15"/>
         </w:numPr>
         <w:spacing w:after="0"/>
         <w:rPr>
@@ -1817,56 +886,27 @@
       <w:r>
         <w:rPr>
           <w:rFonts w:ascii="Segoe UI Emoji" w:hAnsi="Segoe UI Emoji" w:cs="Segoe UI Emoji"/>
-          <w:sz w:val="16"/>
-          <w:szCs w:val="16"/>
-        </w:rPr>
-        <w:t>Capturar tráfico con Wireshark para ver cómo se refleja el XSS en la red.</w:t>
-      </w:r>
-    </w:p>
-    <w:p>
-      <w:pPr>
-        <w:spacing w:after="0"/>
-        <w:rPr>
-          <w:rFonts w:ascii="Segoe UI Emoji" w:hAnsi="Segoe UI Emoji" w:cs="Segoe UI Emoji"/>
-          <w:sz w:val="16"/>
-          <w:szCs w:val="16"/>
-        </w:rPr>
-      </w:pPr>
-      <w:r>
-        <w:rPr>
-          <w:rFonts w:ascii="Segoe UI Emoji" w:hAnsi="Segoe UI Emoji" w:cs="Segoe UI Emoji"/>
-          <w:sz w:val="16"/>
-          <w:szCs w:val="16"/>
-        </w:rPr>
-        <w:lastRenderedPageBreak/>
-        <w:t>📓 Diario de prácticas (entradas nuevas)</w:t>
-      </w:r>
-    </w:p>
-    <w:p>
-      <w:pPr>
-        <w:spacing w:after="0"/>
-        <w:rPr>
-          <w:rFonts w:ascii="Segoe UI Emoji" w:hAnsi="Segoe UI Emoji" w:cs="Segoe UI Emoji"/>
-          <w:sz w:val="16"/>
-          <w:szCs w:val="16"/>
-        </w:rPr>
-      </w:pPr>
-      <w:r>
-        <w:rPr>
-          <w:rFonts w:ascii="Segoe UI Emoji" w:hAnsi="Segoe UI Emoji" w:cs="Segoe UI Emoji"/>
-          <w:b/>
-          <w:bCs/>
-          <w:sz w:val="16"/>
-          <w:szCs w:val="16"/>
-        </w:rPr>
-        <w:t>Fecha: 23/02/2026</w:t>
+          <w:b/>
+          <w:bCs/>
+          <w:sz w:val="16"/>
+          <w:szCs w:val="16"/>
+        </w:rPr>
+        <w:t>Resultado</w:t>
+      </w:r>
+      <w:r>
+        <w:rPr>
+          <w:rFonts w:ascii="Segoe UI Emoji" w:hAnsi="Segoe UI Emoji" w:cs="Segoe UI Emoji"/>
+          <w:sz w:val="16"/>
+          <w:szCs w:val="16"/>
+        </w:rPr>
+        <w:t>: Funcionaron.</w:t>
       </w:r>
     </w:p>
     <w:p>
       <w:pPr>
         <w:numPr>
           <w:ilvl w:val="0"/>
-          <w:numId w:val="14"/>
+          <w:numId w:val="15"/>
         </w:numPr>
         <w:spacing w:after="0"/>
         <w:rPr>
@@ -1883,62 +923,313 @@
           <w:sz w:val="16"/>
           <w:szCs w:val="16"/>
         </w:rPr>
-        <w:t>Acción realizada</w:t>
-      </w:r>
-      <w:r>
-        <w:rPr>
-          <w:rFonts w:ascii="Segoe UI Emoji" w:hAnsi="Segoe UI Emoji" w:cs="Segoe UI Emoji"/>
-          <w:sz w:val="16"/>
-          <w:szCs w:val="16"/>
-        </w:rPr>
-        <w:t xml:space="preserve">: Probé múltiples </w:t>
-      </w:r>
-      <w:proofErr w:type="spellStart"/>
-      <w:r>
-        <w:rPr>
-          <w:rFonts w:ascii="Segoe UI Emoji" w:hAnsi="Segoe UI Emoji" w:cs="Segoe UI Emoji"/>
-          <w:sz w:val="16"/>
-          <w:szCs w:val="16"/>
-        </w:rPr>
-        <w:t>payloads</w:t>
-      </w:r>
-      <w:proofErr w:type="spellEnd"/>
-      <w:r>
-        <w:rPr>
-          <w:rFonts w:ascii="Segoe UI Emoji" w:hAnsi="Segoe UI Emoji" w:cs="Segoe UI Emoji"/>
-          <w:sz w:val="16"/>
-          <w:szCs w:val="16"/>
-        </w:rPr>
-        <w:t xml:space="preserve"> XSS en </w:t>
-      </w:r>
-      <w:proofErr w:type="spellStart"/>
-      <w:r>
-        <w:rPr>
-          <w:rFonts w:ascii="Segoe UI Emoji" w:hAnsi="Segoe UI Emoji" w:cs="Segoe UI Emoji"/>
-          <w:sz w:val="16"/>
-          <w:szCs w:val="16"/>
-        </w:rPr>
-        <w:t>Burp</w:t>
-      </w:r>
-      <w:proofErr w:type="spellEnd"/>
-      <w:r>
-        <w:rPr>
-          <w:rFonts w:ascii="Segoe UI Emoji" w:hAnsi="Segoe UI Emoji" w:cs="Segoe UI Emoji"/>
-          <w:sz w:val="16"/>
-          <w:szCs w:val="16"/>
+        <w:t>Reflexión</w:t>
+      </w:r>
+      <w:r>
+        <w:rPr>
+          <w:rFonts w:ascii="Segoe UI Emoji" w:hAnsi="Segoe UI Emoji" w:cs="Segoe UI Emoji"/>
+          <w:sz w:val="16"/>
+          <w:szCs w:val="16"/>
+        </w:rPr>
+        <w:t>: Aprendí que el endpoint refleja HTML sin sanitización, lo que permite distintos vectores de XSS. Documentar cada variante me ayuda a entender cómo los navegadores interpretan el código inyectado.</w:t>
+      </w:r>
+    </w:p>
+    <w:p>
+      <w:pPr>
+        <w:spacing w:after="0"/>
+        <w:ind w:left="720"/>
+        <w:rPr>
+          <w:rFonts w:ascii="Segoe UI Emoji" w:hAnsi="Segoe UI Emoji" w:cs="Segoe UI Emoji"/>
+          <w:sz w:val="16"/>
+          <w:szCs w:val="16"/>
+        </w:rPr>
+      </w:pPr>
+    </w:p>
+    <w:p>
+      <w:pPr>
+        <w:spacing w:after="0"/>
+        <w:rPr>
+          <w:rFonts w:ascii="Segoe UI Emoji" w:hAnsi="Segoe UI Emoji" w:cs="Segoe UI Emoji"/>
+          <w:b/>
+          <w:bCs/>
+          <w:sz w:val="16"/>
+          <w:szCs w:val="16"/>
+        </w:rPr>
+      </w:pPr>
+      <w:r>
+        <w:rPr>
+          <w:rFonts w:ascii="Segoe UI Emoji" w:hAnsi="Segoe UI Emoji" w:cs="Segoe UI Emoji"/>
+          <w:b/>
+          <w:bCs/>
+          <w:sz w:val="16"/>
+          <w:szCs w:val="16"/>
+        </w:rPr>
+        <w:t>Fecha: 23/02/2026</w:t>
+      </w:r>
+    </w:p>
+    <w:p>
+      <w:pPr>
+        <w:spacing w:after="0"/>
+        <w:rPr>
+          <w:rFonts w:ascii="Segoe UI Emoji" w:hAnsi="Segoe UI Emoji" w:cs="Segoe UI Emoji"/>
+          <w:sz w:val="16"/>
+          <w:szCs w:val="16"/>
+        </w:rPr>
+      </w:pPr>
+      <w:r>
+        <w:rPr>
+          <w:rFonts w:ascii="Segoe UI Emoji" w:hAnsi="Segoe UI Emoji" w:cs="Segoe UI Emoji"/>
+          <w:sz w:val="16"/>
+          <w:szCs w:val="16"/>
+        </w:rPr>
+        <w:t>Vulnerabilidad: CSRF en /comment</w:t>
+      </w:r>
+      <w:r>
+        <w:rPr>
+          <w:rFonts w:ascii="Segoe UI Emoji" w:hAnsi="Segoe UI Emoji" w:cs="Segoe UI Emoji"/>
+          <w:sz w:val="16"/>
+          <w:szCs w:val="16"/>
+        </w:rPr>
+        <w:br/>
+      </w:r>
+      <w:r>
+        <w:rPr>
+          <w:rFonts w:ascii="Segoe UI Emoji" w:hAnsi="Segoe UI Emoji" w:cs="Segoe UI Emoji"/>
+          <w:b/>
+          <w:bCs/>
+          <w:sz w:val="16"/>
+          <w:szCs w:val="16"/>
+        </w:rPr>
+        <w:t>Prueba:</w:t>
+      </w:r>
+      <w:r>
+        <w:rPr>
+          <w:rFonts w:ascii="Segoe UI Emoji" w:hAnsi="Segoe UI Emoji" w:cs="Segoe UI Emoji"/>
+          <w:sz w:val="16"/>
+          <w:szCs w:val="16"/>
+        </w:rPr>
+        <w:t xml:space="preserve"> archivo csrf_attack.html con formulario oculto</w:t>
+      </w:r>
+      <w:r>
+        <w:rPr>
+          <w:rFonts w:ascii="Segoe UI Emoji" w:hAnsi="Segoe UI Emoji" w:cs="Segoe UI Emoji"/>
+          <w:sz w:val="16"/>
+          <w:szCs w:val="16"/>
+        </w:rPr>
+        <w:br/>
+      </w:r>
+      <w:r>
+        <w:rPr>
+          <w:rFonts w:ascii="Segoe UI Emoji" w:hAnsi="Segoe UI Emoji" w:cs="Segoe UI Emoji"/>
+          <w:b/>
+          <w:bCs/>
+          <w:sz w:val="16"/>
+          <w:szCs w:val="16"/>
+        </w:rPr>
+        <w:t>Evidencia:</w:t>
+      </w:r>
+      <w:r>
+        <w:rPr>
+          <w:rFonts w:ascii="Segoe UI Emoji" w:hAnsi="Segoe UI Emoji" w:cs="Segoe UI Emoji"/>
+          <w:sz w:val="16"/>
+          <w:szCs w:val="16"/>
+        </w:rPr>
+        <w:t xml:space="preserve"> comentario “Comentario enviado via CSRF” aparece sin interacción del usuario</w:t>
+      </w:r>
+      <w:r>
+        <w:rPr>
+          <w:rFonts w:ascii="Segoe UI Emoji" w:hAnsi="Segoe UI Emoji" w:cs="Segoe UI Emoji"/>
+          <w:sz w:val="16"/>
+          <w:szCs w:val="16"/>
+        </w:rPr>
+        <w:br/>
+      </w:r>
+      <w:r>
+        <w:rPr>
+          <w:rFonts w:ascii="Segoe UI Emoji" w:hAnsi="Segoe UI Emoji" w:cs="Segoe UI Emoji"/>
+          <w:b/>
+          <w:bCs/>
+          <w:sz w:val="16"/>
+          <w:szCs w:val="16"/>
+        </w:rPr>
+        <w:t>Impacto:</w:t>
+      </w:r>
+      <w:r>
+        <w:rPr>
+          <w:rFonts w:ascii="Segoe UI Emoji" w:hAnsi="Segoe UI Emoji" w:cs="Segoe UI Emoji"/>
+          <w:sz w:val="16"/>
+          <w:szCs w:val="16"/>
+        </w:rPr>
+        <w:t xml:space="preserve"> un atacante puede forzar acciones sin consentimiento</w:t>
+      </w:r>
+      <w:r>
+        <w:rPr>
+          <w:rFonts w:ascii="Segoe UI Emoji" w:hAnsi="Segoe UI Emoji" w:cs="Segoe UI Emoji"/>
+          <w:sz w:val="16"/>
+          <w:szCs w:val="16"/>
+        </w:rPr>
+        <w:br/>
+      </w:r>
+      <w:r>
+        <w:rPr>
+          <w:rFonts w:ascii="Segoe UI Emoji" w:hAnsi="Segoe UI Emoji" w:cs="Segoe UI Emoji"/>
+          <w:b/>
+          <w:bCs/>
+          <w:sz w:val="16"/>
+          <w:szCs w:val="16"/>
+        </w:rPr>
+        <w:t>Causa:</w:t>
+      </w:r>
+      <w:r>
+        <w:rPr>
+          <w:rFonts w:ascii="Segoe UI Emoji" w:hAnsi="Segoe UI Emoji" w:cs="Segoe UI Emoji"/>
+          <w:sz w:val="16"/>
+          <w:szCs w:val="16"/>
+        </w:rPr>
+        <w:t xml:space="preserve"> falta de token CSRF y validación en el servidor</w:t>
+      </w:r>
+    </w:p>
+    <w:p>
+      <w:pPr>
+        <w:spacing w:after="0"/>
+        <w:rPr>
+          <w:rFonts w:ascii="Segoe UI Emoji" w:hAnsi="Segoe UI Emoji"/>
+          <w:b/>
+          <w:bCs/>
+        </w:rPr>
+      </w:pPr>
+      <w:r>
+        <w:rPr>
+          <w:rFonts w:ascii="Segoe UI Emoji" w:hAnsi="Segoe UI Emoji"/>
+          <w:b/>
+          <w:bCs/>
         </w:rPr>
         <w:t xml:space="preserve"> </w:t>
       </w:r>
-      <w:proofErr w:type="spellStart"/>
-      <w:r>
-        <w:rPr>
-          <w:rFonts w:ascii="Segoe UI Emoji" w:hAnsi="Segoe UI Emoji" w:cs="Segoe UI Emoji"/>
-          <w:sz w:val="16"/>
-          <w:szCs w:val="16"/>
-        </w:rPr>
-        <w:t>Repeater</w:t>
-      </w:r>
-      <w:proofErr w:type="spellEnd"/>
+    </w:p>
+    <w:p>
+      <w:pPr>
+        <w:spacing w:after="0"/>
+        <w:rPr>
+          <w:rFonts w:ascii="Segoe UI Emoji" w:hAnsi="Segoe UI Emoji" w:cs="Segoe UI Emoji"/>
+          <w:b/>
+          <w:bCs/>
+          <w:sz w:val="16"/>
+          <w:szCs w:val="16"/>
+        </w:rPr>
+      </w:pPr>
+      <w:r>
+        <w:rPr>
+          <w:rFonts w:ascii="Segoe UI Emoji" w:hAnsi="Segoe UI Emoji" w:cs="Segoe UI Emoji"/>
+          <w:b/>
+          <w:bCs/>
+          <w:sz w:val="16"/>
+          <w:szCs w:val="16"/>
+        </w:rPr>
+        <w:t xml:space="preserve">Fecha: </w:t>
+      </w:r>
+      <w:r>
+        <w:rPr>
+          <w:rFonts w:ascii="Segoe UI Emoji" w:hAnsi="Segoe UI Emoji" w:cs="Segoe UI Emoji"/>
+          <w:b/>
+          <w:bCs/>
+          <w:sz w:val="16"/>
+          <w:szCs w:val="16"/>
+        </w:rPr>
+        <w:t>3</w:t>
+      </w:r>
+      <w:r>
+        <w:rPr>
+          <w:rFonts w:ascii="Segoe UI Emoji" w:hAnsi="Segoe UI Emoji" w:cs="Segoe UI Emoji"/>
+          <w:b/>
+          <w:bCs/>
+          <w:sz w:val="16"/>
+          <w:szCs w:val="16"/>
+        </w:rPr>
+        <w:t>/0</w:t>
+      </w:r>
+      <w:r>
+        <w:rPr>
+          <w:rFonts w:ascii="Segoe UI Emoji" w:hAnsi="Segoe UI Emoji" w:cs="Segoe UI Emoji"/>
+          <w:b/>
+          <w:bCs/>
+          <w:sz w:val="16"/>
+          <w:szCs w:val="16"/>
+        </w:rPr>
+        <w:t>3</w:t>
+      </w:r>
+      <w:r>
+        <w:rPr>
+          <w:rFonts w:ascii="Segoe UI Emoji" w:hAnsi="Segoe UI Emoji" w:cs="Segoe UI Emoji"/>
+          <w:b/>
+          <w:bCs/>
+          <w:sz w:val="16"/>
+          <w:szCs w:val="16"/>
+        </w:rPr>
+        <w:t>/2026</w:t>
+      </w:r>
+    </w:p>
+    <w:p>
+      <w:pPr>
+        <w:spacing w:after="0"/>
+        <w:rPr>
+          <w:rFonts w:ascii="Segoe UI Emoji" w:hAnsi="Segoe UI Emoji" w:cs="Segoe UI Emoji"/>
+          <w:sz w:val="16"/>
+          <w:szCs w:val="16"/>
+        </w:rPr>
+      </w:pPr>
+      <w:r>
+        <w:rPr>
+          <w:rFonts w:ascii="Segoe UI Emoji" w:hAnsi="Segoe UI Emoji" w:cs="Segoe UI Emoji"/>
+          <w:sz w:val="16"/>
+          <w:szCs w:val="16"/>
+        </w:rPr>
+        <w:t xml:space="preserve">• </w:t>
+      </w:r>
+      <w:r>
+        <w:rPr>
+          <w:rFonts w:ascii="Segoe UI Emoji" w:hAnsi="Segoe UI Emoji" w:cs="Segoe UI Emoji"/>
+          <w:sz w:val="16"/>
+          <w:szCs w:val="16"/>
+        </w:rPr>
+        <w:tab/>
+        <w:t>Stored XSS vulnerable: el payload se guarda y se ejecuta en cada visita.</w:t>
+      </w:r>
+    </w:p>
+    <w:p>
+      <w:pPr>
+        <w:spacing w:after="0"/>
+        <w:rPr>
+          <w:rFonts w:ascii="Segoe UI Emoji" w:hAnsi="Segoe UI Emoji" w:cs="Segoe UI Emoji"/>
+          <w:sz w:val="16"/>
+          <w:szCs w:val="16"/>
+        </w:rPr>
+      </w:pPr>
+      <w:r>
+        <w:rPr>
+          <w:rFonts w:ascii="Segoe UI Emoji" w:hAnsi="Segoe UI Emoji" w:cs="Segoe UI Emoji"/>
+          <w:sz w:val="16"/>
+          <w:szCs w:val="16"/>
+        </w:rPr>
+        <w:t xml:space="preserve">• </w:t>
+      </w:r>
+      <w:r>
+        <w:rPr>
+          <w:rFonts w:ascii="Segoe UI Emoji" w:hAnsi="Segoe UI Emoji" w:cs="Segoe UI Emoji"/>
+          <w:sz w:val="16"/>
+          <w:szCs w:val="16"/>
+        </w:rPr>
+        <w:tab/>
+        <w:t xml:space="preserve">Stored XSS seguro: el payload se guarda, pero se muestra como texto plano gracias a </w:t>
+      </w:r>
+      <w:r>
+        <w:rPr>
+          <w:rFonts w:ascii="Segoe UI Emoji" w:hAnsi="Segoe UI Emoji" w:cs="Segoe UI Emoji"/>
+          <w:sz w:val="16"/>
+          <w:szCs w:val="16"/>
+        </w:rPr>
+        <w:t>html.escape</w:t>
+      </w:r>
       <w:r>
         <w:rPr>
           <w:rFonts w:ascii="Segoe UI Emoji" w:hAnsi="Segoe UI Emoji" w:cs="Segoe UI Emoji"/>
@@ -1946,13 +1237,286 @@
           <w:szCs w:val="16"/>
         </w:rPr>
         <w:t>.</w:t>
+      </w:r>
+    </w:p>
+    <w:p>
+      <w:pPr>
+        <w:spacing w:after="0"/>
+        <w:rPr>
+          <w:rFonts w:ascii="Segoe UI Emoji" w:hAnsi="Segoe UI Emoji" w:cs="Segoe UI Emoji"/>
+          <w:sz w:val="16"/>
+          <w:szCs w:val="16"/>
+        </w:rPr>
+      </w:pPr>
+      <w:r>
+        <w:rPr>
+          <w:rFonts w:ascii="Segoe UI Emoji" w:hAnsi="Segoe UI Emoji" w:cs="Segoe UI Emoji"/>
+          <w:sz w:val="16"/>
+          <w:szCs w:val="16"/>
+        </w:rPr>
+        <w:t xml:space="preserve">• </w:t>
+      </w:r>
+      <w:r>
+        <w:rPr>
+          <w:rFonts w:ascii="Segoe UI Emoji" w:hAnsi="Segoe UI Emoji" w:cs="Segoe UI Emoji"/>
+          <w:sz w:val="16"/>
+          <w:szCs w:val="16"/>
+        </w:rPr>
+        <w:tab/>
+        <w:t>Conclusión: la sanitización es una defensa efectiva contra XSS persistente.</w:t>
+      </w:r>
+    </w:p>
+    <w:p>
+      <w:pPr>
+        <w:spacing w:after="0"/>
+        <w:rPr>
+          <w:rFonts w:ascii="Segoe UI Emoji" w:hAnsi="Segoe UI Emoji" w:cs="Segoe UI Emoji"/>
+          <w:sz w:val="16"/>
+          <w:szCs w:val="16"/>
+        </w:rPr>
+      </w:pPr>
+    </w:p>
+    <w:p>
+      <w:pPr>
+        <w:spacing w:after="0"/>
+        <w:rPr>
+          <w:rFonts w:ascii="Segoe UI Emoji" w:hAnsi="Segoe UI Emoji" w:cs="Segoe UI Emoji"/>
+          <w:b/>
+          <w:bCs/>
+          <w:sz w:val="16"/>
+          <w:szCs w:val="16"/>
+        </w:rPr>
+      </w:pPr>
+      <w:r>
+        <w:rPr>
+          <w:rFonts w:ascii="Segoe UI Emoji" w:hAnsi="Segoe UI Emoji" w:cs="Segoe UI Emoji"/>
+          <w:b/>
+          <w:bCs/>
+          <w:sz w:val="16"/>
+          <w:szCs w:val="16"/>
+        </w:rPr>
+        <w:t xml:space="preserve">Fecha: </w:t>
+      </w:r>
+      <w:r>
+        <w:rPr>
+          <w:rFonts w:ascii="Segoe UI Emoji" w:hAnsi="Segoe UI Emoji" w:cs="Segoe UI Emoji"/>
+          <w:b/>
+          <w:bCs/>
+          <w:sz w:val="16"/>
+          <w:szCs w:val="16"/>
+        </w:rPr>
+        <w:t>3</w:t>
+      </w:r>
+      <w:r>
+        <w:rPr>
+          <w:rFonts w:ascii="Segoe UI Emoji" w:hAnsi="Segoe UI Emoji" w:cs="Segoe UI Emoji"/>
+          <w:b/>
+          <w:bCs/>
+          <w:sz w:val="16"/>
+          <w:szCs w:val="16"/>
+        </w:rPr>
+        <w:t>/0</w:t>
+      </w:r>
+      <w:r>
+        <w:rPr>
+          <w:rFonts w:ascii="Segoe UI Emoji" w:hAnsi="Segoe UI Emoji" w:cs="Segoe UI Emoji"/>
+          <w:b/>
+          <w:bCs/>
+          <w:sz w:val="16"/>
+          <w:szCs w:val="16"/>
+        </w:rPr>
+        <w:t>3</w:t>
+      </w:r>
+      <w:r>
+        <w:rPr>
+          <w:rFonts w:ascii="Segoe UI Emoji" w:hAnsi="Segoe UI Emoji" w:cs="Segoe UI Emoji"/>
+          <w:b/>
+          <w:bCs/>
+          <w:sz w:val="16"/>
+          <w:szCs w:val="16"/>
+        </w:rPr>
+        <w:t>/2026</w:t>
+      </w:r>
+    </w:p>
+    <w:p>
+      <w:pPr>
+        <w:spacing w:after="0"/>
+        <w:rPr>
+          <w:rFonts w:ascii="Segoe UI Emoji" w:hAnsi="Segoe UI Emoji" w:cs="Segoe UI Emoji"/>
+          <w:sz w:val="16"/>
+          <w:szCs w:val="16"/>
+        </w:rPr>
+      </w:pPr>
+      <w:r>
+        <w:rPr>
+          <w:rFonts w:ascii="Segoe UI Emoji" w:hAnsi="Segoe UI Emoji" w:cs="Segoe UI Emoji"/>
+          <w:sz w:val="16"/>
+          <w:szCs w:val="16"/>
+        </w:rPr>
+        <w:t xml:space="preserve">• </w:t>
+      </w:r>
+      <w:r>
+        <w:rPr>
+          <w:rFonts w:ascii="Segoe UI Emoji" w:hAnsi="Segoe UI Emoji" w:cs="Segoe UI Emoji"/>
+          <w:sz w:val="16"/>
+          <w:szCs w:val="16"/>
+        </w:rPr>
+        <w:tab/>
+        <w:t>Sin token: el servidor rechaza la petición (403).</w:t>
+      </w:r>
+    </w:p>
+    <w:p>
+      <w:pPr>
+        <w:spacing w:after="0"/>
+        <w:rPr>
+          <w:rFonts w:ascii="Segoe UI Emoji" w:hAnsi="Segoe UI Emoji" w:cs="Segoe UI Emoji"/>
+          <w:sz w:val="16"/>
+          <w:szCs w:val="16"/>
+        </w:rPr>
+      </w:pPr>
+      <w:r>
+        <w:rPr>
+          <w:rFonts w:ascii="Segoe UI Emoji" w:hAnsi="Segoe UI Emoji" w:cs="Segoe UI Emoji"/>
+          <w:sz w:val="16"/>
+          <w:szCs w:val="16"/>
+        </w:rPr>
+        <w:t xml:space="preserve">• </w:t>
+      </w:r>
+      <w:r>
+        <w:rPr>
+          <w:rFonts w:ascii="Segoe UI Emoji" w:hAnsi="Segoe UI Emoji" w:cs="Segoe UI Emoji"/>
+          <w:sz w:val="16"/>
+          <w:szCs w:val="16"/>
+        </w:rPr>
+        <w:tab/>
+        <w:t>Con token válido: el servidor acepta y guarda el comentario.</w:t>
+      </w:r>
+    </w:p>
+    <w:p>
+      <w:pPr>
+        <w:spacing w:after="0"/>
+        <w:rPr>
+          <w:rFonts w:ascii="Segoe UI Emoji" w:hAnsi="Segoe UI Emoji" w:cs="Segoe UI Emoji"/>
+          <w:sz w:val="16"/>
+          <w:szCs w:val="16"/>
+        </w:rPr>
+      </w:pPr>
+      <w:r>
+        <w:rPr>
+          <w:rFonts w:ascii="Segoe UI Emoji" w:hAnsi="Segoe UI Emoji" w:cs="Segoe UI Emoji"/>
+          <w:sz w:val="16"/>
+          <w:szCs w:val="16"/>
+        </w:rPr>
+        <w:lastRenderedPageBreak/>
+        <w:t xml:space="preserve">• </w:t>
+      </w:r>
+      <w:r>
+        <w:rPr>
+          <w:rFonts w:ascii="Segoe UI Emoji" w:hAnsi="Segoe UI Emoji" w:cs="Segoe UI Emoji"/>
+          <w:sz w:val="16"/>
+          <w:szCs w:val="16"/>
+        </w:rPr>
+        <w:tab/>
+        <w:t>Conclusión: el token CSRF protege contra ataques externos, porque un atacante no puede adivinarlo ni reutilizarlo fácilmente.</w:t>
+      </w:r>
+    </w:p>
+    <w:p>
+      <w:pPr>
+        <w:spacing w:after="0"/>
+        <w:rPr>
+          <w:rFonts w:ascii="Segoe UI Emoji" w:hAnsi="Segoe UI Emoji" w:cs="Segoe UI Emoji"/>
+          <w:sz w:val="16"/>
+          <w:szCs w:val="16"/>
+        </w:rPr>
+      </w:pPr>
+    </w:p>
+    <w:p>
+      <w:pPr>
+        <w:spacing w:after="0"/>
+        <w:rPr>
+          <w:rFonts w:ascii="Segoe UI Emoji" w:hAnsi="Segoe UI Emoji" w:cs="Segoe UI Emoji"/>
+          <w:b/>
+          <w:bCs/>
+          <w:sz w:val="16"/>
+          <w:szCs w:val="16"/>
+        </w:rPr>
+      </w:pPr>
+      <w:r>
+        <w:rPr>
+          <w:rFonts w:ascii="Segoe UI Emoji" w:hAnsi="Segoe UI Emoji" w:cs="Segoe UI Emoji"/>
+          <w:b/>
+          <w:bCs/>
+          <w:sz w:val="16"/>
+          <w:szCs w:val="16"/>
+        </w:rPr>
+        <w:t xml:space="preserve">Fecha: </w:t>
+      </w:r>
+      <w:r>
+        <w:rPr>
+          <w:rFonts w:ascii="Segoe UI Emoji" w:hAnsi="Segoe UI Emoji" w:cs="Segoe UI Emoji"/>
+          <w:b/>
+          <w:bCs/>
+          <w:sz w:val="16"/>
+          <w:szCs w:val="16"/>
+        </w:rPr>
+        <w:t>3</w:t>
+      </w:r>
+      <w:r>
+        <w:rPr>
+          <w:rFonts w:ascii="Segoe UI Emoji" w:hAnsi="Segoe UI Emoji" w:cs="Segoe UI Emoji"/>
+          <w:b/>
+          <w:bCs/>
+          <w:sz w:val="16"/>
+          <w:szCs w:val="16"/>
+        </w:rPr>
+        <w:t>/0</w:t>
+      </w:r>
+      <w:r>
+        <w:rPr>
+          <w:rFonts w:ascii="Segoe UI Emoji" w:hAnsi="Segoe UI Emoji" w:cs="Segoe UI Emoji"/>
+          <w:b/>
+          <w:bCs/>
+          <w:sz w:val="16"/>
+          <w:szCs w:val="16"/>
+        </w:rPr>
+        <w:t>3</w:t>
+      </w:r>
+      <w:r>
+        <w:rPr>
+          <w:rFonts w:ascii="Segoe UI Emoji" w:hAnsi="Segoe UI Emoji" w:cs="Segoe UI Emoji"/>
+          <w:b/>
+          <w:bCs/>
+          <w:sz w:val="16"/>
+          <w:szCs w:val="16"/>
+        </w:rPr>
+        <w:t>/2026</w:t>
+      </w:r>
+    </w:p>
+    <w:p>
+      <w:pPr>
+        <w:spacing w:after="0"/>
+        <w:rPr>
+          <w:rFonts w:ascii="Segoe UI Emoji" w:hAnsi="Segoe UI Emoji" w:cs="Segoe UI Emoji"/>
+          <w:sz w:val="16"/>
+          <w:szCs w:val="16"/>
+        </w:rPr>
+      </w:pPr>
+      <w:r>
+        <w:rPr>
+          <w:rFonts w:ascii="Segoe UI Emoji" w:hAnsi="Segoe UI Emoji" w:cs="Segoe UI Emoji"/>
+          <w:b/>
+          <w:bCs/>
+          <w:sz w:val="16"/>
+          <w:szCs w:val="16"/>
+        </w:rPr>
+        <w:t>CSRF – simulación real con HTML malicioso</w:t>
       </w:r>
     </w:p>
     <w:p>
       <w:pPr>
         <w:numPr>
           <w:ilvl w:val="0"/>
-          <w:numId w:val="14"/>
+          <w:numId w:val="16"/>
         </w:numPr>
         <w:spacing w:after="0"/>
         <w:rPr>
@@ -1964,43 +1528,17 @@
       <w:r>
         <w:rPr>
           <w:rFonts w:ascii="Segoe UI Emoji" w:hAnsi="Segoe UI Emoji" w:cs="Segoe UI Emoji"/>
-          <w:b/>
-          <w:bCs/>
-          <w:sz w:val="16"/>
-          <w:szCs w:val="16"/>
-        </w:rPr>
-        <w:t>Resultado</w:t>
-      </w:r>
-      <w:r>
-        <w:rPr>
-          <w:rFonts w:ascii="Segoe UI Emoji" w:hAnsi="Segoe UI Emoji" w:cs="Segoe UI Emoji"/>
-          <w:sz w:val="16"/>
-          <w:szCs w:val="16"/>
-        </w:rPr>
-        <w:t xml:space="preserve">: Funcionaron </w:t>
-      </w:r>
-      <w:r>
-        <w:rPr>
-          <w:rFonts w:ascii="Segoe UI Emoji" w:hAnsi="Segoe UI Emoji" w:cs="Segoe UI Emoji"/>
-          <w:sz w:val="16"/>
-          <w:szCs w:val="16"/>
-        </w:rPr>
-        <w:pict w14:anchorId="7952240F"/>
-      </w:r>
-      <w:r>
-        <w:rPr>
-          <w:rFonts w:ascii="Segoe UI Emoji" w:hAnsi="Segoe UI Emoji" w:cs="Segoe UI Emoji"/>
-          <w:sz w:val="16"/>
-          <w:szCs w:val="16"/>
-        </w:rPr>
-        <w:t>.</w:t>
+          <w:sz w:val="16"/>
+          <w:szCs w:val="16"/>
+        </w:rPr>
+        <w:t>El formulario malicioso sin token fue rechazado (403).</w:t>
       </w:r>
     </w:p>
     <w:p>
       <w:pPr>
         <w:numPr>
           <w:ilvl w:val="0"/>
-          <w:numId w:val="14"/>
+          <w:numId w:val="16"/>
         </w:numPr>
         <w:spacing w:after="0"/>
         <w:rPr>
@@ -2012,38 +1550,1392 @@
       <w:r>
         <w:rPr>
           <w:rFonts w:ascii="Segoe UI Emoji" w:hAnsi="Segoe UI Emoji" w:cs="Segoe UI Emoji"/>
-          <w:b/>
-          <w:bCs/>
-          <w:sz w:val="16"/>
-          <w:szCs w:val="16"/>
-        </w:rPr>
-        <w:t>Reflexión</w:t>
-      </w:r>
-      <w:r>
-        <w:rPr>
-          <w:rFonts w:ascii="Segoe UI Emoji" w:hAnsi="Segoe UI Emoji" w:cs="Segoe UI Emoji"/>
-          <w:sz w:val="16"/>
-          <w:szCs w:val="16"/>
-        </w:rPr>
-        <w:t xml:space="preserve">: Aprendí que el </w:t>
-      </w:r>
-      <w:proofErr w:type="spellStart"/>
-      <w:r>
-        <w:rPr>
-          <w:rFonts w:ascii="Segoe UI Emoji" w:hAnsi="Segoe UI Emoji" w:cs="Segoe UI Emoji"/>
-          <w:sz w:val="16"/>
-          <w:szCs w:val="16"/>
-        </w:rPr>
-        <w:t>endpoint</w:t>
-      </w:r>
-      <w:proofErr w:type="spellEnd"/>
-      <w:r>
-        <w:rPr>
-          <w:rFonts w:ascii="Segoe UI Emoji" w:hAnsi="Segoe UI Emoji" w:cs="Segoe UI Emoji"/>
-          <w:sz w:val="16"/>
-          <w:szCs w:val="16"/>
-        </w:rPr>
-        <w:t xml:space="preserve"> refleja HTML sin sanitización, lo que permite distintos vectores de XSS. Documentar cada variante me ayuda a entender cómo los navegadores interpretan el código inyectado.</w:t>
+          <w:sz w:val="16"/>
+          <w:szCs w:val="16"/>
+        </w:rPr>
+        <w:t>El formulario legítimo con token fue aceptado (303).</w:t>
+      </w:r>
+    </w:p>
+    <w:p>
+      <w:pPr>
+        <w:numPr>
+          <w:ilvl w:val="0"/>
+          <w:numId w:val="16"/>
+        </w:numPr>
+        <w:spacing w:after="0"/>
+        <w:rPr>
+          <w:rFonts w:ascii="Segoe UI Emoji" w:hAnsi="Segoe UI Emoji" w:cs="Segoe UI Emoji"/>
+          <w:sz w:val="16"/>
+          <w:szCs w:val="16"/>
+        </w:rPr>
+      </w:pPr>
+      <w:r>
+        <w:rPr>
+          <w:rFonts w:ascii="Segoe UI Emoji" w:hAnsi="Segoe UI Emoji" w:cs="Segoe UI Emoji"/>
+          <w:b/>
+          <w:bCs/>
+          <w:sz w:val="16"/>
+          <w:szCs w:val="16"/>
+        </w:rPr>
+        <w:t>Con</w:t>
+      </w:r>
+      <w:r>
+        <w:rPr>
+          <w:rFonts w:ascii="Segoe UI Emoji" w:hAnsi="Segoe UI Emoji" w:cs="Segoe UI Emoji"/>
+          <w:b/>
+          <w:bCs/>
+          <w:sz w:val="16"/>
+          <w:szCs w:val="16"/>
+        </w:rPr>
+        <w:t>clu</w:t>
+      </w:r>
+      <w:r>
+        <w:rPr>
+          <w:rFonts w:ascii="Segoe UI Emoji" w:hAnsi="Segoe UI Emoji" w:cs="Segoe UI Emoji"/>
+          <w:b/>
+          <w:bCs/>
+          <w:sz w:val="16"/>
+          <w:szCs w:val="16"/>
+        </w:rPr>
+        <w:t>sión:</w:t>
+      </w:r>
+      <w:r>
+        <w:rPr>
+          <w:rFonts w:ascii="Segoe UI Emoji" w:hAnsi="Segoe UI Emoji" w:cs="Segoe UI Emoji"/>
+          <w:sz w:val="16"/>
+          <w:szCs w:val="16"/>
+        </w:rPr>
+        <w:t xml:space="preserve"> el token CSRF bloquea ataques externos, garantizando que solo las peticiones legítimas sean aceptadas.</w:t>
+      </w:r>
+    </w:p>
+    <w:p>
+      <w:pPr>
+        <w:pStyle w:val="Prrafodelista"/>
+        <w:spacing w:after="0"/>
+        <w:rPr>
+          <w:rFonts w:ascii="Segoe UI Emoji" w:hAnsi="Segoe UI Emoji" w:cs="Segoe UI Emoji"/>
+          <w:b/>
+          <w:bCs/>
+          <w:sz w:val="16"/>
+          <w:szCs w:val="16"/>
+        </w:rPr>
+      </w:pPr>
+    </w:p>
+    <w:p>
+      <w:pPr>
+        <w:pStyle w:val="Prrafodelista"/>
+        <w:spacing w:after="0"/>
+        <w:rPr>
+          <w:rFonts w:ascii="Segoe UI Emoji" w:hAnsi="Segoe UI Emoji" w:cs="Segoe UI Emoji"/>
+          <w:b/>
+          <w:bCs/>
+          <w:sz w:val="16"/>
+          <w:szCs w:val="16"/>
+        </w:rPr>
+      </w:pPr>
+    </w:p>
+    <w:p>
+      <w:pPr>
+        <w:spacing w:after="0"/>
+        <w:rPr>
+          <w:rFonts w:ascii="Segoe UI Emoji" w:hAnsi="Segoe UI Emoji" w:cs="Segoe UI Emoji"/>
+          <w:b/>
+          <w:bCs/>
+          <w:sz w:val="16"/>
+          <w:szCs w:val="16"/>
+        </w:rPr>
+      </w:pPr>
+      <w:r>
+        <w:rPr>
+          <w:rFonts w:ascii="Segoe UI Emoji" w:hAnsi="Segoe UI Emoji" w:cs="Segoe UI Emoji"/>
+          <w:b/>
+          <w:bCs/>
+          <w:sz w:val="16"/>
+          <w:szCs w:val="16"/>
+        </w:rPr>
+        <w:t xml:space="preserve">Fecha: </w:t>
+      </w:r>
+      <w:r>
+        <w:rPr>
+          <w:rFonts w:ascii="Segoe UI Emoji" w:hAnsi="Segoe UI Emoji" w:cs="Segoe UI Emoji"/>
+          <w:b/>
+          <w:bCs/>
+          <w:sz w:val="16"/>
+          <w:szCs w:val="16"/>
+        </w:rPr>
+        <w:t>3</w:t>
+      </w:r>
+      <w:r>
+        <w:rPr>
+          <w:rFonts w:ascii="Segoe UI Emoji" w:hAnsi="Segoe UI Emoji" w:cs="Segoe UI Emoji"/>
+          <w:b/>
+          <w:bCs/>
+          <w:sz w:val="16"/>
+          <w:szCs w:val="16"/>
+        </w:rPr>
+        <w:t>/0</w:t>
+      </w:r>
+      <w:r>
+        <w:rPr>
+          <w:rFonts w:ascii="Segoe UI Emoji" w:hAnsi="Segoe UI Emoji" w:cs="Segoe UI Emoji"/>
+          <w:b/>
+          <w:bCs/>
+          <w:sz w:val="16"/>
+          <w:szCs w:val="16"/>
+        </w:rPr>
+        <w:t>3</w:t>
+      </w:r>
+      <w:r>
+        <w:rPr>
+          <w:rFonts w:ascii="Segoe UI Emoji" w:hAnsi="Segoe UI Emoji" w:cs="Segoe UI Emoji"/>
+          <w:b/>
+          <w:bCs/>
+          <w:sz w:val="16"/>
+          <w:szCs w:val="16"/>
+        </w:rPr>
+        <w:t>/2026</w:t>
+      </w:r>
+    </w:p>
+    <w:p>
+      <w:pPr>
+        <w:spacing w:after="0"/>
+        <w:rPr>
+          <w:rFonts w:ascii="Segoe UI Emoji" w:hAnsi="Segoe UI Emoji" w:cs="Segoe UI Emoji"/>
+          <w:sz w:val="16"/>
+          <w:szCs w:val="16"/>
+        </w:rPr>
+      </w:pPr>
+      <w:r>
+        <w:rPr>
+          <w:rFonts w:ascii="Segoe UI Emoji" w:hAnsi="Segoe UI Emoji" w:cs="Segoe UI Emoji"/>
+          <w:b/>
+          <w:bCs/>
+          <w:sz w:val="16"/>
+          <w:szCs w:val="16"/>
+        </w:rPr>
+        <w:t>ZAP – ACTIVE SCAN DE HTTP://LOCALHOST:4443</w:t>
+      </w:r>
+    </w:p>
+    <w:p>
+      <w:pPr>
+        <w:spacing w:after="0"/>
+        <w:rPr>
+          <w:rFonts w:ascii="Segoe UI Emoji" w:hAnsi="Segoe UI Emoji" w:cs="Segoe UI Emoji"/>
+          <w:sz w:val="16"/>
+          <w:szCs w:val="16"/>
+        </w:rPr>
+      </w:pPr>
+      <w:r>
+        <w:rPr>
+          <w:rFonts w:ascii="Segoe UI Emoji" w:hAnsi="Segoe UI Emoji" w:cs="Segoe UI Emoji"/>
+          <w:sz w:val="16"/>
+          <w:szCs w:val="16"/>
+        </w:rPr>
+        <w:t xml:space="preserve">• </w:t>
+      </w:r>
+      <w:r>
+        <w:rPr>
+          <w:rFonts w:ascii="Segoe UI Emoji" w:hAnsi="Segoe UI Emoji" w:cs="Segoe UI Emoji"/>
+          <w:sz w:val="16"/>
+          <w:szCs w:val="16"/>
+        </w:rPr>
+        <w:tab/>
+        <w:t>Hallazgos de ZAP: lista de las 7 alertas.</w:t>
+      </w:r>
+    </w:p>
+    <w:p>
+      <w:pPr>
+        <w:spacing w:after="0"/>
+        <w:rPr>
+          <w:rFonts w:ascii="Segoe UI Emoji" w:hAnsi="Segoe UI Emoji" w:cs="Segoe UI Emoji"/>
+          <w:sz w:val="16"/>
+          <w:szCs w:val="16"/>
+        </w:rPr>
+      </w:pPr>
+      <w:r>
+        <w:rPr>
+          <w:rFonts w:ascii="Segoe UI Emoji" w:hAnsi="Segoe UI Emoji" w:cs="Segoe UI Emoji"/>
+          <w:sz w:val="16"/>
+          <w:szCs w:val="16"/>
+        </w:rPr>
+        <w:t xml:space="preserve">• </w:t>
+      </w:r>
+      <w:r>
+        <w:rPr>
+          <w:rFonts w:ascii="Segoe UI Emoji" w:hAnsi="Segoe UI Emoji" w:cs="Segoe UI Emoji"/>
+          <w:sz w:val="16"/>
+          <w:szCs w:val="16"/>
+        </w:rPr>
+        <w:tab/>
+        <w:t>Comparación con pruebas manuales: vos ya confirmaste que XSS y CSRF están protegidos, pero faltan cabeceras como CSP, HSTS, X-Frame-Options.</w:t>
+      </w:r>
+    </w:p>
+    <w:p>
+      <w:pPr>
+        <w:spacing w:after="0"/>
+        <w:rPr>
+          <w:rFonts w:ascii="Segoe UI Emoji" w:hAnsi="Segoe UI Emoji" w:cs="Segoe UI Emoji"/>
+          <w:sz w:val="16"/>
+          <w:szCs w:val="16"/>
+        </w:rPr>
+      </w:pPr>
+      <w:r>
+        <w:rPr>
+          <w:rFonts w:ascii="Segoe UI Emoji" w:hAnsi="Segoe UI Emoji" w:cs="Segoe UI Emoji"/>
+          <w:sz w:val="16"/>
+          <w:szCs w:val="16"/>
+        </w:rPr>
+        <w:t xml:space="preserve">• </w:t>
+      </w:r>
+      <w:r>
+        <w:rPr>
+          <w:rFonts w:ascii="Segoe UI Emoji" w:hAnsi="Segoe UI Emoji" w:cs="Segoe UI Emoji"/>
+          <w:sz w:val="16"/>
+          <w:szCs w:val="16"/>
+        </w:rPr>
+        <w:tab/>
+      </w:r>
+      <w:r>
+        <w:rPr>
+          <w:rFonts w:ascii="Segoe UI Emoji" w:hAnsi="Segoe UI Emoji" w:cs="Segoe UI Emoji"/>
+          <w:b/>
+          <w:bCs/>
+          <w:sz w:val="16"/>
+          <w:szCs w:val="16"/>
+        </w:rPr>
+        <w:t>Conclusión</w:t>
+      </w:r>
+      <w:r>
+        <w:rPr>
+          <w:rFonts w:ascii="Segoe UI Emoji" w:hAnsi="Segoe UI Emoji" w:cs="Segoe UI Emoji"/>
+          <w:sz w:val="16"/>
+          <w:szCs w:val="16"/>
+        </w:rPr>
+        <w:t xml:space="preserve">: ZAP complementa tus pruebas manuales y te da un checklist de cabeceras de seguridad que </w:t>
+      </w:r>
+      <w:r>
+        <w:rPr>
+          <w:rFonts w:ascii="Segoe UI Emoji" w:hAnsi="Segoe UI Emoji" w:cs="Segoe UI Emoji"/>
+          <w:sz w:val="16"/>
+          <w:szCs w:val="16"/>
+        </w:rPr>
+        <w:t>puedes</w:t>
+      </w:r>
+      <w:r>
+        <w:rPr>
+          <w:rFonts w:ascii="Segoe UI Emoji" w:hAnsi="Segoe UI Emoji" w:cs="Segoe UI Emoji"/>
+          <w:sz w:val="16"/>
+          <w:szCs w:val="16"/>
+        </w:rPr>
+        <w:t xml:space="preserve"> implementar.</w:t>
+      </w:r>
+    </w:p>
+    <w:p>
+      <w:pPr>
+        <w:spacing w:after="0"/>
+        <w:rPr>
+          <w:rFonts w:ascii="Segoe UI Emoji" w:hAnsi="Segoe UI Emoji" w:cs="Segoe UI Emoji"/>
+          <w:sz w:val="16"/>
+          <w:szCs w:val="16"/>
+        </w:rPr>
+      </w:pPr>
+    </w:p>
+    <w:p>
+      <w:pPr>
+        <w:spacing w:after="0"/>
+        <w:rPr>
+          <w:rFonts w:ascii="Segoe UI Emoji" w:hAnsi="Segoe UI Emoji" w:cs="Segoe UI Emoji"/>
+          <w:b/>
+          <w:bCs/>
+          <w:sz w:val="16"/>
+          <w:szCs w:val="16"/>
+        </w:rPr>
+      </w:pPr>
+      <w:r>
+        <w:rPr>
+          <w:rFonts w:ascii="Segoe UI Emoji" w:hAnsi="Segoe UI Emoji" w:cs="Segoe UI Emoji"/>
+          <w:b/>
+          <w:bCs/>
+          <w:sz w:val="16"/>
+          <w:szCs w:val="16"/>
+        </w:rPr>
+        <w:t xml:space="preserve">Fecha: </w:t>
+      </w:r>
+      <w:r>
+        <w:rPr>
+          <w:rFonts w:ascii="Segoe UI Emoji" w:hAnsi="Segoe UI Emoji" w:cs="Segoe UI Emoji"/>
+          <w:b/>
+          <w:bCs/>
+          <w:sz w:val="16"/>
+          <w:szCs w:val="16"/>
+        </w:rPr>
+        <w:t>3</w:t>
+      </w:r>
+      <w:r>
+        <w:rPr>
+          <w:rFonts w:ascii="Segoe UI Emoji" w:hAnsi="Segoe UI Emoji" w:cs="Segoe UI Emoji"/>
+          <w:b/>
+          <w:bCs/>
+          <w:sz w:val="16"/>
+          <w:szCs w:val="16"/>
+        </w:rPr>
+        <w:t>/0</w:t>
+      </w:r>
+      <w:r>
+        <w:rPr>
+          <w:rFonts w:ascii="Segoe UI Emoji" w:hAnsi="Segoe UI Emoji" w:cs="Segoe UI Emoji"/>
+          <w:b/>
+          <w:bCs/>
+          <w:sz w:val="16"/>
+          <w:szCs w:val="16"/>
+        </w:rPr>
+        <w:t>3</w:t>
+      </w:r>
+      <w:r>
+        <w:rPr>
+          <w:rFonts w:ascii="Segoe UI Emoji" w:hAnsi="Segoe UI Emoji" w:cs="Segoe UI Emoji"/>
+          <w:b/>
+          <w:bCs/>
+          <w:sz w:val="16"/>
+          <w:szCs w:val="16"/>
+        </w:rPr>
+        <w:t>/2026</w:t>
+      </w:r>
+    </w:p>
+    <w:p>
+      <w:pPr>
+        <w:spacing w:after="0"/>
+        <w:rPr>
+          <w:rFonts w:ascii="Segoe UI Emoji" w:hAnsi="Segoe UI Emoji" w:cs="Segoe UI Emoji"/>
+          <w:b/>
+          <w:bCs/>
+          <w:sz w:val="16"/>
+          <w:szCs w:val="16"/>
+        </w:rPr>
+      </w:pPr>
+      <w:r>
+        <w:rPr>
+          <w:rFonts w:ascii="Segoe UI Emoji" w:hAnsi="Segoe UI Emoji" w:cs="Segoe UI Emoji"/>
+          <w:b/>
+          <w:bCs/>
+          <w:sz w:val="16"/>
+          <w:szCs w:val="16"/>
+        </w:rPr>
+        <w:t>Nmap – escaneo de servicios</w:t>
+      </w:r>
+      <w:r>
+        <w:rPr>
+          <w:rFonts w:ascii="Segoe UI Emoji" w:hAnsi="Segoe UI Emoji" w:cs="Segoe UI Emoji"/>
+          <w:b/>
+          <w:bCs/>
+          <w:sz w:val="16"/>
+          <w:szCs w:val="16"/>
+        </w:rPr>
+        <w:t xml:space="preserve"> – comando </w:t>
+      </w:r>
+      <w:r>
+        <w:rPr>
+          <w:rFonts w:ascii="Segoe UI Emoji" w:hAnsi="Segoe UI Emoji" w:cs="Segoe UI Emoji"/>
+          <w:b/>
+          <w:bCs/>
+          <w:sz w:val="16"/>
+          <w:szCs w:val="16"/>
+        </w:rPr>
+        <w:t>nmap -sV localhost</w:t>
+      </w:r>
+      <w:r>
+        <w:rPr>
+          <w:rFonts w:ascii="Segoe UI Emoji" w:hAnsi="Segoe UI Emoji" w:cs="Segoe UI Emoji"/>
+          <w:b/>
+          <w:bCs/>
+          <w:sz w:val="16"/>
+          <w:szCs w:val="16"/>
+        </w:rPr>
+        <w:t xml:space="preserve"> (escaneo detallado)</w:t>
+      </w:r>
+    </w:p>
+    <w:p>
+      <w:pPr>
+        <w:spacing w:after="0"/>
+        <w:rPr>
+          <w:rFonts w:ascii="Segoe UI Emoji" w:hAnsi="Segoe UI Emoji" w:cs="Segoe UI Emoji"/>
+          <w:sz w:val="16"/>
+          <w:szCs w:val="16"/>
+        </w:rPr>
+      </w:pPr>
+      <w:r>
+        <w:rPr>
+          <w:rFonts w:ascii="Segoe UI Emoji" w:hAnsi="Segoe UI Emoji" w:cs="Segoe UI Emoji"/>
+          <w:sz w:val="16"/>
+          <w:szCs w:val="16"/>
+        </w:rPr>
+        <w:t xml:space="preserve">• </w:t>
+      </w:r>
+      <w:r>
+        <w:rPr>
+          <w:rFonts w:ascii="Segoe UI Emoji" w:hAnsi="Segoe UI Emoji" w:cs="Segoe UI Emoji"/>
+          <w:sz w:val="16"/>
+          <w:szCs w:val="16"/>
+        </w:rPr>
+        <w:tab/>
+      </w:r>
+      <w:r>
+        <w:rPr>
+          <w:rFonts w:ascii="Segoe UI Emoji" w:hAnsi="Segoe UI Emoji" w:cs="Segoe UI Emoji"/>
+          <w:b/>
+          <w:bCs/>
+          <w:sz w:val="16"/>
+          <w:szCs w:val="16"/>
+        </w:rPr>
+        <w:t>Puertos abiertos:</w:t>
+      </w:r>
+      <w:r>
+        <w:rPr>
+          <w:rFonts w:ascii="Segoe UI Emoji" w:hAnsi="Segoe UI Emoji" w:cs="Segoe UI Emoji"/>
+          <w:sz w:val="16"/>
+          <w:szCs w:val="16"/>
+        </w:rPr>
+        <w:t xml:space="preserve"> 4443 (HTTPS).</w:t>
+      </w:r>
+    </w:p>
+    <w:p>
+      <w:pPr>
+        <w:spacing w:after="0"/>
+        <w:rPr>
+          <w:rFonts w:ascii="Segoe UI Emoji" w:hAnsi="Segoe UI Emoji" w:cs="Segoe UI Emoji"/>
+          <w:sz w:val="16"/>
+          <w:szCs w:val="16"/>
+        </w:rPr>
+      </w:pPr>
+      <w:r>
+        <w:rPr>
+          <w:rFonts w:ascii="Segoe UI Emoji" w:hAnsi="Segoe UI Emoji" w:cs="Segoe UI Emoji"/>
+          <w:sz w:val="16"/>
+          <w:szCs w:val="16"/>
+        </w:rPr>
+        <w:t xml:space="preserve">• </w:t>
+      </w:r>
+      <w:r>
+        <w:rPr>
+          <w:rFonts w:ascii="Segoe UI Emoji" w:hAnsi="Segoe UI Emoji" w:cs="Segoe UI Emoji"/>
+          <w:sz w:val="16"/>
+          <w:szCs w:val="16"/>
+        </w:rPr>
+        <w:tab/>
+      </w:r>
+      <w:r>
+        <w:rPr>
+          <w:rFonts w:ascii="Segoe UI Emoji" w:hAnsi="Segoe UI Emoji" w:cs="Segoe UI Emoji"/>
+          <w:b/>
+          <w:bCs/>
+          <w:sz w:val="16"/>
+          <w:szCs w:val="16"/>
+        </w:rPr>
+        <w:t>Servicio detectado:</w:t>
+      </w:r>
+      <w:r>
+        <w:rPr>
+          <w:rFonts w:ascii="Segoe UI Emoji" w:hAnsi="Segoe UI Emoji" w:cs="Segoe UI Emoji"/>
+          <w:sz w:val="16"/>
+          <w:szCs w:val="16"/>
+        </w:rPr>
+        <w:t xml:space="preserve"> BaseHTTPServer 0.6 (Python 3.13.11).</w:t>
+      </w:r>
+    </w:p>
+    <w:p>
+      <w:pPr>
+        <w:spacing w:after="0"/>
+        <w:rPr>
+          <w:rFonts w:ascii="Segoe UI Emoji" w:hAnsi="Segoe UI Emoji" w:cs="Segoe UI Emoji"/>
+          <w:sz w:val="16"/>
+          <w:szCs w:val="16"/>
+        </w:rPr>
+      </w:pPr>
+      <w:r>
+        <w:rPr>
+          <w:rFonts w:ascii="Segoe UI Emoji" w:hAnsi="Segoe UI Emoji" w:cs="Segoe UI Emoji"/>
+          <w:sz w:val="16"/>
+          <w:szCs w:val="16"/>
+        </w:rPr>
+        <w:t xml:space="preserve">• </w:t>
+      </w:r>
+      <w:r>
+        <w:rPr>
+          <w:rFonts w:ascii="Segoe UI Emoji" w:hAnsi="Segoe UI Emoji" w:cs="Segoe UI Emoji"/>
+          <w:sz w:val="16"/>
+          <w:szCs w:val="16"/>
+        </w:rPr>
+        <w:tab/>
+      </w:r>
+      <w:r>
+        <w:rPr>
+          <w:rFonts w:ascii="Segoe UI Emoji" w:hAnsi="Segoe UI Emoji" w:cs="Segoe UI Emoji"/>
+          <w:b/>
+          <w:bCs/>
+          <w:sz w:val="16"/>
+          <w:szCs w:val="16"/>
+        </w:rPr>
+        <w:t>Puertos cerrados:</w:t>
+      </w:r>
+      <w:r>
+        <w:rPr>
+          <w:rFonts w:ascii="Segoe UI Emoji" w:hAnsi="Segoe UI Emoji" w:cs="Segoe UI Emoji"/>
+          <w:sz w:val="16"/>
+          <w:szCs w:val="16"/>
+        </w:rPr>
+        <w:t xml:space="preserve"> 999.</w:t>
+      </w:r>
+    </w:p>
+    <w:p>
+      <w:pPr>
+        <w:spacing w:after="0"/>
+        <w:rPr>
+          <w:rFonts w:ascii="Segoe UI Emoji" w:hAnsi="Segoe UI Emoji" w:cs="Segoe UI Emoji"/>
+          <w:sz w:val="16"/>
+          <w:szCs w:val="16"/>
+        </w:rPr>
+      </w:pPr>
+      <w:r>
+        <w:rPr>
+          <w:rFonts w:ascii="Segoe UI Emoji" w:hAnsi="Segoe UI Emoji" w:cs="Segoe UI Emoji"/>
+          <w:sz w:val="16"/>
+          <w:szCs w:val="16"/>
+        </w:rPr>
+        <w:t xml:space="preserve">• </w:t>
+      </w:r>
+      <w:r>
+        <w:rPr>
+          <w:rFonts w:ascii="Segoe UI Emoji" w:hAnsi="Segoe UI Emoji" w:cs="Segoe UI Emoji"/>
+          <w:sz w:val="16"/>
+          <w:szCs w:val="16"/>
+        </w:rPr>
+        <w:tab/>
+      </w:r>
+      <w:r>
+        <w:rPr>
+          <w:rFonts w:ascii="Segoe UI Emoji" w:hAnsi="Segoe UI Emoji" w:cs="Segoe UI Emoji"/>
+          <w:b/>
+          <w:bCs/>
+          <w:sz w:val="16"/>
+          <w:szCs w:val="16"/>
+        </w:rPr>
+        <w:t>Conclusión</w:t>
+      </w:r>
+      <w:r>
+        <w:rPr>
+          <w:rFonts w:ascii="Segoe UI Emoji" w:hAnsi="Segoe UI Emoji" w:cs="Segoe UI Emoji"/>
+          <w:sz w:val="16"/>
+          <w:szCs w:val="16"/>
+        </w:rPr>
+        <w:t>: el servidor expone su versión en el header, lo cual coincide con la alerta de ZAP. Es recomendable ocultar esa información para reducir superficie de ataque</w:t>
+      </w:r>
+      <w:r>
+        <w:rPr>
+          <w:rFonts w:ascii="Segoe UI Emoji" w:hAnsi="Segoe UI Emoji" w:cs="Segoe UI Emoji"/>
+          <w:sz w:val="16"/>
+          <w:szCs w:val="16"/>
+        </w:rPr>
+        <w:t>.</w:t>
+      </w:r>
+    </w:p>
+    <w:p>
+      <w:pPr>
+        <w:spacing w:after="0"/>
+        <w:rPr>
+          <w:rFonts w:ascii="Segoe UI Emoji" w:hAnsi="Segoe UI Emoji" w:cs="Segoe UI Emoji"/>
+          <w:sz w:val="16"/>
+          <w:szCs w:val="16"/>
+        </w:rPr>
+      </w:pPr>
+    </w:p>
+    <w:p>
+      <w:pPr>
+        <w:spacing w:after="0"/>
+        <w:rPr>
+          <w:rFonts w:ascii="Segoe UI Emoji" w:hAnsi="Segoe UI Emoji" w:cs="Segoe UI Emoji"/>
+          <w:b/>
+          <w:bCs/>
+          <w:sz w:val="16"/>
+          <w:szCs w:val="16"/>
+        </w:rPr>
+      </w:pPr>
+      <w:r>
+        <w:rPr>
+          <w:rFonts w:ascii="Segoe UI Emoji" w:hAnsi="Segoe UI Emoji" w:cs="Segoe UI Emoji"/>
+          <w:b/>
+          <w:bCs/>
+          <w:sz w:val="16"/>
+          <w:szCs w:val="16"/>
+        </w:rPr>
+        <w:t xml:space="preserve">Fecha: </w:t>
+      </w:r>
+      <w:r>
+        <w:rPr>
+          <w:rFonts w:ascii="Segoe UI Emoji" w:hAnsi="Segoe UI Emoji" w:cs="Segoe UI Emoji"/>
+          <w:b/>
+          <w:bCs/>
+          <w:sz w:val="16"/>
+          <w:szCs w:val="16"/>
+        </w:rPr>
+        <w:t>3</w:t>
+      </w:r>
+      <w:r>
+        <w:rPr>
+          <w:rFonts w:ascii="Segoe UI Emoji" w:hAnsi="Segoe UI Emoji" w:cs="Segoe UI Emoji"/>
+          <w:b/>
+          <w:bCs/>
+          <w:sz w:val="16"/>
+          <w:szCs w:val="16"/>
+        </w:rPr>
+        <w:t>/0</w:t>
+      </w:r>
+      <w:r>
+        <w:rPr>
+          <w:rFonts w:ascii="Segoe UI Emoji" w:hAnsi="Segoe UI Emoji" w:cs="Segoe UI Emoji"/>
+          <w:b/>
+          <w:bCs/>
+          <w:sz w:val="16"/>
+          <w:szCs w:val="16"/>
+        </w:rPr>
+        <w:t>3</w:t>
+      </w:r>
+      <w:r>
+        <w:rPr>
+          <w:rFonts w:ascii="Segoe UI Emoji" w:hAnsi="Segoe UI Emoji" w:cs="Segoe UI Emoji"/>
+          <w:b/>
+          <w:bCs/>
+          <w:sz w:val="16"/>
+          <w:szCs w:val="16"/>
+        </w:rPr>
+        <w:t>/2026</w:t>
+      </w:r>
+    </w:p>
+    <w:p>
+      <w:pPr>
+        <w:spacing w:after="0"/>
+        <w:rPr>
+          <w:rFonts w:ascii="Segoe UI Emoji" w:hAnsi="Segoe UI Emoji" w:cs="Segoe UI Emoji"/>
+          <w:b/>
+          <w:bCs/>
+          <w:sz w:val="16"/>
+          <w:szCs w:val="16"/>
+        </w:rPr>
+      </w:pPr>
+      <w:r>
+        <w:rPr>
+          <w:rFonts w:ascii="Segoe UI Emoji" w:hAnsi="Segoe UI Emoji" w:cs="Segoe UI Emoji"/>
+          <w:b/>
+          <w:bCs/>
+          <w:sz w:val="16"/>
+          <w:szCs w:val="16"/>
+        </w:rPr>
+        <w:t>Nmap – escaneo agresivo (-A) – comando nmap -A localhost</w:t>
+      </w:r>
+    </w:p>
+    <w:p>
+      <w:pPr>
+        <w:spacing w:after="0"/>
+        <w:rPr>
+          <w:rFonts w:ascii="Segoe UI Emoji" w:hAnsi="Segoe UI Emoji" w:cs="Segoe UI Emoji"/>
+          <w:sz w:val="16"/>
+          <w:szCs w:val="16"/>
+        </w:rPr>
+      </w:pPr>
+      <w:r>
+        <w:rPr>
+          <w:rFonts w:ascii="Segoe UI Emoji" w:hAnsi="Segoe UI Emoji" w:cs="Segoe UI Emoji"/>
+          <w:sz w:val="16"/>
+          <w:szCs w:val="16"/>
+        </w:rPr>
+        <w:t xml:space="preserve">• </w:t>
+      </w:r>
+      <w:r>
+        <w:rPr>
+          <w:rFonts w:ascii="Segoe UI Emoji" w:hAnsi="Segoe UI Emoji" w:cs="Segoe UI Emoji"/>
+          <w:sz w:val="16"/>
+          <w:szCs w:val="16"/>
+        </w:rPr>
+        <w:tab/>
+      </w:r>
+      <w:r>
+        <w:rPr>
+          <w:rFonts w:ascii="Segoe UI Emoji" w:hAnsi="Segoe UI Emoji" w:cs="Segoe UI Emoji"/>
+          <w:b/>
+          <w:bCs/>
+          <w:sz w:val="16"/>
+          <w:szCs w:val="16"/>
+        </w:rPr>
+        <w:t>Puerto abierto:</w:t>
+      </w:r>
+      <w:r>
+        <w:rPr>
+          <w:rFonts w:ascii="Segoe UI Emoji" w:hAnsi="Segoe UI Emoji" w:cs="Segoe UI Emoji"/>
+          <w:sz w:val="16"/>
+          <w:szCs w:val="16"/>
+        </w:rPr>
+        <w:t xml:space="preserve"> 4443 (HTTPS).</w:t>
+      </w:r>
+    </w:p>
+    <w:p>
+      <w:pPr>
+        <w:spacing w:after="0"/>
+        <w:rPr>
+          <w:rFonts w:ascii="Segoe UI Emoji" w:hAnsi="Segoe UI Emoji" w:cs="Segoe UI Emoji"/>
+          <w:sz w:val="16"/>
+          <w:szCs w:val="16"/>
+        </w:rPr>
+      </w:pPr>
+      <w:r>
+        <w:rPr>
+          <w:rFonts w:ascii="Segoe UI Emoji" w:hAnsi="Segoe UI Emoji" w:cs="Segoe UI Emoji"/>
+          <w:sz w:val="16"/>
+          <w:szCs w:val="16"/>
+        </w:rPr>
+        <w:t xml:space="preserve">• </w:t>
+      </w:r>
+      <w:r>
+        <w:rPr>
+          <w:rFonts w:ascii="Segoe UI Emoji" w:hAnsi="Segoe UI Emoji" w:cs="Segoe UI Emoji"/>
+          <w:sz w:val="16"/>
+          <w:szCs w:val="16"/>
+        </w:rPr>
+        <w:tab/>
+      </w:r>
+      <w:r>
+        <w:rPr>
+          <w:rFonts w:ascii="Segoe UI Emoji" w:hAnsi="Segoe UI Emoji" w:cs="Segoe UI Emoji"/>
+          <w:b/>
+          <w:bCs/>
+          <w:sz w:val="16"/>
+          <w:szCs w:val="16"/>
+        </w:rPr>
+        <w:t>Servicio detectado:</w:t>
+      </w:r>
+      <w:r>
+        <w:rPr>
+          <w:rFonts w:ascii="Segoe UI Emoji" w:hAnsi="Segoe UI Emoji" w:cs="Segoe UI Emoji"/>
+          <w:sz w:val="16"/>
+          <w:szCs w:val="16"/>
+        </w:rPr>
+        <w:t xml:space="preserve"> BaseHTTPServer 0.6 (Python 3.13.11).</w:t>
+      </w:r>
+    </w:p>
+    <w:p>
+      <w:pPr>
+        <w:spacing w:after="0"/>
+        <w:rPr>
+          <w:rFonts w:ascii="Segoe UI Emoji" w:hAnsi="Segoe UI Emoji" w:cs="Segoe UI Emoji"/>
+          <w:sz w:val="16"/>
+          <w:szCs w:val="16"/>
+        </w:rPr>
+      </w:pPr>
+      <w:r>
+        <w:rPr>
+          <w:rFonts w:ascii="Segoe UI Emoji" w:hAnsi="Segoe UI Emoji" w:cs="Segoe UI Emoji"/>
+          <w:sz w:val="16"/>
+          <w:szCs w:val="16"/>
+        </w:rPr>
+        <w:t xml:space="preserve">• </w:t>
+      </w:r>
+      <w:r>
+        <w:rPr>
+          <w:rFonts w:ascii="Segoe UI Emoji" w:hAnsi="Segoe UI Emoji" w:cs="Segoe UI Emoji"/>
+          <w:sz w:val="16"/>
+          <w:szCs w:val="16"/>
+        </w:rPr>
+        <w:tab/>
+      </w:r>
+      <w:r>
+        <w:rPr>
+          <w:rFonts w:ascii="Segoe UI Emoji" w:hAnsi="Segoe UI Emoji" w:cs="Segoe UI Emoji"/>
+          <w:b/>
+          <w:bCs/>
+          <w:sz w:val="16"/>
+          <w:szCs w:val="16"/>
+        </w:rPr>
+        <w:t>Certificado</w:t>
+      </w:r>
+      <w:r>
+        <w:rPr>
+          <w:rFonts w:ascii="Segoe UI Emoji" w:hAnsi="Segoe UI Emoji" w:cs="Segoe UI Emoji"/>
+          <w:sz w:val="16"/>
+          <w:szCs w:val="16"/>
+        </w:rPr>
+        <w:t>: válido, emitido por mkcert, SAN: localhost/127.0.0.1.</w:t>
+      </w:r>
+    </w:p>
+    <w:p>
+      <w:pPr>
+        <w:spacing w:after="0"/>
+        <w:rPr>
+          <w:rFonts w:ascii="Segoe UI Emoji" w:hAnsi="Segoe UI Emoji" w:cs="Segoe UI Emoji"/>
+          <w:sz w:val="16"/>
+          <w:szCs w:val="16"/>
+        </w:rPr>
+      </w:pPr>
+      <w:r>
+        <w:rPr>
+          <w:rFonts w:ascii="Segoe UI Emoji" w:hAnsi="Segoe UI Emoji" w:cs="Segoe UI Emoji"/>
+          <w:sz w:val="16"/>
+          <w:szCs w:val="16"/>
+        </w:rPr>
+        <w:t xml:space="preserve">• </w:t>
+      </w:r>
+      <w:r>
+        <w:rPr>
+          <w:rFonts w:ascii="Segoe UI Emoji" w:hAnsi="Segoe UI Emoji" w:cs="Segoe UI Emoji"/>
+          <w:sz w:val="16"/>
+          <w:szCs w:val="16"/>
+        </w:rPr>
+        <w:tab/>
+      </w:r>
+      <w:r>
+        <w:rPr>
+          <w:rFonts w:ascii="Segoe UI Emoji" w:hAnsi="Segoe UI Emoji" w:cs="Segoe UI Emoji"/>
+          <w:b/>
+          <w:bCs/>
+          <w:sz w:val="16"/>
+          <w:szCs w:val="16"/>
+        </w:rPr>
+        <w:t>OS detectado:</w:t>
+      </w:r>
+      <w:r>
+        <w:rPr>
+          <w:rFonts w:ascii="Segoe UI Emoji" w:hAnsi="Segoe UI Emoji" w:cs="Segoe UI Emoji"/>
+          <w:sz w:val="16"/>
+          <w:szCs w:val="16"/>
+        </w:rPr>
+        <w:t xml:space="preserve"> Linux kernel 5.0–6.2.</w:t>
+      </w:r>
+    </w:p>
+    <w:p>
+      <w:pPr>
+        <w:spacing w:after="0"/>
+        <w:rPr>
+          <w:rFonts w:ascii="Segoe UI Emoji" w:hAnsi="Segoe UI Emoji" w:cs="Segoe UI Emoji"/>
+          <w:sz w:val="16"/>
+          <w:szCs w:val="16"/>
+        </w:rPr>
+      </w:pPr>
+      <w:r>
+        <w:rPr>
+          <w:rFonts w:ascii="Segoe UI Emoji" w:hAnsi="Segoe UI Emoji" w:cs="Segoe UI Emoji"/>
+          <w:sz w:val="16"/>
+          <w:szCs w:val="16"/>
+        </w:rPr>
+        <w:t xml:space="preserve">• </w:t>
+      </w:r>
+      <w:r>
+        <w:rPr>
+          <w:rFonts w:ascii="Segoe UI Emoji" w:hAnsi="Segoe UI Emoji" w:cs="Segoe UI Emoji"/>
+          <w:sz w:val="16"/>
+          <w:szCs w:val="16"/>
+        </w:rPr>
+        <w:tab/>
+      </w:r>
+      <w:r>
+        <w:rPr>
+          <w:rFonts w:ascii="Segoe UI Emoji" w:hAnsi="Segoe UI Emoji" w:cs="Segoe UI Emoji"/>
+          <w:b/>
+          <w:bCs/>
+          <w:sz w:val="16"/>
+          <w:szCs w:val="16"/>
+        </w:rPr>
+        <w:t>Conclusión</w:t>
+      </w:r>
+      <w:r>
+        <w:rPr>
+          <w:rFonts w:ascii="Segoe UI Emoji" w:hAnsi="Segoe UI Emoji" w:cs="Segoe UI Emoji"/>
+          <w:sz w:val="16"/>
+          <w:szCs w:val="16"/>
+        </w:rPr>
+        <w:t>: Nmap confirma la exposición de versión y el certificado válido. Coincide con las alertas de ZAP sobre headers y versión.</w:t>
+      </w:r>
+    </w:p>
+    <w:p>
+      <w:pPr>
+        <w:spacing w:after="0"/>
+        <w:rPr>
+          <w:rFonts w:ascii="Segoe UI Emoji" w:hAnsi="Segoe UI Emoji" w:cs="Segoe UI Emoji"/>
+          <w:sz w:val="16"/>
+          <w:szCs w:val="16"/>
+        </w:rPr>
+      </w:pPr>
+    </w:p>
+    <w:p>
+      <w:pPr>
+        <w:spacing w:after="0"/>
+        <w:rPr>
+          <w:rFonts w:ascii="Segoe UI Emoji" w:hAnsi="Segoe UI Emoji" w:cs="Segoe UI Emoji"/>
+          <w:sz w:val="16"/>
+          <w:szCs w:val="16"/>
+        </w:rPr>
+      </w:pPr>
+    </w:p>
+    <w:p>
+      <w:pPr>
+        <w:spacing w:after="0"/>
+        <w:rPr>
+          <w:rFonts w:ascii="Segoe UI Emoji" w:hAnsi="Segoe UI Emoji" w:cs="Segoe UI Emoji"/>
+          <w:sz w:val="16"/>
+          <w:szCs w:val="16"/>
+        </w:rPr>
+      </w:pPr>
+    </w:p>
+    <w:p>
+      <w:pPr>
+        <w:spacing w:after="0"/>
+        <w:rPr>
+          <w:rFonts w:ascii="Segoe UI Emoji" w:hAnsi="Segoe UI Emoji" w:cs="Segoe UI Emoji"/>
+          <w:b/>
+          <w:bCs/>
+          <w:sz w:val="16"/>
+          <w:szCs w:val="16"/>
+          <w:lang w:val="en-US"/>
+        </w:rPr>
+      </w:pPr>
+      <w:r>
+        <w:rPr>
+          <w:rFonts w:ascii="Segoe UI Emoji" w:hAnsi="Segoe UI Emoji" w:cs="Segoe UI Emoji"/>
+          <w:b/>
+          <w:bCs/>
+          <w:sz w:val="16"/>
+          <w:szCs w:val="16"/>
+          <w:lang w:val="en-US"/>
+        </w:rPr>
+        <w:t>Fecha: 3/03/2026</w:t>
+      </w:r>
+    </w:p>
+    <w:p>
+      <w:pPr>
+        <w:spacing w:after="0"/>
+        <w:rPr>
+          <w:rFonts w:ascii="Segoe UI Emoji" w:hAnsi="Segoe UI Emoji" w:cs="Segoe UI Emoji"/>
+          <w:b/>
+          <w:bCs/>
+          <w:sz w:val="16"/>
+          <w:szCs w:val="16"/>
+          <w:lang w:val="en-US"/>
+        </w:rPr>
+      </w:pPr>
+      <w:r>
+        <w:rPr>
+          <w:rFonts w:ascii="Segoe UI Emoji" w:hAnsi="Segoe UI Emoji" w:cs="Segoe UI Emoji"/>
+          <w:b/>
+          <w:bCs/>
+          <w:sz w:val="16"/>
+          <w:szCs w:val="16"/>
+          <w:lang w:val="en-US"/>
+        </w:rPr>
+        <w:t>Wireshark</w:t>
+      </w:r>
+    </w:p>
+    <w:p>
+      <w:pPr>
+        <w:spacing w:after="0"/>
+        <w:rPr>
+          <w:rFonts w:ascii="Segoe UI Emoji" w:hAnsi="Segoe UI Emoji" w:cs="Segoe UI Emoji"/>
+          <w:sz w:val="16"/>
+          <w:szCs w:val="16"/>
+          <w:lang w:val="en-US"/>
+        </w:rPr>
+      </w:pPr>
+      <w:r>
+        <w:rPr>
+          <w:rFonts w:ascii="Segoe UI Emoji" w:hAnsi="Segoe UI Emoji" w:cs="Segoe UI Emoji"/>
+          <w:sz w:val="16"/>
+          <w:szCs w:val="16"/>
+          <w:lang w:val="en-US"/>
+        </w:rPr>
+        <w:t xml:space="preserve">• </w:t>
+      </w:r>
+      <w:r>
+        <w:rPr>
+          <w:rFonts w:ascii="Segoe UI Emoji" w:hAnsi="Segoe UI Emoji" w:cs="Segoe UI Emoji"/>
+          <w:sz w:val="16"/>
+          <w:szCs w:val="16"/>
+          <w:lang w:val="en-US"/>
+        </w:rPr>
+        <w:tab/>
+        <w:t>Follow TCP Stream: handshake completo (SYN → SYN-ACK → ACK).</w:t>
+      </w:r>
+    </w:p>
+    <w:p>
+      <w:pPr>
+        <w:spacing w:after="0"/>
+        <w:rPr>
+          <w:rFonts w:ascii="Segoe UI Emoji" w:hAnsi="Segoe UI Emoji" w:cs="Segoe UI Emoji"/>
+          <w:sz w:val="16"/>
+          <w:szCs w:val="16"/>
+        </w:rPr>
+      </w:pPr>
+      <w:r>
+        <w:rPr>
+          <w:rFonts w:ascii="Segoe UI Emoji" w:hAnsi="Segoe UI Emoji" w:cs="Segoe UI Emoji"/>
+          <w:sz w:val="16"/>
+          <w:szCs w:val="16"/>
+        </w:rPr>
+        <w:t xml:space="preserve">• </w:t>
+      </w:r>
+      <w:r>
+        <w:rPr>
+          <w:rFonts w:ascii="Segoe UI Emoji" w:hAnsi="Segoe UI Emoji" w:cs="Segoe UI Emoji"/>
+          <w:sz w:val="16"/>
+          <w:szCs w:val="16"/>
+        </w:rPr>
+        <w:tab/>
+        <w:t>Follow TLS Stream: handshake TLS con certificado mkcert y negociación de cifrado.</w:t>
+      </w:r>
+    </w:p>
+    <w:p>
+      <w:pPr>
+        <w:spacing w:after="0"/>
+        <w:rPr>
+          <w:rFonts w:ascii="Segoe UI Emoji" w:hAnsi="Segoe UI Emoji" w:cs="Segoe UI Emoji"/>
+          <w:sz w:val="16"/>
+          <w:szCs w:val="16"/>
+        </w:rPr>
+      </w:pPr>
+      <w:r>
+        <w:rPr>
+          <w:rFonts w:ascii="Segoe UI Emoji" w:hAnsi="Segoe UI Emoji" w:cs="Segoe UI Emoji"/>
+          <w:sz w:val="16"/>
+          <w:szCs w:val="16"/>
+        </w:rPr>
+        <w:t xml:space="preserve">• </w:t>
+      </w:r>
+      <w:r>
+        <w:rPr>
+          <w:rFonts w:ascii="Segoe UI Emoji" w:hAnsi="Segoe UI Emoji" w:cs="Segoe UI Emoji"/>
+          <w:sz w:val="16"/>
+          <w:szCs w:val="16"/>
+        </w:rPr>
+        <w:tab/>
+        <w:t>Application Data: tráfico cifrado, confirmando que tu payload escapado viaja seguro.</w:t>
+      </w:r>
+    </w:p>
+    <w:p>
+      <w:pPr>
+        <w:spacing w:after="0"/>
+        <w:rPr>
+          <w:rFonts w:ascii="Segoe UI Emoji" w:hAnsi="Segoe UI Emoji" w:cs="Segoe UI Emoji"/>
+          <w:sz w:val="16"/>
+          <w:szCs w:val="16"/>
+        </w:rPr>
+      </w:pPr>
+      <w:r>
+        <w:rPr>
+          <w:rFonts w:ascii="Segoe UI Emoji" w:hAnsi="Segoe UI Emoji" w:cs="Segoe UI Emoji"/>
+          <w:sz w:val="16"/>
+          <w:szCs w:val="16"/>
+        </w:rPr>
+        <w:t xml:space="preserve">• </w:t>
+      </w:r>
+      <w:r>
+        <w:rPr>
+          <w:rFonts w:ascii="Segoe UI Emoji" w:hAnsi="Segoe UI Emoji" w:cs="Segoe UI Emoji"/>
+          <w:sz w:val="16"/>
+          <w:szCs w:val="16"/>
+        </w:rPr>
+        <w:tab/>
+        <w:t>Conclusión: tu servidor no solo bloquea XSS con, sino que además transmite todo el tráfico protegido con TLS.</w:t>
+      </w:r>
+    </w:p>
+    <w:p>
+      <w:pPr>
+        <w:spacing w:after="0"/>
+        <w:rPr>
+          <w:rFonts w:ascii="Segoe UI Emoji" w:hAnsi="Segoe UI Emoji" w:cs="Segoe UI Emoji"/>
+          <w:sz w:val="16"/>
+          <w:szCs w:val="16"/>
+        </w:rPr>
+      </w:pPr>
+    </w:p>
+    <w:p>
+      <w:pPr>
+        <w:spacing w:after="0"/>
+        <w:rPr>
+          <w:rFonts w:ascii="Segoe UI Emoji" w:hAnsi="Segoe UI Emoji" w:cs="Segoe UI Emoji"/>
+          <w:b/>
+          <w:bCs/>
+          <w:sz w:val="16"/>
+          <w:szCs w:val="16"/>
+        </w:rPr>
+      </w:pPr>
+      <w:r>
+        <w:rPr>
+          <w:rFonts w:ascii="Segoe UI Emoji" w:hAnsi="Segoe UI Emoji" w:cs="Segoe UI Emoji"/>
+          <w:b/>
+          <w:bCs/>
+          <w:sz w:val="16"/>
+          <w:szCs w:val="16"/>
+        </w:rPr>
+        <w:t>📝 Diario técnico — Conclusión Fase 3</w:t>
+      </w:r>
+    </w:p>
+    <w:p>
+      <w:pPr>
+        <w:numPr>
+          <w:ilvl w:val="0"/>
+          <w:numId w:val="17"/>
+        </w:numPr>
+        <w:spacing w:after="0"/>
+        <w:rPr>
+          <w:rFonts w:ascii="Segoe UI Emoji" w:hAnsi="Segoe UI Emoji" w:cs="Segoe UI Emoji"/>
+          <w:sz w:val="16"/>
+          <w:szCs w:val="16"/>
+        </w:rPr>
+      </w:pPr>
+      <w:r>
+        <w:rPr>
+          <w:rFonts w:ascii="Segoe UI Emoji" w:hAnsi="Segoe UI Emoji" w:cs="Segoe UI Emoji"/>
+          <w:sz w:val="16"/>
+          <w:szCs w:val="16"/>
+        </w:rPr>
+        <w:t>Cerraste la fase con evidencia práctica de cada herramienta.</w:t>
+      </w:r>
+    </w:p>
+    <w:p>
+      <w:pPr>
+        <w:numPr>
+          <w:ilvl w:val="0"/>
+          <w:numId w:val="17"/>
+        </w:numPr>
+        <w:spacing w:after="0"/>
+        <w:rPr>
+          <w:rFonts w:ascii="Segoe UI Emoji" w:hAnsi="Segoe UI Emoji" w:cs="Segoe UI Emoji"/>
+          <w:sz w:val="16"/>
+          <w:szCs w:val="16"/>
+        </w:rPr>
+      </w:pPr>
+      <w:r>
+        <w:rPr>
+          <w:rFonts w:ascii="Segoe UI Emoji" w:hAnsi="Segoe UI Emoji" w:cs="Segoe UI Emoji"/>
+          <w:sz w:val="16"/>
+          <w:szCs w:val="16"/>
+        </w:rPr>
+        <w:t>Documentaste vulnerabilidades, defensas y mejoras pendientes.</w:t>
+      </w:r>
+    </w:p>
+    <w:p>
+      <w:pPr>
+        <w:numPr>
+          <w:ilvl w:val="0"/>
+          <w:numId w:val="17"/>
+        </w:numPr>
+        <w:spacing w:after="0"/>
+        <w:rPr>
+          <w:rFonts w:ascii="Segoe UI Emoji" w:hAnsi="Segoe UI Emoji" w:cs="Segoe UI Emoji"/>
+          <w:sz w:val="16"/>
+          <w:szCs w:val="16"/>
+        </w:rPr>
+      </w:pPr>
+      <w:r>
+        <w:rPr>
+          <w:rFonts w:ascii="Segoe UI Emoji" w:hAnsi="Segoe UI Emoji" w:cs="Segoe UI Emoji"/>
+          <w:sz w:val="16"/>
+          <w:szCs w:val="16"/>
+        </w:rPr>
+        <w:t>Aprendiste a comparar hallazgos manuales vs. automáticos.</w:t>
+      </w:r>
+    </w:p>
+    <w:p>
+      <w:pPr>
+        <w:numPr>
+          <w:ilvl w:val="0"/>
+          <w:numId w:val="17"/>
+        </w:numPr>
+        <w:spacing w:after="0"/>
+        <w:rPr>
+          <w:rFonts w:ascii="Segoe UI Emoji" w:hAnsi="Segoe UI Emoji" w:cs="Segoe UI Emoji"/>
+          <w:sz w:val="16"/>
+          <w:szCs w:val="16"/>
+        </w:rPr>
+      </w:pPr>
+      <w:r>
+        <w:rPr>
+          <w:rFonts w:ascii="Segoe UI Emoji" w:hAnsi="Segoe UI Emoji" w:cs="Segoe UI Emoji"/>
+          <w:sz w:val="16"/>
+          <w:szCs w:val="16"/>
+        </w:rPr>
+        <w:t>Confirmaste que tu servidor es seguro frente a XSS y CSRF, pero necesita cabeceras adicionales para endurecerlo.</w:t>
+      </w:r>
+    </w:p>
+    <w:p>
+      <w:pPr>
+        <w:spacing w:after="0"/>
+        <w:ind w:left="720"/>
+        <w:rPr>
+          <w:rFonts w:ascii="Segoe UI Emoji" w:hAnsi="Segoe UI Emoji" w:cs="Segoe UI Emoji"/>
+          <w:sz w:val="16"/>
+          <w:szCs w:val="16"/>
+        </w:rPr>
+      </w:pPr>
+    </w:p>
+    <w:p>
+      <w:pPr>
+        <w:spacing w:after="0" w:line="240" w:lineRule="auto"/>
+        <w:rPr>
+          <w:rFonts w:ascii="Segoe UI Emoji" w:hAnsi="Segoe UI Emoji" w:cs="Segoe UI Emoji"/>
+          <w:b/>
+          <w:bCs/>
+          <w:sz w:val="16"/>
+          <w:szCs w:val="16"/>
+        </w:rPr>
+      </w:pPr>
+      <w:r>
+        <w:rPr>
+          <w:rFonts w:ascii="Segoe UI Emoji" w:hAnsi="Segoe UI Emoji" w:cs="Segoe UI Emoji"/>
+          <w:b/>
+          <w:bCs/>
+          <w:sz w:val="16"/>
+          <w:szCs w:val="16"/>
+        </w:rPr>
+        <w:t>🧠 Interpretación global</w:t>
+      </w:r>
+    </w:p>
+    <w:p>
+      <w:pPr>
+        <w:numPr>
+          <w:ilvl w:val="0"/>
+          <w:numId w:val="17"/>
+        </w:numPr>
+        <w:spacing w:after="0" w:line="240" w:lineRule="auto"/>
+        <w:rPr>
+          <w:rFonts w:ascii="Segoe UI Emoji" w:hAnsi="Segoe UI Emoji" w:cs="Segoe UI Emoji"/>
+          <w:sz w:val="16"/>
+          <w:szCs w:val="16"/>
+        </w:rPr>
+      </w:pPr>
+      <w:r>
+        <w:rPr>
+          <w:rFonts w:ascii="Segoe UI Emoji" w:hAnsi="Segoe UI Emoji" w:cs="Segoe UI Emoji"/>
+          <w:b/>
+          <w:bCs/>
+          <w:sz w:val="16"/>
+          <w:szCs w:val="16"/>
+        </w:rPr>
+        <w:t>Manual + Automático:</w:t>
+      </w:r>
+      <w:r>
+        <w:rPr>
+          <w:rFonts w:ascii="Segoe UI Emoji" w:hAnsi="Segoe UI Emoji" w:cs="Segoe UI Emoji"/>
+          <w:sz w:val="16"/>
+          <w:szCs w:val="16"/>
+        </w:rPr>
+        <w:t xml:space="preserve"> Burp y ZAP se complementan.</w:t>
+      </w:r>
+    </w:p>
+    <w:p>
+      <w:pPr>
+        <w:numPr>
+          <w:ilvl w:val="0"/>
+          <w:numId w:val="17"/>
+        </w:numPr>
+        <w:spacing w:after="0" w:line="240" w:lineRule="auto"/>
+        <w:rPr>
+          <w:rFonts w:ascii="Segoe UI Emoji" w:hAnsi="Segoe UI Emoji" w:cs="Segoe UI Emoji"/>
+          <w:sz w:val="16"/>
+          <w:szCs w:val="16"/>
+        </w:rPr>
+      </w:pPr>
+      <w:r>
+        <w:rPr>
+          <w:rFonts w:ascii="Segoe UI Emoji" w:hAnsi="Segoe UI Emoji" w:cs="Segoe UI Emoji"/>
+          <w:b/>
+          <w:bCs/>
+          <w:sz w:val="16"/>
+          <w:szCs w:val="16"/>
+        </w:rPr>
+        <w:t>Infraestructura:</w:t>
+      </w:r>
+      <w:r>
+        <w:rPr>
+          <w:rFonts w:ascii="Segoe UI Emoji" w:hAnsi="Segoe UI Emoji" w:cs="Segoe UI Emoji"/>
+          <w:sz w:val="16"/>
+          <w:szCs w:val="16"/>
+        </w:rPr>
+        <w:t xml:space="preserve"> Nmap confirma servicios y versiones expuestas.</w:t>
+      </w:r>
+    </w:p>
+    <w:p>
+      <w:pPr>
+        <w:numPr>
+          <w:ilvl w:val="0"/>
+          <w:numId w:val="17"/>
+        </w:numPr>
+        <w:spacing w:after="0" w:line="240" w:lineRule="auto"/>
+        <w:rPr>
+          <w:rFonts w:ascii="Segoe UI Emoji" w:hAnsi="Segoe UI Emoji" w:cs="Segoe UI Emoji"/>
+          <w:sz w:val="16"/>
+          <w:szCs w:val="16"/>
+        </w:rPr>
+      </w:pPr>
+      <w:r>
+        <w:rPr>
+          <w:rFonts w:ascii="Segoe UI Emoji" w:hAnsi="Segoe UI Emoji" w:cs="Segoe UI Emoji"/>
+          <w:b/>
+          <w:bCs/>
+          <w:sz w:val="16"/>
+          <w:szCs w:val="16"/>
+        </w:rPr>
+        <w:t>Red:</w:t>
+      </w:r>
+      <w:r>
+        <w:rPr>
+          <w:rFonts w:ascii="Segoe UI Emoji" w:hAnsi="Segoe UI Emoji" w:cs="Segoe UI Emoji"/>
+          <w:sz w:val="16"/>
+          <w:szCs w:val="16"/>
+        </w:rPr>
+        <w:t xml:space="preserve"> Wireshark demuestra que todo viaja cifrado por TLS.</w:t>
+      </w:r>
+    </w:p>
+    <w:p>
+      <w:pPr>
+        <w:numPr>
+          <w:ilvl w:val="0"/>
+          <w:numId w:val="17"/>
+        </w:numPr>
+        <w:spacing w:after="0" w:line="240" w:lineRule="auto"/>
+        <w:rPr>
+          <w:rFonts w:ascii="Segoe UI Emoji" w:hAnsi="Segoe UI Emoji" w:cs="Segoe UI Emoji"/>
+          <w:sz w:val="16"/>
+          <w:szCs w:val="16"/>
+        </w:rPr>
+      </w:pPr>
+      <w:r>
+        <w:rPr>
+          <w:rFonts w:ascii="Segoe UI Emoji" w:hAnsi="Segoe UI Emoji" w:cs="Segoe UI Emoji"/>
+          <w:b/>
+          <w:bCs/>
+          <w:sz w:val="16"/>
+          <w:szCs w:val="16"/>
+        </w:rPr>
+        <w:t>Checklist de seguridad:</w:t>
+      </w:r>
+      <w:r>
+        <w:rPr>
+          <w:rFonts w:ascii="Segoe UI Emoji" w:hAnsi="Segoe UI Emoji" w:cs="Segoe UI Emoji"/>
+          <w:sz w:val="16"/>
+          <w:szCs w:val="16"/>
+        </w:rPr>
+        <w:t xml:space="preserve"> ya </w:t>
+      </w:r>
+      <w:r>
+        <w:rPr>
+          <w:rFonts w:ascii="Segoe UI Emoji" w:hAnsi="Segoe UI Emoji" w:cs="Segoe UI Emoji"/>
+          <w:sz w:val="16"/>
+          <w:szCs w:val="16"/>
+        </w:rPr>
+        <w:t>tienes</w:t>
+      </w:r>
+      <w:r>
+        <w:rPr>
+          <w:rFonts w:ascii="Segoe UI Emoji" w:hAnsi="Segoe UI Emoji" w:cs="Segoe UI Emoji"/>
+          <w:sz w:val="16"/>
+          <w:szCs w:val="16"/>
+        </w:rPr>
+        <w:t xml:space="preserve"> claro qué cabeceras faltan (CSP, HSTS, etc.) y cómo reforzar tu servidor.</w:t>
       </w:r>
     </w:p>
     <w:p>
@@ -2314,6 +3206,155 @@
     </w:lvl>
   </w:abstractNum>
   <w:abstractNum w:abstractNumId="2" w15:restartNumberingAfterBreak="0">
+    <w:nsid w:val="210A2603"/>
+    <w:multiLevelType w:val="multilevel"/>
+    <w:tmpl w:val="F6DE68E6"/>
+    <w:lvl w:ilvl="0">
+      <w:start w:val="1"/>
+      <w:numFmt w:val="bullet"/>
+      <w:lvlText w:val=""/>
+      <w:lvlJc w:val="left"/>
+      <w:pPr>
+        <w:tabs>
+          <w:tab w:val="num" w:pos="720"/>
+        </w:tabs>
+        <w:ind w:left="720" w:hanging="360"/>
+      </w:pPr>
+      <w:rPr>
+        <w:rFonts w:ascii="Symbol" w:hAnsi="Symbol" w:hint="default"/>
+        <w:sz w:val="20"/>
+      </w:rPr>
+    </w:lvl>
+    <w:lvl w:ilvl="1" w:tentative="1">
+      <w:start w:val="1"/>
+      <w:numFmt w:val="bullet"/>
+      <w:lvlText w:val="o"/>
+      <w:lvlJc w:val="left"/>
+      <w:pPr>
+        <w:tabs>
+          <w:tab w:val="num" w:pos="1440"/>
+        </w:tabs>
+        <w:ind w:left="1440" w:hanging="360"/>
+      </w:pPr>
+      <w:rPr>
+        <w:rFonts w:ascii="Courier New" w:hAnsi="Courier New" w:hint="default"/>
+        <w:sz w:val="20"/>
+      </w:rPr>
+    </w:lvl>
+    <w:lvl w:ilvl="2" w:tentative="1">
+      <w:start w:val="1"/>
+      <w:numFmt w:val="bullet"/>
+      <w:lvlText w:val=""/>
+      <w:lvlJc w:val="left"/>
+      <w:pPr>
+        <w:tabs>
+          <w:tab w:val="num" w:pos="2160"/>
+        </w:tabs>
+        <w:ind w:left="2160" w:hanging="360"/>
+      </w:pPr>
+      <w:rPr>
+        <w:rFonts w:ascii="Wingdings" w:hAnsi="Wingdings" w:hint="default"/>
+        <w:sz w:val="20"/>
+      </w:rPr>
+    </w:lvl>
+    <w:lvl w:ilvl="3" w:tentative="1">
+      <w:start w:val="1"/>
+      <w:numFmt w:val="bullet"/>
+      <w:lvlText w:val=""/>
+      <w:lvlJc w:val="left"/>
+      <w:pPr>
+        <w:tabs>
+          <w:tab w:val="num" w:pos="2880"/>
+        </w:tabs>
+        <w:ind w:left="2880" w:hanging="360"/>
+      </w:pPr>
+      <w:rPr>
+        <w:rFonts w:ascii="Wingdings" w:hAnsi="Wingdings" w:hint="default"/>
+        <w:sz w:val="20"/>
+      </w:rPr>
+    </w:lvl>
+    <w:lvl w:ilvl="4" w:tentative="1">
+      <w:start w:val="1"/>
+      <w:numFmt w:val="bullet"/>
+      <w:lvlText w:val=""/>
+      <w:lvlJc w:val="left"/>
+      <w:pPr>
+        <w:tabs>
+          <w:tab w:val="num" w:pos="3600"/>
+        </w:tabs>
+        <w:ind w:left="3600" w:hanging="360"/>
+      </w:pPr>
+      <w:rPr>
+        <w:rFonts w:ascii="Wingdings" w:hAnsi="Wingdings" w:hint="default"/>
+        <w:sz w:val="20"/>
+      </w:rPr>
+    </w:lvl>
+    <w:lvl w:ilvl="5" w:tentative="1">
+      <w:start w:val="1"/>
+      <w:numFmt w:val="bullet"/>
+      <w:lvlText w:val=""/>
+      <w:lvlJc w:val="left"/>
+      <w:pPr>
+        <w:tabs>
+          <w:tab w:val="num" w:pos="4320"/>
+        </w:tabs>
+        <w:ind w:left="4320" w:hanging="360"/>
+      </w:pPr>
+      <w:rPr>
+        <w:rFonts w:ascii="Wingdings" w:hAnsi="Wingdings" w:hint="default"/>
+        <w:sz w:val="20"/>
+      </w:rPr>
+    </w:lvl>
+    <w:lvl w:ilvl="6" w:tentative="1">
+      <w:start w:val="1"/>
+      <w:numFmt w:val="bullet"/>
+      <w:lvlText w:val=""/>
+      <w:lvlJc w:val="left"/>
+      <w:pPr>
+        <w:tabs>
+          <w:tab w:val="num" w:pos="5040"/>
+        </w:tabs>
+        <w:ind w:left="5040" w:hanging="360"/>
+      </w:pPr>
+      <w:rPr>
+        <w:rFonts w:ascii="Wingdings" w:hAnsi="Wingdings" w:hint="default"/>
+        <w:sz w:val="20"/>
+      </w:rPr>
+    </w:lvl>
+    <w:lvl w:ilvl="7" w:tentative="1">
+      <w:start w:val="1"/>
+      <w:numFmt w:val="bullet"/>
+      <w:lvlText w:val=""/>
+      <w:lvlJc w:val="left"/>
+      <w:pPr>
+        <w:tabs>
+          <w:tab w:val="num" w:pos="5760"/>
+        </w:tabs>
+        <w:ind w:left="5760" w:hanging="360"/>
+      </w:pPr>
+      <w:rPr>
+        <w:rFonts w:ascii="Wingdings" w:hAnsi="Wingdings" w:hint="default"/>
+        <w:sz w:val="20"/>
+      </w:rPr>
+    </w:lvl>
+    <w:lvl w:ilvl="8" w:tentative="1">
+      <w:start w:val="1"/>
+      <w:numFmt w:val="bullet"/>
+      <w:lvlText w:val=""/>
+      <w:lvlJc w:val="left"/>
+      <w:pPr>
+        <w:tabs>
+          <w:tab w:val="num" w:pos="6480"/>
+        </w:tabs>
+        <w:ind w:left="6480" w:hanging="360"/>
+      </w:pPr>
+      <w:rPr>
+        <w:rFonts w:ascii="Wingdings" w:hAnsi="Wingdings" w:hint="default"/>
+        <w:sz w:val="20"/>
+      </w:rPr>
+    </w:lvl>
+  </w:abstractNum>
+  <w:abstractNum w:abstractNumId="3" w15:restartNumberingAfterBreak="0">
     <w:nsid w:val="32716808"/>
     <w:multiLevelType w:val="multilevel"/>
     <w:tmpl w:val="7550EA3E"/>
@@ -2462,7 +3503,156 @@
       </w:rPr>
     </w:lvl>
   </w:abstractNum>
-  <w:abstractNum w:abstractNumId="3" w15:restartNumberingAfterBreak="0">
+  <w:abstractNum w:abstractNumId="4" w15:restartNumberingAfterBreak="0">
+    <w:nsid w:val="33A27D31"/>
+    <w:multiLevelType w:val="multilevel"/>
+    <w:tmpl w:val="34E22FFC"/>
+    <w:lvl w:ilvl="0">
+      <w:start w:val="1"/>
+      <w:numFmt w:val="bullet"/>
+      <w:lvlText w:val=""/>
+      <w:lvlJc w:val="left"/>
+      <w:pPr>
+        <w:tabs>
+          <w:tab w:val="num" w:pos="720"/>
+        </w:tabs>
+        <w:ind w:left="720" w:hanging="360"/>
+      </w:pPr>
+      <w:rPr>
+        <w:rFonts w:ascii="Symbol" w:hAnsi="Symbol" w:hint="default"/>
+        <w:sz w:val="20"/>
+      </w:rPr>
+    </w:lvl>
+    <w:lvl w:ilvl="1" w:tentative="1">
+      <w:start w:val="1"/>
+      <w:numFmt w:val="bullet"/>
+      <w:lvlText w:val="o"/>
+      <w:lvlJc w:val="left"/>
+      <w:pPr>
+        <w:tabs>
+          <w:tab w:val="num" w:pos="1440"/>
+        </w:tabs>
+        <w:ind w:left="1440" w:hanging="360"/>
+      </w:pPr>
+      <w:rPr>
+        <w:rFonts w:ascii="Courier New" w:hAnsi="Courier New" w:hint="default"/>
+        <w:sz w:val="20"/>
+      </w:rPr>
+    </w:lvl>
+    <w:lvl w:ilvl="2" w:tentative="1">
+      <w:start w:val="1"/>
+      <w:numFmt w:val="bullet"/>
+      <w:lvlText w:val=""/>
+      <w:lvlJc w:val="left"/>
+      <w:pPr>
+        <w:tabs>
+          <w:tab w:val="num" w:pos="2160"/>
+        </w:tabs>
+        <w:ind w:left="2160" w:hanging="360"/>
+      </w:pPr>
+      <w:rPr>
+        <w:rFonts w:ascii="Wingdings" w:hAnsi="Wingdings" w:hint="default"/>
+        <w:sz w:val="20"/>
+      </w:rPr>
+    </w:lvl>
+    <w:lvl w:ilvl="3" w:tentative="1">
+      <w:start w:val="1"/>
+      <w:numFmt w:val="bullet"/>
+      <w:lvlText w:val=""/>
+      <w:lvlJc w:val="left"/>
+      <w:pPr>
+        <w:tabs>
+          <w:tab w:val="num" w:pos="2880"/>
+        </w:tabs>
+        <w:ind w:left="2880" w:hanging="360"/>
+      </w:pPr>
+      <w:rPr>
+        <w:rFonts w:ascii="Wingdings" w:hAnsi="Wingdings" w:hint="default"/>
+        <w:sz w:val="20"/>
+      </w:rPr>
+    </w:lvl>
+    <w:lvl w:ilvl="4" w:tentative="1">
+      <w:start w:val="1"/>
+      <w:numFmt w:val="bullet"/>
+      <w:lvlText w:val=""/>
+      <w:lvlJc w:val="left"/>
+      <w:pPr>
+        <w:tabs>
+          <w:tab w:val="num" w:pos="3600"/>
+        </w:tabs>
+        <w:ind w:left="3600" w:hanging="360"/>
+      </w:pPr>
+      <w:rPr>
+        <w:rFonts w:ascii="Wingdings" w:hAnsi="Wingdings" w:hint="default"/>
+        <w:sz w:val="20"/>
+      </w:rPr>
+    </w:lvl>
+    <w:lvl w:ilvl="5" w:tentative="1">
+      <w:start w:val="1"/>
+      <w:numFmt w:val="bullet"/>
+      <w:lvlText w:val=""/>
+      <w:lvlJc w:val="left"/>
+      <w:pPr>
+        <w:tabs>
+          <w:tab w:val="num" w:pos="4320"/>
+        </w:tabs>
+        <w:ind w:left="4320" w:hanging="360"/>
+      </w:pPr>
+      <w:rPr>
+        <w:rFonts w:ascii="Wingdings" w:hAnsi="Wingdings" w:hint="default"/>
+        <w:sz w:val="20"/>
+      </w:rPr>
+    </w:lvl>
+    <w:lvl w:ilvl="6" w:tentative="1">
+      <w:start w:val="1"/>
+      <w:numFmt w:val="bullet"/>
+      <w:lvlText w:val=""/>
+      <w:lvlJc w:val="left"/>
+      <w:pPr>
+        <w:tabs>
+          <w:tab w:val="num" w:pos="5040"/>
+        </w:tabs>
+        <w:ind w:left="5040" w:hanging="360"/>
+      </w:pPr>
+      <w:rPr>
+        <w:rFonts w:ascii="Wingdings" w:hAnsi="Wingdings" w:hint="default"/>
+        <w:sz w:val="20"/>
+      </w:rPr>
+    </w:lvl>
+    <w:lvl w:ilvl="7" w:tentative="1">
+      <w:start w:val="1"/>
+      <w:numFmt w:val="bullet"/>
+      <w:lvlText w:val=""/>
+      <w:lvlJc w:val="left"/>
+      <w:pPr>
+        <w:tabs>
+          <w:tab w:val="num" w:pos="5760"/>
+        </w:tabs>
+        <w:ind w:left="5760" w:hanging="360"/>
+      </w:pPr>
+      <w:rPr>
+        <w:rFonts w:ascii="Wingdings" w:hAnsi="Wingdings" w:hint="default"/>
+        <w:sz w:val="20"/>
+      </w:rPr>
+    </w:lvl>
+    <w:lvl w:ilvl="8" w:tentative="1">
+      <w:start w:val="1"/>
+      <w:numFmt w:val="bullet"/>
+      <w:lvlText w:val=""/>
+      <w:lvlJc w:val="left"/>
+      <w:pPr>
+        <w:tabs>
+          <w:tab w:val="num" w:pos="6480"/>
+        </w:tabs>
+        <w:ind w:left="6480" w:hanging="360"/>
+      </w:pPr>
+      <w:rPr>
+        <w:rFonts w:ascii="Wingdings" w:hAnsi="Wingdings" w:hint="default"/>
+        <w:sz w:val="20"/>
+      </w:rPr>
+    </w:lvl>
+  </w:abstractNum>
+  <w:abstractNum w:abstractNumId="5" w15:restartNumberingAfterBreak="0">
     <w:nsid w:val="38E02D23"/>
     <w:multiLevelType w:val="multilevel"/>
     <w:tmpl w:val="C96E109E"/>
@@ -2579,7 +3769,7 @@
       </w:pPr>
     </w:lvl>
   </w:abstractNum>
-  <w:abstractNum w:abstractNumId="4" w15:restartNumberingAfterBreak="0">
+  <w:abstractNum w:abstractNumId="6" w15:restartNumberingAfterBreak="0">
     <w:nsid w:val="39745009"/>
     <w:multiLevelType w:val="multilevel"/>
     <w:tmpl w:val="59244278"/>
@@ -2728,7 +3918,454 @@
       </w:rPr>
     </w:lvl>
   </w:abstractNum>
-  <w:abstractNum w:abstractNumId="5" w15:restartNumberingAfterBreak="0">
+  <w:abstractNum w:abstractNumId="7" w15:restartNumberingAfterBreak="0">
+    <w:nsid w:val="41D55342"/>
+    <w:multiLevelType w:val="multilevel"/>
+    <w:tmpl w:val="954861FC"/>
+    <w:lvl w:ilvl="0">
+      <w:start w:val="1"/>
+      <w:numFmt w:val="bullet"/>
+      <w:lvlText w:val=""/>
+      <w:lvlJc w:val="left"/>
+      <w:pPr>
+        <w:tabs>
+          <w:tab w:val="num" w:pos="720"/>
+        </w:tabs>
+        <w:ind w:left="720" w:hanging="360"/>
+      </w:pPr>
+      <w:rPr>
+        <w:rFonts w:ascii="Symbol" w:hAnsi="Symbol" w:hint="default"/>
+        <w:sz w:val="20"/>
+      </w:rPr>
+    </w:lvl>
+    <w:lvl w:ilvl="1" w:tentative="1">
+      <w:start w:val="1"/>
+      <w:numFmt w:val="bullet"/>
+      <w:lvlText w:val="o"/>
+      <w:lvlJc w:val="left"/>
+      <w:pPr>
+        <w:tabs>
+          <w:tab w:val="num" w:pos="1440"/>
+        </w:tabs>
+        <w:ind w:left="1440" w:hanging="360"/>
+      </w:pPr>
+      <w:rPr>
+        <w:rFonts w:ascii="Courier New" w:hAnsi="Courier New" w:hint="default"/>
+        <w:sz w:val="20"/>
+      </w:rPr>
+    </w:lvl>
+    <w:lvl w:ilvl="2" w:tentative="1">
+      <w:start w:val="1"/>
+      <w:numFmt w:val="bullet"/>
+      <w:lvlText w:val=""/>
+      <w:lvlJc w:val="left"/>
+      <w:pPr>
+        <w:tabs>
+          <w:tab w:val="num" w:pos="2160"/>
+        </w:tabs>
+        <w:ind w:left="2160" w:hanging="360"/>
+      </w:pPr>
+      <w:rPr>
+        <w:rFonts w:ascii="Wingdings" w:hAnsi="Wingdings" w:hint="default"/>
+        <w:sz w:val="20"/>
+      </w:rPr>
+    </w:lvl>
+    <w:lvl w:ilvl="3" w:tentative="1">
+      <w:start w:val="1"/>
+      <w:numFmt w:val="bullet"/>
+      <w:lvlText w:val=""/>
+      <w:lvlJc w:val="left"/>
+      <w:pPr>
+        <w:tabs>
+          <w:tab w:val="num" w:pos="2880"/>
+        </w:tabs>
+        <w:ind w:left="2880" w:hanging="360"/>
+      </w:pPr>
+      <w:rPr>
+        <w:rFonts w:ascii="Wingdings" w:hAnsi="Wingdings" w:hint="default"/>
+        <w:sz w:val="20"/>
+      </w:rPr>
+    </w:lvl>
+    <w:lvl w:ilvl="4" w:tentative="1">
+      <w:start w:val="1"/>
+      <w:numFmt w:val="bullet"/>
+      <w:lvlText w:val=""/>
+      <w:lvlJc w:val="left"/>
+      <w:pPr>
+        <w:tabs>
+          <w:tab w:val="num" w:pos="3600"/>
+        </w:tabs>
+        <w:ind w:left="3600" w:hanging="360"/>
+      </w:pPr>
+      <w:rPr>
+        <w:rFonts w:ascii="Wingdings" w:hAnsi="Wingdings" w:hint="default"/>
+        <w:sz w:val="20"/>
+      </w:rPr>
+    </w:lvl>
+    <w:lvl w:ilvl="5" w:tentative="1">
+      <w:start w:val="1"/>
+      <w:numFmt w:val="bullet"/>
+      <w:lvlText w:val=""/>
+      <w:lvlJc w:val="left"/>
+      <w:pPr>
+        <w:tabs>
+          <w:tab w:val="num" w:pos="4320"/>
+        </w:tabs>
+        <w:ind w:left="4320" w:hanging="360"/>
+      </w:pPr>
+      <w:rPr>
+        <w:rFonts w:ascii="Wingdings" w:hAnsi="Wingdings" w:hint="default"/>
+        <w:sz w:val="20"/>
+      </w:rPr>
+    </w:lvl>
+    <w:lvl w:ilvl="6" w:tentative="1">
+      <w:start w:val="1"/>
+      <w:numFmt w:val="bullet"/>
+      <w:lvlText w:val=""/>
+      <w:lvlJc w:val="left"/>
+      <w:pPr>
+        <w:tabs>
+          <w:tab w:val="num" w:pos="5040"/>
+        </w:tabs>
+        <w:ind w:left="5040" w:hanging="360"/>
+      </w:pPr>
+      <w:rPr>
+        <w:rFonts w:ascii="Wingdings" w:hAnsi="Wingdings" w:hint="default"/>
+        <w:sz w:val="20"/>
+      </w:rPr>
+    </w:lvl>
+    <w:lvl w:ilvl="7" w:tentative="1">
+      <w:start w:val="1"/>
+      <w:numFmt w:val="bullet"/>
+      <w:lvlText w:val=""/>
+      <w:lvlJc w:val="left"/>
+      <w:pPr>
+        <w:tabs>
+          <w:tab w:val="num" w:pos="5760"/>
+        </w:tabs>
+        <w:ind w:left="5760" w:hanging="360"/>
+      </w:pPr>
+      <w:rPr>
+        <w:rFonts w:ascii="Wingdings" w:hAnsi="Wingdings" w:hint="default"/>
+        <w:sz w:val="20"/>
+      </w:rPr>
+    </w:lvl>
+    <w:lvl w:ilvl="8" w:tentative="1">
+      <w:start w:val="1"/>
+      <w:numFmt w:val="bullet"/>
+      <w:lvlText w:val=""/>
+      <w:lvlJc w:val="left"/>
+      <w:pPr>
+        <w:tabs>
+          <w:tab w:val="num" w:pos="6480"/>
+        </w:tabs>
+        <w:ind w:left="6480" w:hanging="360"/>
+      </w:pPr>
+      <w:rPr>
+        <w:rFonts w:ascii="Wingdings" w:hAnsi="Wingdings" w:hint="default"/>
+        <w:sz w:val="20"/>
+      </w:rPr>
+    </w:lvl>
+  </w:abstractNum>
+  <w:abstractNum w:abstractNumId="8" w15:restartNumberingAfterBreak="0">
+    <w:nsid w:val="4311232D"/>
+    <w:multiLevelType w:val="multilevel"/>
+    <w:tmpl w:val="71AE97CC"/>
+    <w:lvl w:ilvl="0">
+      <w:start w:val="1"/>
+      <w:numFmt w:val="bullet"/>
+      <w:lvlText w:val=""/>
+      <w:lvlJc w:val="left"/>
+      <w:pPr>
+        <w:tabs>
+          <w:tab w:val="num" w:pos="720"/>
+        </w:tabs>
+        <w:ind w:left="720" w:hanging="360"/>
+      </w:pPr>
+      <w:rPr>
+        <w:rFonts w:ascii="Symbol" w:hAnsi="Symbol" w:hint="default"/>
+        <w:sz w:val="20"/>
+      </w:rPr>
+    </w:lvl>
+    <w:lvl w:ilvl="1" w:tentative="1">
+      <w:start w:val="1"/>
+      <w:numFmt w:val="bullet"/>
+      <w:lvlText w:val="o"/>
+      <w:lvlJc w:val="left"/>
+      <w:pPr>
+        <w:tabs>
+          <w:tab w:val="num" w:pos="1440"/>
+        </w:tabs>
+        <w:ind w:left="1440" w:hanging="360"/>
+      </w:pPr>
+      <w:rPr>
+        <w:rFonts w:ascii="Courier New" w:hAnsi="Courier New" w:hint="default"/>
+        <w:sz w:val="20"/>
+      </w:rPr>
+    </w:lvl>
+    <w:lvl w:ilvl="2" w:tentative="1">
+      <w:start w:val="1"/>
+      <w:numFmt w:val="bullet"/>
+      <w:lvlText w:val=""/>
+      <w:lvlJc w:val="left"/>
+      <w:pPr>
+        <w:tabs>
+          <w:tab w:val="num" w:pos="2160"/>
+        </w:tabs>
+        <w:ind w:left="2160" w:hanging="360"/>
+      </w:pPr>
+      <w:rPr>
+        <w:rFonts w:ascii="Wingdings" w:hAnsi="Wingdings" w:hint="default"/>
+        <w:sz w:val="20"/>
+      </w:rPr>
+    </w:lvl>
+    <w:lvl w:ilvl="3" w:tentative="1">
+      <w:start w:val="1"/>
+      <w:numFmt w:val="bullet"/>
+      <w:lvlText w:val=""/>
+      <w:lvlJc w:val="left"/>
+      <w:pPr>
+        <w:tabs>
+          <w:tab w:val="num" w:pos="2880"/>
+        </w:tabs>
+        <w:ind w:left="2880" w:hanging="360"/>
+      </w:pPr>
+      <w:rPr>
+        <w:rFonts w:ascii="Wingdings" w:hAnsi="Wingdings" w:hint="default"/>
+        <w:sz w:val="20"/>
+      </w:rPr>
+    </w:lvl>
+    <w:lvl w:ilvl="4" w:tentative="1">
+      <w:start w:val="1"/>
+      <w:numFmt w:val="bullet"/>
+      <w:lvlText w:val=""/>
+      <w:lvlJc w:val="left"/>
+      <w:pPr>
+        <w:tabs>
+          <w:tab w:val="num" w:pos="3600"/>
+        </w:tabs>
+        <w:ind w:left="3600" w:hanging="360"/>
+      </w:pPr>
+      <w:rPr>
+        <w:rFonts w:ascii="Wingdings" w:hAnsi="Wingdings" w:hint="default"/>
+        <w:sz w:val="20"/>
+      </w:rPr>
+    </w:lvl>
+    <w:lvl w:ilvl="5" w:tentative="1">
+      <w:start w:val="1"/>
+      <w:numFmt w:val="bullet"/>
+      <w:lvlText w:val=""/>
+      <w:lvlJc w:val="left"/>
+      <w:pPr>
+        <w:tabs>
+          <w:tab w:val="num" w:pos="4320"/>
+        </w:tabs>
+        <w:ind w:left="4320" w:hanging="360"/>
+      </w:pPr>
+      <w:rPr>
+        <w:rFonts w:ascii="Wingdings" w:hAnsi="Wingdings" w:hint="default"/>
+        <w:sz w:val="20"/>
+      </w:rPr>
+    </w:lvl>
+    <w:lvl w:ilvl="6" w:tentative="1">
+      <w:start w:val="1"/>
+      <w:numFmt w:val="bullet"/>
+      <w:lvlText w:val=""/>
+      <w:lvlJc w:val="left"/>
+      <w:pPr>
+        <w:tabs>
+          <w:tab w:val="num" w:pos="5040"/>
+        </w:tabs>
+        <w:ind w:left="5040" w:hanging="360"/>
+      </w:pPr>
+      <w:rPr>
+        <w:rFonts w:ascii="Wingdings" w:hAnsi="Wingdings" w:hint="default"/>
+        <w:sz w:val="20"/>
+      </w:rPr>
+    </w:lvl>
+    <w:lvl w:ilvl="7" w:tentative="1">
+      <w:start w:val="1"/>
+      <w:numFmt w:val="bullet"/>
+      <w:lvlText w:val=""/>
+      <w:lvlJc w:val="left"/>
+      <w:pPr>
+        <w:tabs>
+          <w:tab w:val="num" w:pos="5760"/>
+        </w:tabs>
+        <w:ind w:left="5760" w:hanging="360"/>
+      </w:pPr>
+      <w:rPr>
+        <w:rFonts w:ascii="Wingdings" w:hAnsi="Wingdings" w:hint="default"/>
+        <w:sz w:val="20"/>
+      </w:rPr>
+    </w:lvl>
+    <w:lvl w:ilvl="8" w:tentative="1">
+      <w:start w:val="1"/>
+      <w:numFmt w:val="bullet"/>
+      <w:lvlText w:val=""/>
+      <w:lvlJc w:val="left"/>
+      <w:pPr>
+        <w:tabs>
+          <w:tab w:val="num" w:pos="6480"/>
+        </w:tabs>
+        <w:ind w:left="6480" w:hanging="360"/>
+      </w:pPr>
+      <w:rPr>
+        <w:rFonts w:ascii="Wingdings" w:hAnsi="Wingdings" w:hint="default"/>
+        <w:sz w:val="20"/>
+      </w:rPr>
+    </w:lvl>
+  </w:abstractNum>
+  <w:abstractNum w:abstractNumId="9" w15:restartNumberingAfterBreak="0">
+    <w:nsid w:val="45D53F16"/>
+    <w:multiLevelType w:val="multilevel"/>
+    <w:tmpl w:val="D96C9A1E"/>
+    <w:lvl w:ilvl="0">
+      <w:start w:val="1"/>
+      <w:numFmt w:val="bullet"/>
+      <w:lvlText w:val=""/>
+      <w:lvlJc w:val="left"/>
+      <w:pPr>
+        <w:tabs>
+          <w:tab w:val="num" w:pos="720"/>
+        </w:tabs>
+        <w:ind w:left="720" w:hanging="360"/>
+      </w:pPr>
+      <w:rPr>
+        <w:rFonts w:ascii="Symbol" w:hAnsi="Symbol" w:hint="default"/>
+        <w:sz w:val="20"/>
+      </w:rPr>
+    </w:lvl>
+    <w:lvl w:ilvl="1" w:tentative="1">
+      <w:start w:val="1"/>
+      <w:numFmt w:val="bullet"/>
+      <w:lvlText w:val="o"/>
+      <w:lvlJc w:val="left"/>
+      <w:pPr>
+        <w:tabs>
+          <w:tab w:val="num" w:pos="1440"/>
+        </w:tabs>
+        <w:ind w:left="1440" w:hanging="360"/>
+      </w:pPr>
+      <w:rPr>
+        <w:rFonts w:ascii="Courier New" w:hAnsi="Courier New" w:hint="default"/>
+        <w:sz w:val="20"/>
+      </w:rPr>
+    </w:lvl>
+    <w:lvl w:ilvl="2" w:tentative="1">
+      <w:start w:val="1"/>
+      <w:numFmt w:val="bullet"/>
+      <w:lvlText w:val=""/>
+      <w:lvlJc w:val="left"/>
+      <w:pPr>
+        <w:tabs>
+          <w:tab w:val="num" w:pos="2160"/>
+        </w:tabs>
+        <w:ind w:left="2160" w:hanging="360"/>
+      </w:pPr>
+      <w:rPr>
+        <w:rFonts w:ascii="Wingdings" w:hAnsi="Wingdings" w:hint="default"/>
+        <w:sz w:val="20"/>
+      </w:rPr>
+    </w:lvl>
+    <w:lvl w:ilvl="3" w:tentative="1">
+      <w:start w:val="1"/>
+      <w:numFmt w:val="bullet"/>
+      <w:lvlText w:val=""/>
+      <w:lvlJc w:val="left"/>
+      <w:pPr>
+        <w:tabs>
+          <w:tab w:val="num" w:pos="2880"/>
+        </w:tabs>
+        <w:ind w:left="2880" w:hanging="360"/>
+      </w:pPr>
+      <w:rPr>
+        <w:rFonts w:ascii="Wingdings" w:hAnsi="Wingdings" w:hint="default"/>
+        <w:sz w:val="20"/>
+      </w:rPr>
+    </w:lvl>
+    <w:lvl w:ilvl="4" w:tentative="1">
+      <w:start w:val="1"/>
+      <w:numFmt w:val="bullet"/>
+      <w:lvlText w:val=""/>
+      <w:lvlJc w:val="left"/>
+      <w:pPr>
+        <w:tabs>
+          <w:tab w:val="num" w:pos="3600"/>
+        </w:tabs>
+        <w:ind w:left="3600" w:hanging="360"/>
+      </w:pPr>
+      <w:rPr>
+        <w:rFonts w:ascii="Wingdings" w:hAnsi="Wingdings" w:hint="default"/>
+        <w:sz w:val="20"/>
+      </w:rPr>
+    </w:lvl>
+    <w:lvl w:ilvl="5" w:tentative="1">
+      <w:start w:val="1"/>
+      <w:numFmt w:val="bullet"/>
+      <w:lvlText w:val=""/>
+      <w:lvlJc w:val="left"/>
+      <w:pPr>
+        <w:tabs>
+          <w:tab w:val="num" w:pos="4320"/>
+        </w:tabs>
+        <w:ind w:left="4320" w:hanging="360"/>
+      </w:pPr>
+      <w:rPr>
+        <w:rFonts w:ascii="Wingdings" w:hAnsi="Wingdings" w:hint="default"/>
+        <w:sz w:val="20"/>
+      </w:rPr>
+    </w:lvl>
+    <w:lvl w:ilvl="6" w:tentative="1">
+      <w:start w:val="1"/>
+      <w:numFmt w:val="bullet"/>
+      <w:lvlText w:val=""/>
+      <w:lvlJc w:val="left"/>
+      <w:pPr>
+        <w:tabs>
+          <w:tab w:val="num" w:pos="5040"/>
+        </w:tabs>
+        <w:ind w:left="5040" w:hanging="360"/>
+      </w:pPr>
+      <w:rPr>
+        <w:rFonts w:ascii="Wingdings" w:hAnsi="Wingdings" w:hint="default"/>
+        <w:sz w:val="20"/>
+      </w:rPr>
+    </w:lvl>
+    <w:lvl w:ilvl="7" w:tentative="1">
+      <w:start w:val="1"/>
+      <w:numFmt w:val="bullet"/>
+      <w:lvlText w:val=""/>
+      <w:lvlJc w:val="left"/>
+      <w:pPr>
+        <w:tabs>
+          <w:tab w:val="num" w:pos="5760"/>
+        </w:tabs>
+        <w:ind w:left="5760" w:hanging="360"/>
+      </w:pPr>
+      <w:rPr>
+        <w:rFonts w:ascii="Wingdings" w:hAnsi="Wingdings" w:hint="default"/>
+        <w:sz w:val="20"/>
+      </w:rPr>
+    </w:lvl>
+    <w:lvl w:ilvl="8" w:tentative="1">
+      <w:start w:val="1"/>
+      <w:numFmt w:val="bullet"/>
+      <w:lvlText w:val=""/>
+      <w:lvlJc w:val="left"/>
+      <w:pPr>
+        <w:tabs>
+          <w:tab w:val="num" w:pos="6480"/>
+        </w:tabs>
+        <w:ind w:left="6480" w:hanging="360"/>
+      </w:pPr>
+      <w:rPr>
+        <w:rFonts w:ascii="Wingdings" w:hAnsi="Wingdings" w:hint="default"/>
+        <w:sz w:val="20"/>
+      </w:rPr>
+    </w:lvl>
+  </w:abstractNum>
+  <w:abstractNum w:abstractNumId="10" w15:restartNumberingAfterBreak="0">
     <w:nsid w:val="46AF69C2"/>
     <w:multiLevelType w:val="multilevel"/>
     <w:tmpl w:val="F9C81B7E"/>
@@ -2877,7 +4514,7 @@
       </w:rPr>
     </w:lvl>
   </w:abstractNum>
-  <w:abstractNum w:abstractNumId="6" w15:restartNumberingAfterBreak="0">
+  <w:abstractNum w:abstractNumId="11" w15:restartNumberingAfterBreak="0">
     <w:nsid w:val="4BA3789B"/>
     <w:multiLevelType w:val="multilevel"/>
     <w:tmpl w:val="689CAB6A"/>
@@ -3026,7 +4663,7 @@
       </w:rPr>
     </w:lvl>
   </w:abstractNum>
-  <w:abstractNum w:abstractNumId="7" w15:restartNumberingAfterBreak="0">
+  <w:abstractNum w:abstractNumId="12" w15:restartNumberingAfterBreak="0">
     <w:nsid w:val="58601B61"/>
     <w:multiLevelType w:val="multilevel"/>
     <w:tmpl w:val="1F008C50"/>
@@ -3143,7 +4780,7 @@
       </w:pPr>
     </w:lvl>
   </w:abstractNum>
-  <w:abstractNum w:abstractNumId="8" w15:restartNumberingAfterBreak="0">
+  <w:abstractNum w:abstractNumId="13" w15:restartNumberingAfterBreak="0">
     <w:nsid w:val="60903ACD"/>
     <w:multiLevelType w:val="multilevel"/>
     <w:tmpl w:val="0EECF7EE"/>
@@ -3292,7 +4929,7 @@
       </w:rPr>
     </w:lvl>
   </w:abstractNum>
-  <w:abstractNum w:abstractNumId="9" w15:restartNumberingAfterBreak="0">
+  <w:abstractNum w:abstractNumId="14" w15:restartNumberingAfterBreak="0">
     <w:nsid w:val="64D626FE"/>
     <w:multiLevelType w:val="multilevel"/>
     <w:tmpl w:val="42065EB4"/>
@@ -3441,7 +5078,156 @@
       </w:rPr>
     </w:lvl>
   </w:abstractNum>
-  <w:abstractNum w:abstractNumId="10" w15:restartNumberingAfterBreak="0">
+  <w:abstractNum w:abstractNumId="15" w15:restartNumberingAfterBreak="0">
+    <w:nsid w:val="665351DF"/>
+    <w:multiLevelType w:val="multilevel"/>
+    <w:tmpl w:val="1CC40404"/>
+    <w:lvl w:ilvl="0">
+      <w:start w:val="1"/>
+      <w:numFmt w:val="bullet"/>
+      <w:lvlText w:val=""/>
+      <w:lvlJc w:val="left"/>
+      <w:pPr>
+        <w:tabs>
+          <w:tab w:val="num" w:pos="720"/>
+        </w:tabs>
+        <w:ind w:left="720" w:hanging="360"/>
+      </w:pPr>
+      <w:rPr>
+        <w:rFonts w:ascii="Symbol" w:hAnsi="Symbol" w:hint="default"/>
+        <w:sz w:val="20"/>
+      </w:rPr>
+    </w:lvl>
+    <w:lvl w:ilvl="1" w:tentative="1">
+      <w:start w:val="1"/>
+      <w:numFmt w:val="bullet"/>
+      <w:lvlText w:val="o"/>
+      <w:lvlJc w:val="left"/>
+      <w:pPr>
+        <w:tabs>
+          <w:tab w:val="num" w:pos="1440"/>
+        </w:tabs>
+        <w:ind w:left="1440" w:hanging="360"/>
+      </w:pPr>
+      <w:rPr>
+        <w:rFonts w:ascii="Courier New" w:hAnsi="Courier New" w:hint="default"/>
+        <w:sz w:val="20"/>
+      </w:rPr>
+    </w:lvl>
+    <w:lvl w:ilvl="2" w:tentative="1">
+      <w:start w:val="1"/>
+      <w:numFmt w:val="bullet"/>
+      <w:lvlText w:val=""/>
+      <w:lvlJc w:val="left"/>
+      <w:pPr>
+        <w:tabs>
+          <w:tab w:val="num" w:pos="2160"/>
+        </w:tabs>
+        <w:ind w:left="2160" w:hanging="360"/>
+      </w:pPr>
+      <w:rPr>
+        <w:rFonts w:ascii="Wingdings" w:hAnsi="Wingdings" w:hint="default"/>
+        <w:sz w:val="20"/>
+      </w:rPr>
+    </w:lvl>
+    <w:lvl w:ilvl="3" w:tentative="1">
+      <w:start w:val="1"/>
+      <w:numFmt w:val="bullet"/>
+      <w:lvlText w:val=""/>
+      <w:lvlJc w:val="left"/>
+      <w:pPr>
+        <w:tabs>
+          <w:tab w:val="num" w:pos="2880"/>
+        </w:tabs>
+        <w:ind w:left="2880" w:hanging="360"/>
+      </w:pPr>
+      <w:rPr>
+        <w:rFonts w:ascii="Wingdings" w:hAnsi="Wingdings" w:hint="default"/>
+        <w:sz w:val="20"/>
+      </w:rPr>
+    </w:lvl>
+    <w:lvl w:ilvl="4" w:tentative="1">
+      <w:start w:val="1"/>
+      <w:numFmt w:val="bullet"/>
+      <w:lvlText w:val=""/>
+      <w:lvlJc w:val="left"/>
+      <w:pPr>
+        <w:tabs>
+          <w:tab w:val="num" w:pos="3600"/>
+        </w:tabs>
+        <w:ind w:left="3600" w:hanging="360"/>
+      </w:pPr>
+      <w:rPr>
+        <w:rFonts w:ascii="Wingdings" w:hAnsi="Wingdings" w:hint="default"/>
+        <w:sz w:val="20"/>
+      </w:rPr>
+    </w:lvl>
+    <w:lvl w:ilvl="5" w:tentative="1">
+      <w:start w:val="1"/>
+      <w:numFmt w:val="bullet"/>
+      <w:lvlText w:val=""/>
+      <w:lvlJc w:val="left"/>
+      <w:pPr>
+        <w:tabs>
+          <w:tab w:val="num" w:pos="4320"/>
+        </w:tabs>
+        <w:ind w:left="4320" w:hanging="360"/>
+      </w:pPr>
+      <w:rPr>
+        <w:rFonts w:ascii="Wingdings" w:hAnsi="Wingdings" w:hint="default"/>
+        <w:sz w:val="20"/>
+      </w:rPr>
+    </w:lvl>
+    <w:lvl w:ilvl="6" w:tentative="1">
+      <w:start w:val="1"/>
+      <w:numFmt w:val="bullet"/>
+      <w:lvlText w:val=""/>
+      <w:lvlJc w:val="left"/>
+      <w:pPr>
+        <w:tabs>
+          <w:tab w:val="num" w:pos="5040"/>
+        </w:tabs>
+        <w:ind w:left="5040" w:hanging="360"/>
+      </w:pPr>
+      <w:rPr>
+        <w:rFonts w:ascii="Wingdings" w:hAnsi="Wingdings" w:hint="default"/>
+        <w:sz w:val="20"/>
+      </w:rPr>
+    </w:lvl>
+    <w:lvl w:ilvl="7" w:tentative="1">
+      <w:start w:val="1"/>
+      <w:numFmt w:val="bullet"/>
+      <w:lvlText w:val=""/>
+      <w:lvlJc w:val="left"/>
+      <w:pPr>
+        <w:tabs>
+          <w:tab w:val="num" w:pos="5760"/>
+        </w:tabs>
+        <w:ind w:left="5760" w:hanging="360"/>
+      </w:pPr>
+      <w:rPr>
+        <w:rFonts w:ascii="Wingdings" w:hAnsi="Wingdings" w:hint="default"/>
+        <w:sz w:val="20"/>
+      </w:rPr>
+    </w:lvl>
+    <w:lvl w:ilvl="8" w:tentative="1">
+      <w:start w:val="1"/>
+      <w:numFmt w:val="bullet"/>
+      <w:lvlText w:val=""/>
+      <w:lvlJc w:val="left"/>
+      <w:pPr>
+        <w:tabs>
+          <w:tab w:val="num" w:pos="6480"/>
+        </w:tabs>
+        <w:ind w:left="6480" w:hanging="360"/>
+      </w:pPr>
+      <w:rPr>
+        <w:rFonts w:ascii="Wingdings" w:hAnsi="Wingdings" w:hint="default"/>
+        <w:sz w:val="20"/>
+      </w:rPr>
+    </w:lvl>
+  </w:abstractNum>
+  <w:abstractNum w:abstractNumId="16" w15:restartNumberingAfterBreak="0">
     <w:nsid w:val="684C6DE2"/>
     <w:multiLevelType w:val="multilevel"/>
     <w:tmpl w:val="72882890"/>
@@ -3590,7 +5376,156 @@
       </w:rPr>
     </w:lvl>
   </w:abstractNum>
-  <w:abstractNum w:abstractNumId="11" w15:restartNumberingAfterBreak="0">
+  <w:abstractNum w:abstractNumId="17" w15:restartNumberingAfterBreak="0">
+    <w:nsid w:val="69AF24C6"/>
+    <w:multiLevelType w:val="multilevel"/>
+    <w:tmpl w:val="FC168FD2"/>
+    <w:lvl w:ilvl="0">
+      <w:start w:val="1"/>
+      <w:numFmt w:val="bullet"/>
+      <w:lvlText w:val=""/>
+      <w:lvlJc w:val="left"/>
+      <w:pPr>
+        <w:tabs>
+          <w:tab w:val="num" w:pos="720"/>
+        </w:tabs>
+        <w:ind w:left="720" w:hanging="360"/>
+      </w:pPr>
+      <w:rPr>
+        <w:rFonts w:ascii="Symbol" w:hAnsi="Symbol" w:hint="default"/>
+        <w:sz w:val="20"/>
+      </w:rPr>
+    </w:lvl>
+    <w:lvl w:ilvl="1" w:tentative="1">
+      <w:start w:val="1"/>
+      <w:numFmt w:val="bullet"/>
+      <w:lvlText w:val="o"/>
+      <w:lvlJc w:val="left"/>
+      <w:pPr>
+        <w:tabs>
+          <w:tab w:val="num" w:pos="1440"/>
+        </w:tabs>
+        <w:ind w:left="1440" w:hanging="360"/>
+      </w:pPr>
+      <w:rPr>
+        <w:rFonts w:ascii="Courier New" w:hAnsi="Courier New" w:hint="default"/>
+        <w:sz w:val="20"/>
+      </w:rPr>
+    </w:lvl>
+    <w:lvl w:ilvl="2" w:tentative="1">
+      <w:start w:val="1"/>
+      <w:numFmt w:val="bullet"/>
+      <w:lvlText w:val=""/>
+      <w:lvlJc w:val="left"/>
+      <w:pPr>
+        <w:tabs>
+          <w:tab w:val="num" w:pos="2160"/>
+        </w:tabs>
+        <w:ind w:left="2160" w:hanging="360"/>
+      </w:pPr>
+      <w:rPr>
+        <w:rFonts w:ascii="Wingdings" w:hAnsi="Wingdings" w:hint="default"/>
+        <w:sz w:val="20"/>
+      </w:rPr>
+    </w:lvl>
+    <w:lvl w:ilvl="3" w:tentative="1">
+      <w:start w:val="1"/>
+      <w:numFmt w:val="bullet"/>
+      <w:lvlText w:val=""/>
+      <w:lvlJc w:val="left"/>
+      <w:pPr>
+        <w:tabs>
+          <w:tab w:val="num" w:pos="2880"/>
+        </w:tabs>
+        <w:ind w:left="2880" w:hanging="360"/>
+      </w:pPr>
+      <w:rPr>
+        <w:rFonts w:ascii="Wingdings" w:hAnsi="Wingdings" w:hint="default"/>
+        <w:sz w:val="20"/>
+      </w:rPr>
+    </w:lvl>
+    <w:lvl w:ilvl="4" w:tentative="1">
+      <w:start w:val="1"/>
+      <w:numFmt w:val="bullet"/>
+      <w:lvlText w:val=""/>
+      <w:lvlJc w:val="left"/>
+      <w:pPr>
+        <w:tabs>
+          <w:tab w:val="num" w:pos="3600"/>
+        </w:tabs>
+        <w:ind w:left="3600" w:hanging="360"/>
+      </w:pPr>
+      <w:rPr>
+        <w:rFonts w:ascii="Wingdings" w:hAnsi="Wingdings" w:hint="default"/>
+        <w:sz w:val="20"/>
+      </w:rPr>
+    </w:lvl>
+    <w:lvl w:ilvl="5" w:tentative="1">
+      <w:start w:val="1"/>
+      <w:numFmt w:val="bullet"/>
+      <w:lvlText w:val=""/>
+      <w:lvlJc w:val="left"/>
+      <w:pPr>
+        <w:tabs>
+          <w:tab w:val="num" w:pos="4320"/>
+        </w:tabs>
+        <w:ind w:left="4320" w:hanging="360"/>
+      </w:pPr>
+      <w:rPr>
+        <w:rFonts w:ascii="Wingdings" w:hAnsi="Wingdings" w:hint="default"/>
+        <w:sz w:val="20"/>
+      </w:rPr>
+    </w:lvl>
+    <w:lvl w:ilvl="6" w:tentative="1">
+      <w:start w:val="1"/>
+      <w:numFmt w:val="bullet"/>
+      <w:lvlText w:val=""/>
+      <w:lvlJc w:val="left"/>
+      <w:pPr>
+        <w:tabs>
+          <w:tab w:val="num" w:pos="5040"/>
+        </w:tabs>
+        <w:ind w:left="5040" w:hanging="360"/>
+      </w:pPr>
+      <w:rPr>
+        <w:rFonts w:ascii="Wingdings" w:hAnsi="Wingdings" w:hint="default"/>
+        <w:sz w:val="20"/>
+      </w:rPr>
+    </w:lvl>
+    <w:lvl w:ilvl="7" w:tentative="1">
+      <w:start w:val="1"/>
+      <w:numFmt w:val="bullet"/>
+      <w:lvlText w:val=""/>
+      <w:lvlJc w:val="left"/>
+      <w:pPr>
+        <w:tabs>
+          <w:tab w:val="num" w:pos="5760"/>
+        </w:tabs>
+        <w:ind w:left="5760" w:hanging="360"/>
+      </w:pPr>
+      <w:rPr>
+        <w:rFonts w:ascii="Wingdings" w:hAnsi="Wingdings" w:hint="default"/>
+        <w:sz w:val="20"/>
+      </w:rPr>
+    </w:lvl>
+    <w:lvl w:ilvl="8" w:tentative="1">
+      <w:start w:val="1"/>
+      <w:numFmt w:val="bullet"/>
+      <w:lvlText w:val=""/>
+      <w:lvlJc w:val="left"/>
+      <w:pPr>
+        <w:tabs>
+          <w:tab w:val="num" w:pos="6480"/>
+        </w:tabs>
+        <w:ind w:left="6480" w:hanging="360"/>
+      </w:pPr>
+      <w:rPr>
+        <w:rFonts w:ascii="Wingdings" w:hAnsi="Wingdings" w:hint="default"/>
+        <w:sz w:val="20"/>
+      </w:rPr>
+    </w:lvl>
+  </w:abstractNum>
+  <w:abstractNum w:abstractNumId="18" w15:restartNumberingAfterBreak="0">
     <w:nsid w:val="6DB6277D"/>
     <w:multiLevelType w:val="multilevel"/>
     <w:tmpl w:val="63EA98E6"/>
@@ -3707,7 +5642,156 @@
       </w:pPr>
     </w:lvl>
   </w:abstractNum>
-  <w:abstractNum w:abstractNumId="12" w15:restartNumberingAfterBreak="0">
+  <w:abstractNum w:abstractNumId="19" w15:restartNumberingAfterBreak="0">
+    <w:nsid w:val="6FCD520B"/>
+    <w:multiLevelType w:val="multilevel"/>
+    <w:tmpl w:val="649ADA20"/>
+    <w:lvl w:ilvl="0">
+      <w:start w:val="1"/>
+      <w:numFmt w:val="bullet"/>
+      <w:lvlText w:val=""/>
+      <w:lvlJc w:val="left"/>
+      <w:pPr>
+        <w:tabs>
+          <w:tab w:val="num" w:pos="720"/>
+        </w:tabs>
+        <w:ind w:left="720" w:hanging="360"/>
+      </w:pPr>
+      <w:rPr>
+        <w:rFonts w:ascii="Symbol" w:hAnsi="Symbol" w:hint="default"/>
+        <w:sz w:val="20"/>
+      </w:rPr>
+    </w:lvl>
+    <w:lvl w:ilvl="1" w:tentative="1">
+      <w:start w:val="1"/>
+      <w:numFmt w:val="bullet"/>
+      <w:lvlText w:val="o"/>
+      <w:lvlJc w:val="left"/>
+      <w:pPr>
+        <w:tabs>
+          <w:tab w:val="num" w:pos="1440"/>
+        </w:tabs>
+        <w:ind w:left="1440" w:hanging="360"/>
+      </w:pPr>
+      <w:rPr>
+        <w:rFonts w:ascii="Courier New" w:hAnsi="Courier New" w:hint="default"/>
+        <w:sz w:val="20"/>
+      </w:rPr>
+    </w:lvl>
+    <w:lvl w:ilvl="2" w:tentative="1">
+      <w:start w:val="1"/>
+      <w:numFmt w:val="bullet"/>
+      <w:lvlText w:val=""/>
+      <w:lvlJc w:val="left"/>
+      <w:pPr>
+        <w:tabs>
+          <w:tab w:val="num" w:pos="2160"/>
+        </w:tabs>
+        <w:ind w:left="2160" w:hanging="360"/>
+      </w:pPr>
+      <w:rPr>
+        <w:rFonts w:ascii="Wingdings" w:hAnsi="Wingdings" w:hint="default"/>
+        <w:sz w:val="20"/>
+      </w:rPr>
+    </w:lvl>
+    <w:lvl w:ilvl="3" w:tentative="1">
+      <w:start w:val="1"/>
+      <w:numFmt w:val="bullet"/>
+      <w:lvlText w:val=""/>
+      <w:lvlJc w:val="left"/>
+      <w:pPr>
+        <w:tabs>
+          <w:tab w:val="num" w:pos="2880"/>
+        </w:tabs>
+        <w:ind w:left="2880" w:hanging="360"/>
+      </w:pPr>
+      <w:rPr>
+        <w:rFonts w:ascii="Wingdings" w:hAnsi="Wingdings" w:hint="default"/>
+        <w:sz w:val="20"/>
+      </w:rPr>
+    </w:lvl>
+    <w:lvl w:ilvl="4" w:tentative="1">
+      <w:start w:val="1"/>
+      <w:numFmt w:val="bullet"/>
+      <w:lvlText w:val=""/>
+      <w:lvlJc w:val="left"/>
+      <w:pPr>
+        <w:tabs>
+          <w:tab w:val="num" w:pos="3600"/>
+        </w:tabs>
+        <w:ind w:left="3600" w:hanging="360"/>
+      </w:pPr>
+      <w:rPr>
+        <w:rFonts w:ascii="Wingdings" w:hAnsi="Wingdings" w:hint="default"/>
+        <w:sz w:val="20"/>
+      </w:rPr>
+    </w:lvl>
+    <w:lvl w:ilvl="5" w:tentative="1">
+      <w:start w:val="1"/>
+      <w:numFmt w:val="bullet"/>
+      <w:lvlText w:val=""/>
+      <w:lvlJc w:val="left"/>
+      <w:pPr>
+        <w:tabs>
+          <w:tab w:val="num" w:pos="4320"/>
+        </w:tabs>
+        <w:ind w:left="4320" w:hanging="360"/>
+      </w:pPr>
+      <w:rPr>
+        <w:rFonts w:ascii="Wingdings" w:hAnsi="Wingdings" w:hint="default"/>
+        <w:sz w:val="20"/>
+      </w:rPr>
+    </w:lvl>
+    <w:lvl w:ilvl="6" w:tentative="1">
+      <w:start w:val="1"/>
+      <w:numFmt w:val="bullet"/>
+      <w:lvlText w:val=""/>
+      <w:lvlJc w:val="left"/>
+      <w:pPr>
+        <w:tabs>
+          <w:tab w:val="num" w:pos="5040"/>
+        </w:tabs>
+        <w:ind w:left="5040" w:hanging="360"/>
+      </w:pPr>
+      <w:rPr>
+        <w:rFonts w:ascii="Wingdings" w:hAnsi="Wingdings" w:hint="default"/>
+        <w:sz w:val="20"/>
+      </w:rPr>
+    </w:lvl>
+    <w:lvl w:ilvl="7" w:tentative="1">
+      <w:start w:val="1"/>
+      <w:numFmt w:val="bullet"/>
+      <w:lvlText w:val=""/>
+      <w:lvlJc w:val="left"/>
+      <w:pPr>
+        <w:tabs>
+          <w:tab w:val="num" w:pos="5760"/>
+        </w:tabs>
+        <w:ind w:left="5760" w:hanging="360"/>
+      </w:pPr>
+      <w:rPr>
+        <w:rFonts w:ascii="Wingdings" w:hAnsi="Wingdings" w:hint="default"/>
+        <w:sz w:val="20"/>
+      </w:rPr>
+    </w:lvl>
+    <w:lvl w:ilvl="8" w:tentative="1">
+      <w:start w:val="1"/>
+      <w:numFmt w:val="bullet"/>
+      <w:lvlText w:val=""/>
+      <w:lvlJc w:val="left"/>
+      <w:pPr>
+        <w:tabs>
+          <w:tab w:val="num" w:pos="6480"/>
+        </w:tabs>
+        <w:ind w:left="6480" w:hanging="360"/>
+      </w:pPr>
+      <w:rPr>
+        <w:rFonts w:ascii="Wingdings" w:hAnsi="Wingdings" w:hint="default"/>
+        <w:sz w:val="20"/>
+      </w:rPr>
+    </w:lvl>
+  </w:abstractNum>
+  <w:abstractNum w:abstractNumId="20" w15:restartNumberingAfterBreak="0">
     <w:nsid w:val="79C26A8E"/>
     <w:multiLevelType w:val="multilevel"/>
     <w:tmpl w:val="50BA50EA"/>
@@ -3824,7 +5908,7 @@
       </w:pPr>
     </w:lvl>
   </w:abstractNum>
-  <w:abstractNum w:abstractNumId="13" w15:restartNumberingAfterBreak="0">
+  <w:abstractNum w:abstractNumId="21" w15:restartNumberingAfterBreak="0">
     <w:nsid w:val="7E596B6C"/>
     <w:multiLevelType w:val="multilevel"/>
     <w:tmpl w:val="D94CE1A0"/>
@@ -3974,46 +6058,70 @@
     </w:lvl>
   </w:abstractNum>
   <w:num w:numId="1" w16cid:durableId="1266959649">
+    <w:abstractNumId w:val="20"/>
+  </w:num>
+  <w:num w:numId="2" w16cid:durableId="1182161811">
+    <w:abstractNumId w:val="11"/>
+  </w:num>
+  <w:num w:numId="3" w16cid:durableId="1039361466">
     <w:abstractNumId w:val="12"/>
   </w:num>
-  <w:num w:numId="2" w16cid:durableId="1182161811">
-    <w:abstractNumId w:val="6"/>
-  </w:num>
-  <w:num w:numId="3" w16cid:durableId="1039361466">
-    <w:abstractNumId w:val="7"/>
-  </w:num>
   <w:num w:numId="4" w16cid:durableId="801311620">
-    <w:abstractNumId w:val="11"/>
+    <w:abstractNumId w:val="18"/>
   </w:num>
   <w:num w:numId="5" w16cid:durableId="1234120903">
-    <w:abstractNumId w:val="10"/>
+    <w:abstractNumId w:val="16"/>
   </w:num>
   <w:num w:numId="6" w16cid:durableId="2040813871">
     <w:abstractNumId w:val="0"/>
   </w:num>
   <w:num w:numId="7" w16cid:durableId="1687948177">
-    <w:abstractNumId w:val="2"/>
+    <w:abstractNumId w:val="3"/>
   </w:num>
   <w:num w:numId="8" w16cid:durableId="2122996057">
     <w:abstractNumId w:val="1"/>
   </w:num>
   <w:num w:numId="9" w16cid:durableId="1116946554">
+    <w:abstractNumId w:val="14"/>
+  </w:num>
+  <w:num w:numId="10" w16cid:durableId="111098467">
+    <w:abstractNumId w:val="10"/>
+  </w:num>
+  <w:num w:numId="11" w16cid:durableId="1078215231">
+    <w:abstractNumId w:val="6"/>
+  </w:num>
+  <w:num w:numId="12" w16cid:durableId="1857189314">
+    <w:abstractNumId w:val="5"/>
+  </w:num>
+  <w:num w:numId="13" w16cid:durableId="1970164400">
+    <w:abstractNumId w:val="13"/>
+  </w:num>
+  <w:num w:numId="14" w16cid:durableId="961497878">
+    <w:abstractNumId w:val="21"/>
+  </w:num>
+  <w:num w:numId="15" w16cid:durableId="138115254">
     <w:abstractNumId w:val="9"/>
   </w:num>
-  <w:num w:numId="10" w16cid:durableId="111098467">
-    <w:abstractNumId w:val="5"/>
+  <w:num w:numId="16" w16cid:durableId="1740907428">
+    <w:abstractNumId w:val="2"/>
   </w:num>
-  <w:num w:numId="11" w16cid:durableId="1078215231">
-    <w:abstractNumId w:val="4"/>
-  </w:num>
-  <w:num w:numId="12" w16cid:durableId="1857189314">
-    <w:abstractNumId w:val="3"/>
-  </w:num>
-  <w:num w:numId="13" w16cid:durableId="1970164400">
+  <w:num w:numId="17" w16cid:durableId="1874414662">
     <w:abstractNumId w:val="8"/>
   </w:num>
-  <w:num w:numId="14" w16cid:durableId="961497878">
-    <w:abstractNumId w:val="13"/>
+  <w:num w:numId="18" w16cid:durableId="1859352286">
+    <w:abstractNumId w:val="17"/>
+  </w:num>
+  <w:num w:numId="19" w16cid:durableId="969474709">
+    <w:abstractNumId w:val="15"/>
+  </w:num>
+  <w:num w:numId="20" w16cid:durableId="1119758751">
+    <w:abstractNumId w:val="7"/>
+  </w:num>
+  <w:num w:numId="21" w16cid:durableId="1389113741">
+    <w:abstractNumId w:val="19"/>
+  </w:num>
+  <w:num w:numId="22" w16cid:durableId="820461471">
+    <w:abstractNumId w:val="4"/>
   </w:num>
 </w:numbering>
 </file>
@@ -4418,7 +6526,7 @@
   <w:style w:type="paragraph" w:default="1" w:styleId="Normal">
     <w:name w:val="Normal"/>
     <w:qFormat/>
-    <w:rsid w:val="00444A5B"/>
+    <w:rsid w:val="00C47566"/>
   </w:style>
   <w:style w:type="paragraph" w:styleId="Ttulo1">
     <w:name w:val="heading 1"/>
@@ -4622,6 +6730,7 @@
   <w:style w:type="character" w:default="1" w:styleId="Fuentedeprrafopredeter">
     <w:name w:val="Default Paragraph Font"/>
     <w:uiPriority w:val="1"/>
+    <w:semiHidden/>
     <w:unhideWhenUsed/>
   </w:style>
   <w:style w:type="table" w:default="1" w:styleId="Tablanormal">

--- a/archivos word -diario tecnico/📓 Diario de prácticas.docx
+++ b/archivos word -diario tecnico/📓 Diario de prácticas.docx
@@ -1228,7 +1228,7 @@
           <w:sz w:val="16"/>
           <w:szCs w:val="16"/>
         </w:rPr>
-        <w:t>html.escape</w:t>
+        <w:t>html. escape</w:t>
       </w:r>
       <w:r>
         <w:rPr>
@@ -2947,6 +2947,1006 @@
           <w:szCs w:val="16"/>
         </w:rPr>
       </w:pPr>
+    </w:p>
+    <w:p>
+      <w:pPr>
+        <w:spacing w:after="0"/>
+        <w:rPr>
+          <w:rFonts w:ascii="Segoe UI Emoji" w:hAnsi="Segoe UI Emoji" w:cs="Segoe UI Emoji"/>
+          <w:b/>
+          <w:bCs/>
+          <w:sz w:val="16"/>
+          <w:szCs w:val="16"/>
+        </w:rPr>
+      </w:pPr>
+      <w:r>
+        <w:rPr>
+          <w:rFonts w:ascii="Segoe UI Emoji" w:hAnsi="Segoe UI Emoji" w:cs="Segoe UI Emoji"/>
+          <w:b/>
+          <w:bCs/>
+          <w:sz w:val="16"/>
+          <w:szCs w:val="16"/>
+        </w:rPr>
+        <w:t xml:space="preserve">Fecha: </w:t>
+      </w:r>
+      <w:r>
+        <w:rPr>
+          <w:rFonts w:ascii="Segoe UI Emoji" w:hAnsi="Segoe UI Emoji" w:cs="Segoe UI Emoji"/>
+          <w:b/>
+          <w:bCs/>
+          <w:sz w:val="16"/>
+          <w:szCs w:val="16"/>
+        </w:rPr>
+        <w:t>4</w:t>
+      </w:r>
+      <w:r>
+        <w:rPr>
+          <w:rFonts w:ascii="Segoe UI Emoji" w:hAnsi="Segoe UI Emoji" w:cs="Segoe UI Emoji"/>
+          <w:b/>
+          <w:bCs/>
+          <w:sz w:val="16"/>
+          <w:szCs w:val="16"/>
+        </w:rPr>
+        <w:t>/03/2026</w:t>
+      </w:r>
+    </w:p>
+    <w:p>
+      <w:pPr>
+        <w:spacing w:after="0"/>
+        <w:rPr>
+          <w:rFonts w:ascii="Segoe UI Emoji" w:hAnsi="Segoe UI Emoji"/>
+          <w:b/>
+          <w:bCs/>
+          <w:sz w:val="16"/>
+          <w:szCs w:val="16"/>
+        </w:rPr>
+      </w:pPr>
+      <w:r>
+        <w:rPr>
+          <w:rFonts w:ascii="Segoe UI Emoji" w:hAnsi="Segoe UI Emoji"/>
+          <w:b/>
+          <w:bCs/>
+          <w:sz w:val="16"/>
+          <w:szCs w:val="16"/>
+        </w:rPr>
+        <w:t>Acción realizada</w:t>
+      </w:r>
+      <w:r>
+        <w:rPr>
+          <w:rFonts w:ascii="Segoe UI Emoji" w:hAnsi="Segoe UI Emoji"/>
+          <w:b/>
+          <w:bCs/>
+          <w:sz w:val="16"/>
+          <w:szCs w:val="16"/>
+        </w:rPr>
+        <w:t xml:space="preserve"> – </w:t>
+      </w:r>
+      <w:r>
+        <w:rPr>
+          <w:rFonts w:ascii="Segoe UI Emoji" w:hAnsi="Segoe UI Emoji"/>
+          <w:b/>
+          <w:bCs/>
+          <w:sz w:val="16"/>
+          <w:szCs w:val="16"/>
+          <w:highlight w:val="yellow"/>
+        </w:rPr>
+        <w:t>Utilización de Bcrypt para transformar contraseña en hash segura</w:t>
+      </w:r>
+    </w:p>
+    <w:p>
+      <w:pPr>
+        <w:spacing w:after="0"/>
+        <w:rPr>
+          <w:rFonts w:ascii="Segoe UI Emoji" w:hAnsi="Segoe UI Emoji"/>
+          <w:sz w:val="16"/>
+          <w:szCs w:val="16"/>
+        </w:rPr>
+      </w:pPr>
+      <w:r>
+        <w:rPr>
+          <w:rFonts w:ascii="Segoe UI Emoji" w:hAnsi="Segoe UI Emoji"/>
+          <w:sz w:val="16"/>
+          <w:szCs w:val="16"/>
+        </w:rPr>
+        <w:t xml:space="preserve">• </w:t>
+      </w:r>
+      <w:r>
+        <w:rPr>
+          <w:rFonts w:ascii="Segoe UI Emoji" w:hAnsi="Segoe UI Emoji"/>
+          <w:sz w:val="16"/>
+          <w:szCs w:val="16"/>
+        </w:rPr>
+        <w:tab/>
+        <w:t xml:space="preserve">Refactorizamos el </w:t>
+      </w:r>
+      <w:r>
+        <w:rPr>
+          <w:rFonts w:ascii="Segoe UI Emoji" w:hAnsi="Segoe UI Emoji"/>
+          <w:sz w:val="16"/>
+          <w:szCs w:val="16"/>
+        </w:rPr>
+        <w:t xml:space="preserve">endpoint </w:t>
+      </w:r>
+      <w:r>
+        <w:rPr>
+          <w:rFonts w:ascii="Segoe UI Emoji" w:hAnsi="Segoe UI Emoji"/>
+          <w:sz w:val="16"/>
+          <w:szCs w:val="16"/>
+        </w:rPr>
+        <w:t>/</w:t>
+      </w:r>
+      <w:r>
+        <w:rPr>
+          <w:rFonts w:ascii="Segoe UI Emoji" w:hAnsi="Segoe UI Emoji"/>
+          <w:sz w:val="16"/>
+          <w:szCs w:val="16"/>
+          <w:highlight w:val="yellow"/>
+        </w:rPr>
+        <w:t>login</w:t>
+      </w:r>
+      <w:r>
+        <w:rPr>
+          <w:rFonts w:ascii="Segoe UI Emoji" w:hAnsi="Segoe UI Emoji"/>
+          <w:sz w:val="16"/>
+          <w:szCs w:val="16"/>
+        </w:rPr>
+        <w:t xml:space="preserve"> </w:t>
+      </w:r>
+      <w:r>
+        <w:rPr>
+          <w:rFonts w:ascii="Segoe UI Emoji" w:hAnsi="Segoe UI Emoji"/>
+          <w:sz w:val="16"/>
+          <w:szCs w:val="16"/>
+        </w:rPr>
+        <w:t>en</w:t>
+      </w:r>
+      <w:r>
+        <w:rPr>
+          <w:rFonts w:ascii="Segoe UI Emoji" w:hAnsi="Segoe UI Emoji"/>
+          <w:sz w:val="16"/>
+          <w:szCs w:val="16"/>
+        </w:rPr>
+        <w:t xml:space="preserve"> método POST para dejar de usar contraseñas en texto plano.</w:t>
+      </w:r>
+    </w:p>
+    <w:p>
+      <w:pPr>
+        <w:spacing w:after="0"/>
+        <w:rPr>
+          <w:rFonts w:ascii="Segoe UI Emoji" w:hAnsi="Segoe UI Emoji"/>
+          <w:sz w:val="16"/>
+          <w:szCs w:val="16"/>
+        </w:rPr>
+      </w:pPr>
+      <w:r>
+        <w:rPr>
+          <w:rFonts w:ascii="Segoe UI Emoji" w:hAnsi="Segoe UI Emoji"/>
+          <w:sz w:val="16"/>
+          <w:szCs w:val="16"/>
+        </w:rPr>
+        <w:lastRenderedPageBreak/>
+        <w:t xml:space="preserve">• </w:t>
+      </w:r>
+      <w:r>
+        <w:rPr>
+          <w:rFonts w:ascii="Segoe UI Emoji" w:hAnsi="Segoe UI Emoji"/>
+          <w:sz w:val="16"/>
+          <w:szCs w:val="16"/>
+        </w:rPr>
+        <w:tab/>
+        <w:t>Generamos un hash bcrypt de la contraseña en un script aparte y lo almacenamos en el servidor.</w:t>
+      </w:r>
+    </w:p>
+    <w:p>
+      <w:pPr>
+        <w:spacing w:after="0"/>
+        <w:rPr>
+          <w:rFonts w:ascii="Segoe UI Emoji" w:hAnsi="Segoe UI Emoji"/>
+          <w:sz w:val="16"/>
+          <w:szCs w:val="16"/>
+        </w:rPr>
+      </w:pPr>
+      <w:r>
+        <w:rPr>
+          <w:rFonts w:ascii="Segoe UI Emoji" w:hAnsi="Segoe UI Emoji"/>
+          <w:sz w:val="16"/>
+          <w:szCs w:val="16"/>
+        </w:rPr>
+        <w:t xml:space="preserve">• </w:t>
+      </w:r>
+      <w:r>
+        <w:rPr>
+          <w:rFonts w:ascii="Segoe UI Emoji" w:hAnsi="Segoe UI Emoji"/>
+          <w:sz w:val="16"/>
+          <w:szCs w:val="16"/>
+        </w:rPr>
+        <w:tab/>
+        <w:t xml:space="preserve">Integramos la librería </w:t>
+      </w:r>
+      <w:r>
+        <w:rPr>
+          <w:rFonts w:ascii="Segoe UI Emoji" w:hAnsi="Segoe UI Emoji"/>
+          <w:sz w:val="16"/>
+          <w:szCs w:val="16"/>
+        </w:rPr>
+        <w:t>bcrypt</w:t>
+      </w:r>
+      <w:r>
+        <w:rPr>
+          <w:rFonts w:ascii="Segoe UI Emoji" w:hAnsi="Segoe UI Emoji"/>
+          <w:sz w:val="16"/>
+          <w:szCs w:val="16"/>
+        </w:rPr>
+        <w:t xml:space="preserve"> en</w:t>
+      </w:r>
+      <w:r>
+        <w:rPr>
+          <w:rFonts w:ascii="Segoe UI Emoji" w:hAnsi="Segoe UI Emoji"/>
+          <w:sz w:val="16"/>
+          <w:szCs w:val="16"/>
+        </w:rPr>
+        <w:t xml:space="preserve"> server_https.py</w:t>
+      </w:r>
+      <w:r>
+        <w:rPr>
+          <w:rFonts w:ascii="Segoe UI Emoji" w:hAnsi="Segoe UI Emoji"/>
+          <w:sz w:val="16"/>
+          <w:szCs w:val="16"/>
+        </w:rPr>
+        <w:t xml:space="preserve"> y</w:t>
+      </w:r>
+      <w:r>
+        <w:rPr>
+          <w:rFonts w:ascii="Segoe UI Emoji" w:hAnsi="Segoe UI Emoji"/>
+          <w:sz w:val="16"/>
+          <w:szCs w:val="16"/>
+        </w:rPr>
+        <w:t xml:space="preserve"> reemplazamos la validación simple </w:t>
+      </w:r>
+      <w:r>
+        <w:rPr>
+          <w:rFonts w:ascii="Segoe UI Emoji" w:hAnsi="Segoe UI Emoji"/>
+          <w:sz w:val="16"/>
+          <w:szCs w:val="16"/>
+        </w:rPr>
+        <w:t>por</w:t>
+      </w:r>
+      <w:r>
+        <w:rPr>
+          <w:rFonts w:ascii="Segoe UI Emoji" w:hAnsi="Segoe UI Emoji"/>
+          <w:sz w:val="16"/>
+          <w:szCs w:val="16"/>
+        </w:rPr>
+        <w:t xml:space="preserve"> bcrypt. checkpw ()</w:t>
+      </w:r>
+      <w:r>
+        <w:rPr>
+          <w:rFonts w:ascii="Segoe UI Emoji" w:hAnsi="Segoe UI Emoji"/>
+          <w:sz w:val="16"/>
+          <w:szCs w:val="16"/>
+        </w:rPr>
+        <w:t>.</w:t>
+      </w:r>
+    </w:p>
+    <w:p>
+      <w:pPr>
+        <w:spacing w:after="0"/>
+        <w:rPr>
+          <w:rFonts w:ascii="Segoe UI Emoji" w:hAnsi="Segoe UI Emoji"/>
+          <w:sz w:val="16"/>
+          <w:szCs w:val="16"/>
+        </w:rPr>
+      </w:pPr>
+      <w:r>
+        <w:rPr>
+          <w:rFonts w:ascii="Segoe UI Emoji" w:hAnsi="Segoe UI Emoji"/>
+          <w:sz w:val="16"/>
+          <w:szCs w:val="16"/>
+        </w:rPr>
+        <w:t xml:space="preserve">• </w:t>
+      </w:r>
+      <w:r>
+        <w:rPr>
+          <w:rFonts w:ascii="Segoe UI Emoji" w:hAnsi="Segoe UI Emoji"/>
+          <w:sz w:val="16"/>
+          <w:szCs w:val="16"/>
+        </w:rPr>
+        <w:tab/>
+        <w:t>Probamos el login en el navegador (</w:t>
+      </w:r>
+      <w:r>
+        <w:rPr>
+          <w:rFonts w:ascii="Segoe UI Emoji" w:hAnsi="Segoe UI Emoji"/>
+          <w:sz w:val="16"/>
+          <w:szCs w:val="16"/>
+        </w:rPr>
+        <w:t>https://localhost:4443/login</w:t>
+      </w:r>
+      <w:r>
+        <w:rPr>
+          <w:rFonts w:ascii="Segoe UI Emoji" w:hAnsi="Segoe UI Emoji"/>
+          <w:sz w:val="16"/>
+          <w:szCs w:val="16"/>
+        </w:rPr>
+        <w:t>) con usuario</w:t>
+      </w:r>
+      <w:r>
+        <w:rPr>
+          <w:rFonts w:ascii="Segoe UI Emoji" w:hAnsi="Segoe UI Emoji"/>
+          <w:sz w:val="16"/>
+          <w:szCs w:val="16"/>
+        </w:rPr>
+        <w:t xml:space="preserve"> admin</w:t>
+      </w:r>
+      <w:r>
+        <w:rPr>
+          <w:rFonts w:ascii="Segoe UI Emoji" w:hAnsi="Segoe UI Emoji"/>
+          <w:sz w:val="16"/>
+          <w:szCs w:val="16"/>
+        </w:rPr>
+        <w:t xml:space="preserve"> y</w:t>
+      </w:r>
+      <w:r>
+        <w:rPr>
+          <w:rFonts w:ascii="Segoe UI Emoji" w:hAnsi="Segoe UI Emoji"/>
+          <w:sz w:val="16"/>
+          <w:szCs w:val="16"/>
+        </w:rPr>
+        <w:t xml:space="preserve"> contraseña correcta.</w:t>
+      </w:r>
+    </w:p>
+    <w:p>
+      <w:pPr>
+        <w:spacing w:after="0"/>
+        <w:rPr>
+          <w:rFonts w:ascii="Segoe UI Emoji" w:hAnsi="Segoe UI Emoji"/>
+          <w:sz w:val="16"/>
+          <w:szCs w:val="16"/>
+        </w:rPr>
+      </w:pPr>
+    </w:p>
+    <w:p>
+      <w:pPr>
+        <w:spacing w:after="0"/>
+        <w:rPr>
+          <w:rFonts w:ascii="Segoe UI Emoji" w:hAnsi="Segoe UI Emoji"/>
+          <w:b/>
+          <w:bCs/>
+          <w:sz w:val="16"/>
+          <w:szCs w:val="16"/>
+        </w:rPr>
+      </w:pPr>
+      <w:r>
+        <w:rPr>
+          <w:rFonts w:ascii="Segoe UI Emoji" w:hAnsi="Segoe UI Emoji"/>
+          <w:b/>
+          <w:bCs/>
+          <w:sz w:val="16"/>
+          <w:szCs w:val="16"/>
+        </w:rPr>
+        <w:t>Resultado</w:t>
+      </w:r>
+    </w:p>
+    <w:p>
+      <w:pPr>
+        <w:spacing w:after="0"/>
+        <w:rPr>
+          <w:rFonts w:ascii="Segoe UI Emoji" w:hAnsi="Segoe UI Emoji"/>
+          <w:sz w:val="16"/>
+          <w:szCs w:val="16"/>
+        </w:rPr>
+      </w:pPr>
+      <w:r>
+        <w:rPr>
+          <w:rFonts w:ascii="Segoe UI Emoji" w:hAnsi="Segoe UI Emoji"/>
+          <w:sz w:val="16"/>
+          <w:szCs w:val="16"/>
+        </w:rPr>
+        <w:t xml:space="preserve">• </w:t>
+      </w:r>
+      <w:r>
+        <w:rPr>
+          <w:rFonts w:ascii="Segoe UI Emoji" w:hAnsi="Segoe UI Emoji"/>
+          <w:sz w:val="16"/>
+          <w:szCs w:val="16"/>
+        </w:rPr>
+        <w:tab/>
+        <w:t>El servidor valida correctamente la contraseña contra el hash almacenado.</w:t>
+      </w:r>
+    </w:p>
+    <w:p>
+      <w:pPr>
+        <w:spacing w:after="0"/>
+        <w:rPr>
+          <w:rFonts w:ascii="Segoe UI Emoji" w:hAnsi="Segoe UI Emoji"/>
+          <w:sz w:val="16"/>
+          <w:szCs w:val="16"/>
+        </w:rPr>
+      </w:pPr>
+      <w:r>
+        <w:rPr>
+          <w:rFonts w:ascii="Segoe UI Emoji" w:hAnsi="Segoe UI Emoji"/>
+          <w:sz w:val="16"/>
+          <w:szCs w:val="16"/>
+        </w:rPr>
+        <w:t xml:space="preserve">• </w:t>
+      </w:r>
+      <w:r>
+        <w:rPr>
+          <w:rFonts w:ascii="Segoe UI Emoji" w:hAnsi="Segoe UI Emoji"/>
+          <w:sz w:val="16"/>
+          <w:szCs w:val="16"/>
+        </w:rPr>
+        <w:tab/>
+        <w:t>Login exitoso solo si la contraseña coincide con el hash → muestra “Login exitoso ✅”.</w:t>
+      </w:r>
+    </w:p>
+    <w:p>
+      <w:pPr>
+        <w:spacing w:after="0"/>
+        <w:rPr>
+          <w:rFonts w:ascii="Segoe UI Emoji" w:hAnsi="Segoe UI Emoji"/>
+          <w:sz w:val="16"/>
+          <w:szCs w:val="16"/>
+        </w:rPr>
+      </w:pPr>
+      <w:r>
+        <w:rPr>
+          <w:rFonts w:ascii="Segoe UI Emoji" w:hAnsi="Segoe UI Emoji"/>
+          <w:sz w:val="16"/>
+          <w:szCs w:val="16"/>
+        </w:rPr>
+        <w:t xml:space="preserve">• </w:t>
+      </w:r>
+      <w:r>
+        <w:rPr>
+          <w:rFonts w:ascii="Segoe UI Emoji" w:hAnsi="Segoe UI Emoji"/>
+          <w:sz w:val="16"/>
+          <w:szCs w:val="16"/>
+        </w:rPr>
+        <w:tab/>
+        <w:t>Login incorrecto → devuelve “Credenciales inválidas ❌”.</w:t>
+      </w:r>
+    </w:p>
+    <w:p>
+      <w:pPr>
+        <w:spacing w:after="0"/>
+        <w:rPr>
+          <w:rFonts w:ascii="Segoe UI Emoji" w:hAnsi="Segoe UI Emoji"/>
+          <w:sz w:val="16"/>
+          <w:szCs w:val="16"/>
+        </w:rPr>
+      </w:pPr>
+      <w:r>
+        <w:rPr>
+          <w:rFonts w:ascii="Segoe UI Emoji" w:hAnsi="Segoe UI Emoji"/>
+          <w:sz w:val="16"/>
+          <w:szCs w:val="16"/>
+        </w:rPr>
+        <w:t xml:space="preserve">• </w:t>
+      </w:r>
+      <w:r>
+        <w:rPr>
+          <w:rFonts w:ascii="Segoe UI Emoji" w:hAnsi="Segoe UI Emoji"/>
+          <w:sz w:val="16"/>
+          <w:szCs w:val="16"/>
+        </w:rPr>
+        <w:tab/>
+        <w:t>Confirmamos que el flujo de sesión, cookie segura y CSRF siguen funcionando igual, pero ahora con contraseñas protegidas.</w:t>
+      </w:r>
+    </w:p>
+    <w:p>
+      <w:pPr>
+        <w:spacing w:after="0"/>
+        <w:rPr>
+          <w:rFonts w:ascii="Segoe UI Emoji" w:hAnsi="Segoe UI Emoji"/>
+          <w:sz w:val="16"/>
+          <w:szCs w:val="16"/>
+        </w:rPr>
+      </w:pPr>
+    </w:p>
+    <w:p>
+      <w:pPr>
+        <w:spacing w:after="0"/>
+        <w:rPr>
+          <w:rFonts w:ascii="Segoe UI Emoji" w:hAnsi="Segoe UI Emoji"/>
+          <w:b/>
+          <w:bCs/>
+          <w:sz w:val="16"/>
+          <w:szCs w:val="16"/>
+        </w:rPr>
+      </w:pPr>
+      <w:r>
+        <w:rPr>
+          <w:rFonts w:ascii="Segoe UI Emoji" w:hAnsi="Segoe UI Emoji"/>
+          <w:b/>
+          <w:bCs/>
+          <w:sz w:val="16"/>
+          <w:szCs w:val="16"/>
+        </w:rPr>
+        <w:t>Reflexión</w:t>
+      </w:r>
+    </w:p>
+    <w:p>
+      <w:pPr>
+        <w:spacing w:after="0"/>
+        <w:rPr>
+          <w:rFonts w:ascii="Segoe UI Emoji" w:hAnsi="Segoe UI Emoji"/>
+          <w:sz w:val="16"/>
+          <w:szCs w:val="16"/>
+        </w:rPr>
+      </w:pPr>
+      <w:r>
+        <w:rPr>
+          <w:rFonts w:ascii="Segoe UI Emoji" w:hAnsi="Segoe UI Emoji"/>
+          <w:sz w:val="16"/>
+          <w:szCs w:val="16"/>
+        </w:rPr>
+        <w:t xml:space="preserve">• </w:t>
+      </w:r>
+      <w:r>
+        <w:rPr>
+          <w:rFonts w:ascii="Segoe UI Emoji" w:hAnsi="Segoe UI Emoji"/>
+          <w:sz w:val="16"/>
+          <w:szCs w:val="16"/>
+        </w:rPr>
+        <w:tab/>
+        <w:t>Aprendí que en sistemas reales el servidor nunca guarda contraseñas en texto plano, sino hashes seguros (bcrypt, Argon2, etc.).</w:t>
+      </w:r>
+    </w:p>
+    <w:p>
+      <w:pPr>
+        <w:spacing w:after="0"/>
+        <w:rPr>
+          <w:rFonts w:ascii="Segoe UI Emoji" w:hAnsi="Segoe UI Emoji"/>
+          <w:sz w:val="16"/>
+          <w:szCs w:val="16"/>
+        </w:rPr>
+      </w:pPr>
+      <w:r>
+        <w:rPr>
+          <w:rFonts w:ascii="Segoe UI Emoji" w:hAnsi="Segoe UI Emoji"/>
+          <w:sz w:val="16"/>
+          <w:szCs w:val="16"/>
+        </w:rPr>
+        <w:t xml:space="preserve">• </w:t>
+      </w:r>
+      <w:r>
+        <w:rPr>
+          <w:rFonts w:ascii="Segoe UI Emoji" w:hAnsi="Segoe UI Emoji"/>
+          <w:sz w:val="16"/>
+          <w:szCs w:val="16"/>
+        </w:rPr>
+        <w:tab/>
+        <w:t>El navegador envía la contraseña por HTTPS, y el servidor la compara contra el hash almacenado.</w:t>
+      </w:r>
+    </w:p>
+    <w:p>
+      <w:pPr>
+        <w:spacing w:after="0"/>
+        <w:rPr>
+          <w:rFonts w:ascii="Segoe UI Emoji" w:hAnsi="Segoe UI Emoji"/>
+          <w:sz w:val="16"/>
+          <w:szCs w:val="16"/>
+        </w:rPr>
+      </w:pPr>
+      <w:r>
+        <w:rPr>
+          <w:rFonts w:ascii="Segoe UI Emoji" w:hAnsi="Segoe UI Emoji"/>
+          <w:sz w:val="16"/>
+          <w:szCs w:val="16"/>
+        </w:rPr>
+        <w:t xml:space="preserve">• </w:t>
+      </w:r>
+      <w:r>
+        <w:rPr>
+          <w:rFonts w:ascii="Segoe UI Emoji" w:hAnsi="Segoe UI Emoji"/>
+          <w:sz w:val="16"/>
+          <w:szCs w:val="16"/>
+        </w:rPr>
+        <w:tab/>
+        <w:t>Bcrypt añade salt y un factor de costo, lo que hace que las contraseñas sean mucho más resistentes a ataques de fuerza bruta.</w:t>
+      </w:r>
+    </w:p>
+    <w:p>
+      <w:pPr>
+        <w:spacing w:after="0"/>
+        <w:rPr>
+          <w:rFonts w:ascii="Segoe UI Emoji" w:hAnsi="Segoe UI Emoji"/>
+          <w:sz w:val="16"/>
+          <w:szCs w:val="16"/>
+        </w:rPr>
+      </w:pPr>
+      <w:r>
+        <w:rPr>
+          <w:rFonts w:ascii="Segoe UI Emoji" w:hAnsi="Segoe UI Emoji"/>
+          <w:sz w:val="16"/>
+          <w:szCs w:val="16"/>
+        </w:rPr>
+        <w:t xml:space="preserve">• </w:t>
+      </w:r>
+      <w:r>
+        <w:rPr>
+          <w:rFonts w:ascii="Segoe UI Emoji" w:hAnsi="Segoe UI Emoji"/>
+          <w:sz w:val="16"/>
+          <w:szCs w:val="16"/>
+        </w:rPr>
+        <w:tab/>
+        <w:t>Este cambio acerca mi laboratorio a un entorno real de producción, reforzando la seguridad del login</w:t>
+      </w:r>
+      <w:r>
+        <w:rPr>
+          <w:rFonts w:ascii="Segoe UI Emoji" w:hAnsi="Segoe UI Emoji"/>
+          <w:sz w:val="16"/>
+          <w:szCs w:val="16"/>
+        </w:rPr>
+        <w:t>.</w:t>
+      </w:r>
+    </w:p>
+    <w:p>
+      <w:pPr>
+        <w:spacing w:after="0"/>
+        <w:rPr>
+          <w:b/>
+          <w:bCs/>
+          <w:u w:val="single"/>
+        </w:rPr>
+      </w:pPr>
+    </w:p>
+    <w:p>
+      <w:pPr>
+        <w:spacing w:after="0"/>
+        <w:rPr>
+          <w:rFonts w:ascii="Segoe UI Emoji" w:hAnsi="Segoe UI Emoji" w:cs="Segoe UI Emoji"/>
+          <w:b/>
+          <w:bCs/>
+          <w:sz w:val="16"/>
+          <w:szCs w:val="16"/>
+        </w:rPr>
+      </w:pPr>
+      <w:r>
+        <w:rPr>
+          <w:rFonts w:ascii="Segoe UI Emoji" w:hAnsi="Segoe UI Emoji" w:cs="Segoe UI Emoji"/>
+          <w:b/>
+          <w:bCs/>
+          <w:sz w:val="16"/>
+          <w:szCs w:val="16"/>
+        </w:rPr>
+        <w:t>Fecha: 4/03/2026</w:t>
+      </w:r>
+    </w:p>
+    <w:p>
+      <w:pPr>
+        <w:spacing w:after="0"/>
+        <w:rPr>
+          <w:rFonts w:ascii="Segoe UI Emoji" w:hAnsi="Segoe UI Emoji"/>
+          <w:b/>
+          <w:bCs/>
+          <w:sz w:val="16"/>
+          <w:szCs w:val="16"/>
+        </w:rPr>
+      </w:pPr>
+      <w:r>
+        <w:rPr>
+          <w:rFonts w:ascii="Segoe UI Emoji" w:hAnsi="Segoe UI Emoji"/>
+          <w:b/>
+          <w:bCs/>
+          <w:sz w:val="16"/>
+          <w:szCs w:val="16"/>
+        </w:rPr>
+        <w:t>Acción realizada</w:t>
+      </w:r>
+      <w:r>
+        <w:rPr>
+          <w:rFonts w:ascii="Segoe UI Emoji" w:hAnsi="Segoe UI Emoji"/>
+          <w:b/>
+          <w:bCs/>
+          <w:sz w:val="16"/>
+          <w:szCs w:val="16"/>
+        </w:rPr>
+        <w:t xml:space="preserve"> – </w:t>
+      </w:r>
+      <w:r>
+        <w:rPr>
+          <w:rFonts w:ascii="Segoe UI Emoji" w:hAnsi="Segoe UI Emoji"/>
+          <w:b/>
+          <w:bCs/>
+          <w:sz w:val="16"/>
+          <w:szCs w:val="16"/>
+          <w:highlight w:val="yellow"/>
+        </w:rPr>
+        <w:t xml:space="preserve">Reemplazo la generación de tokens </w:t>
+      </w:r>
+      <w:r>
+        <w:rPr>
+          <w:rFonts w:ascii="Segoe UI Emoji" w:hAnsi="Segoe UI Emoji"/>
+          <w:b/>
+          <w:bCs/>
+          <w:sz w:val="16"/>
+          <w:szCs w:val="16"/>
+          <w:highlight w:val="yellow"/>
+        </w:rPr>
+        <w:t>CSRF</w:t>
+      </w:r>
+      <w:r>
+        <w:rPr>
+          <w:rFonts w:ascii="Segoe UI Emoji" w:hAnsi="Segoe UI Emoji"/>
+          <w:b/>
+          <w:bCs/>
+          <w:sz w:val="16"/>
+          <w:szCs w:val="16"/>
+          <w:highlight w:val="yellow"/>
+        </w:rPr>
+        <w:t xml:space="preserve"> simples por tokens basados en SHA-256</w:t>
+      </w:r>
+    </w:p>
+    <w:p>
+      <w:pPr>
+        <w:spacing w:after="0"/>
+        <w:rPr>
+          <w:rFonts w:ascii="Segoe UI Emoji" w:hAnsi="Segoe UI Emoji"/>
+          <w:sz w:val="16"/>
+          <w:szCs w:val="16"/>
+        </w:rPr>
+      </w:pPr>
+      <w:r>
+        <w:rPr>
+          <w:rFonts w:ascii="Segoe UI Emoji" w:hAnsi="Segoe UI Emoji"/>
+          <w:sz w:val="16"/>
+          <w:szCs w:val="16"/>
+        </w:rPr>
+        <w:t xml:space="preserve">  Reemplacé la generación de tokens CSRF simples (</w:t>
+      </w:r>
+      <w:r>
+        <w:rPr>
+          <w:rFonts w:ascii="Segoe UI Emoji" w:hAnsi="Segoe UI Emoji"/>
+          <w:sz w:val="16"/>
+          <w:szCs w:val="16"/>
+        </w:rPr>
+        <w:t>secrets. token</w:t>
+      </w:r>
+      <w:r>
+        <w:rPr>
+          <w:rFonts w:ascii="Segoe UI Emoji" w:hAnsi="Segoe UI Emoji"/>
+          <w:sz w:val="16"/>
+          <w:szCs w:val="16"/>
+        </w:rPr>
+        <w:t xml:space="preserve">_hex) por tokens basados en </w:t>
+      </w:r>
+      <w:r>
+        <w:rPr>
+          <w:rFonts w:ascii="Segoe UI Emoji" w:hAnsi="Segoe UI Emoji"/>
+          <w:b/>
+          <w:bCs/>
+          <w:sz w:val="16"/>
+          <w:szCs w:val="16"/>
+        </w:rPr>
+        <w:t>SHA-256</w:t>
+      </w:r>
+      <w:r>
+        <w:rPr>
+          <w:rFonts w:ascii="Segoe UI Emoji" w:hAnsi="Segoe UI Emoji"/>
+          <w:sz w:val="16"/>
+          <w:szCs w:val="16"/>
+        </w:rPr>
+        <w:t>.</w:t>
+      </w:r>
+    </w:p>
+    <w:p>
+      <w:pPr>
+        <w:numPr>
+          <w:ilvl w:val="0"/>
+          <w:numId w:val="26"/>
+        </w:numPr>
+        <w:spacing w:after="0"/>
+        <w:rPr>
+          <w:rFonts w:ascii="Segoe UI Emoji" w:hAnsi="Segoe UI Emoji"/>
+          <w:sz w:val="16"/>
+          <w:szCs w:val="16"/>
+        </w:rPr>
+      </w:pPr>
+      <w:r>
+        <w:rPr>
+          <w:rFonts w:ascii="Segoe UI Emoji" w:hAnsi="Segoe UI Emoji"/>
+          <w:sz w:val="16"/>
+          <w:szCs w:val="16"/>
+        </w:rPr>
+        <w:t>Modifiqué create_session para generar tokens robustos y únicos.</w:t>
+      </w:r>
+    </w:p>
+    <w:p>
+      <w:pPr>
+        <w:numPr>
+          <w:ilvl w:val="0"/>
+          <w:numId w:val="26"/>
+        </w:numPr>
+        <w:spacing w:after="0"/>
+        <w:rPr>
+          <w:rFonts w:ascii="Segoe UI Emoji" w:hAnsi="Segoe UI Emoji"/>
+          <w:sz w:val="16"/>
+          <w:szCs w:val="16"/>
+        </w:rPr>
+      </w:pPr>
+      <w:r>
+        <w:rPr>
+          <w:rFonts w:ascii="Segoe UI Emoji" w:hAnsi="Segoe UI Emoji"/>
+          <w:sz w:val="16"/>
+          <w:szCs w:val="16"/>
+        </w:rPr>
+        <w:t>Ajusté la validación en /transfer para comparar el token enviado con el esperado.</w:t>
+      </w:r>
+    </w:p>
+    <w:p>
+      <w:pPr>
+        <w:spacing w:after="0"/>
+        <w:rPr>
+          <w:rFonts w:ascii="Segoe UI Emoji" w:hAnsi="Segoe UI Emoji"/>
+          <w:sz w:val="16"/>
+          <w:szCs w:val="16"/>
+        </w:rPr>
+      </w:pPr>
+      <w:r>
+        <w:rPr>
+          <w:rFonts w:ascii="Segoe UI Emoji" w:hAnsi="Segoe UI Emoji"/>
+          <w:b/>
+          <w:bCs/>
+          <w:sz w:val="16"/>
+          <w:szCs w:val="16"/>
+        </w:rPr>
+        <w:t>Resultado</w:t>
+      </w:r>
+    </w:p>
+    <w:p>
+      <w:pPr>
+        <w:numPr>
+          <w:ilvl w:val="0"/>
+          <w:numId w:val="27"/>
+        </w:numPr>
+        <w:spacing w:after="0"/>
+        <w:rPr>
+          <w:rFonts w:ascii="Segoe UI Emoji" w:hAnsi="Segoe UI Emoji"/>
+          <w:sz w:val="16"/>
+          <w:szCs w:val="16"/>
+        </w:rPr>
+      </w:pPr>
+      <w:r>
+        <w:rPr>
+          <w:rFonts w:ascii="Segoe UI Emoji" w:hAnsi="Segoe UI Emoji"/>
+          <w:sz w:val="16"/>
+          <w:szCs w:val="16"/>
+        </w:rPr>
+        <w:t>El endpoint /transfer ahora solo acepta solicitudes con tokens válidos generados por el servidor.</w:t>
+      </w:r>
+    </w:p>
+    <w:p>
+      <w:pPr>
+        <w:numPr>
+          <w:ilvl w:val="0"/>
+          <w:numId w:val="27"/>
+        </w:numPr>
+        <w:spacing w:after="0"/>
+        <w:rPr>
+          <w:rFonts w:ascii="Segoe UI Emoji" w:hAnsi="Segoe UI Emoji"/>
+          <w:sz w:val="16"/>
+          <w:szCs w:val="16"/>
+        </w:rPr>
+      </w:pPr>
+      <w:r>
+        <w:rPr>
+          <w:rFonts w:ascii="Segoe UI Emoji" w:hAnsi="Segoe UI Emoji"/>
+          <w:sz w:val="16"/>
+          <w:szCs w:val="16"/>
+        </w:rPr>
+        <w:t>Intentos externos de CSRF → devuelven 403 Forbidden.</w:t>
+      </w:r>
+    </w:p>
+    <w:p>
+      <w:pPr>
+        <w:numPr>
+          <w:ilvl w:val="0"/>
+          <w:numId w:val="27"/>
+        </w:numPr>
+        <w:spacing w:after="0"/>
+        <w:rPr>
+          <w:rFonts w:ascii="Segoe UI Emoji" w:hAnsi="Segoe UI Emoji"/>
+          <w:sz w:val="16"/>
+          <w:szCs w:val="16"/>
+        </w:rPr>
+      </w:pPr>
+      <w:r>
+        <w:rPr>
+          <w:rFonts w:ascii="Segoe UI Emoji" w:hAnsi="Segoe UI Emoji"/>
+          <w:sz w:val="16"/>
+          <w:szCs w:val="16"/>
+        </w:rPr>
+        <w:t>Tokens son únicos y difíciles de predecir gracias a SHA-256.</w:t>
+      </w:r>
+    </w:p>
+    <w:p>
+      <w:pPr>
+        <w:spacing w:after="0"/>
+        <w:rPr>
+          <w:rFonts w:ascii="Segoe UI Emoji" w:hAnsi="Segoe UI Emoji"/>
+          <w:sz w:val="16"/>
+          <w:szCs w:val="16"/>
+        </w:rPr>
+      </w:pPr>
+      <w:r>
+        <w:rPr>
+          <w:rFonts w:ascii="Segoe UI Emoji" w:hAnsi="Segoe UI Emoji"/>
+          <w:b/>
+          <w:bCs/>
+          <w:sz w:val="16"/>
+          <w:szCs w:val="16"/>
+        </w:rPr>
+        <w:t>Reflexión</w:t>
+      </w:r>
+    </w:p>
+    <w:p>
+      <w:pPr>
+        <w:numPr>
+          <w:ilvl w:val="0"/>
+          <w:numId w:val="28"/>
+        </w:numPr>
+        <w:spacing w:after="0"/>
+        <w:rPr>
+          <w:rFonts w:ascii="Segoe UI Emoji" w:hAnsi="Segoe UI Emoji"/>
+          <w:sz w:val="16"/>
+          <w:szCs w:val="16"/>
+        </w:rPr>
+      </w:pPr>
+      <w:r>
+        <w:rPr>
+          <w:rFonts w:ascii="Segoe UI Emoji" w:hAnsi="Segoe UI Emoji"/>
+          <w:sz w:val="16"/>
+          <w:szCs w:val="16"/>
+        </w:rPr>
+        <w:t>Aprendí que reforzar los tokens CSRF con hashing los hace más resistentes a ataques de falsificación.</w:t>
+      </w:r>
+    </w:p>
+    <w:p>
+      <w:pPr>
+        <w:numPr>
+          <w:ilvl w:val="0"/>
+          <w:numId w:val="28"/>
+        </w:numPr>
+        <w:spacing w:after="0"/>
+        <w:rPr>
+          <w:rFonts w:ascii="Segoe UI Emoji" w:hAnsi="Segoe UI Emoji"/>
+          <w:sz w:val="16"/>
+          <w:szCs w:val="16"/>
+        </w:rPr>
+      </w:pPr>
+      <w:r>
+        <w:rPr>
+          <w:rFonts w:ascii="Segoe UI Emoji" w:hAnsi="Segoe UI Emoji"/>
+          <w:sz w:val="16"/>
+          <w:szCs w:val="16"/>
+        </w:rPr>
+        <w:t>Documentar este cambio muestra cómo la teoría (hashing) se aplica directamente en la práctica de seguridad web.</w:t>
+      </w:r>
+    </w:p>
+    <w:p>
+      <w:pPr>
+        <w:numPr>
+          <w:ilvl w:val="0"/>
+          <w:numId w:val="28"/>
+        </w:numPr>
+        <w:spacing w:after="0"/>
+        <w:rPr>
+          <w:rFonts w:ascii="Segoe UI Emoji" w:hAnsi="Segoe UI Emoji"/>
+          <w:sz w:val="16"/>
+          <w:szCs w:val="16"/>
+        </w:rPr>
+      </w:pPr>
+      <w:r>
+        <w:rPr>
+          <w:rFonts w:ascii="Segoe UI Emoji" w:hAnsi="Segoe UI Emoji"/>
+          <w:sz w:val="16"/>
+          <w:szCs w:val="16"/>
+        </w:rPr>
+        <w:t>Mi laboratorio ahora refleja un entorno más cercano a producción, con login seguro y protección avanzada contra CSRF.</w:t>
+      </w:r>
     </w:p>
     <w:p>
       <w:pPr>
@@ -3089,6 +4089,155 @@
     </w:lvl>
   </w:abstractNum>
   <w:abstractNum w:abstractNumId="1" w15:restartNumberingAfterBreak="0">
+    <w:nsid w:val="0A132CB1"/>
+    <w:multiLevelType w:val="multilevel"/>
+    <w:tmpl w:val="6B3A097E"/>
+    <w:lvl w:ilvl="0">
+      <w:start w:val="1"/>
+      <w:numFmt w:val="bullet"/>
+      <w:lvlText w:val=""/>
+      <w:lvlJc w:val="left"/>
+      <w:pPr>
+        <w:tabs>
+          <w:tab w:val="num" w:pos="720"/>
+        </w:tabs>
+        <w:ind w:left="720" w:hanging="360"/>
+      </w:pPr>
+      <w:rPr>
+        <w:rFonts w:ascii="Symbol" w:hAnsi="Symbol" w:hint="default"/>
+        <w:sz w:val="20"/>
+      </w:rPr>
+    </w:lvl>
+    <w:lvl w:ilvl="1" w:tentative="1">
+      <w:start w:val="1"/>
+      <w:numFmt w:val="bullet"/>
+      <w:lvlText w:val="o"/>
+      <w:lvlJc w:val="left"/>
+      <w:pPr>
+        <w:tabs>
+          <w:tab w:val="num" w:pos="1440"/>
+        </w:tabs>
+        <w:ind w:left="1440" w:hanging="360"/>
+      </w:pPr>
+      <w:rPr>
+        <w:rFonts w:ascii="Courier New" w:hAnsi="Courier New" w:hint="default"/>
+        <w:sz w:val="20"/>
+      </w:rPr>
+    </w:lvl>
+    <w:lvl w:ilvl="2" w:tentative="1">
+      <w:start w:val="1"/>
+      <w:numFmt w:val="bullet"/>
+      <w:lvlText w:val=""/>
+      <w:lvlJc w:val="left"/>
+      <w:pPr>
+        <w:tabs>
+          <w:tab w:val="num" w:pos="2160"/>
+        </w:tabs>
+        <w:ind w:left="2160" w:hanging="360"/>
+      </w:pPr>
+      <w:rPr>
+        <w:rFonts w:ascii="Wingdings" w:hAnsi="Wingdings" w:hint="default"/>
+        <w:sz w:val="20"/>
+      </w:rPr>
+    </w:lvl>
+    <w:lvl w:ilvl="3" w:tentative="1">
+      <w:start w:val="1"/>
+      <w:numFmt w:val="bullet"/>
+      <w:lvlText w:val=""/>
+      <w:lvlJc w:val="left"/>
+      <w:pPr>
+        <w:tabs>
+          <w:tab w:val="num" w:pos="2880"/>
+        </w:tabs>
+        <w:ind w:left="2880" w:hanging="360"/>
+      </w:pPr>
+      <w:rPr>
+        <w:rFonts w:ascii="Wingdings" w:hAnsi="Wingdings" w:hint="default"/>
+        <w:sz w:val="20"/>
+      </w:rPr>
+    </w:lvl>
+    <w:lvl w:ilvl="4" w:tentative="1">
+      <w:start w:val="1"/>
+      <w:numFmt w:val="bullet"/>
+      <w:lvlText w:val=""/>
+      <w:lvlJc w:val="left"/>
+      <w:pPr>
+        <w:tabs>
+          <w:tab w:val="num" w:pos="3600"/>
+        </w:tabs>
+        <w:ind w:left="3600" w:hanging="360"/>
+      </w:pPr>
+      <w:rPr>
+        <w:rFonts w:ascii="Wingdings" w:hAnsi="Wingdings" w:hint="default"/>
+        <w:sz w:val="20"/>
+      </w:rPr>
+    </w:lvl>
+    <w:lvl w:ilvl="5" w:tentative="1">
+      <w:start w:val="1"/>
+      <w:numFmt w:val="bullet"/>
+      <w:lvlText w:val=""/>
+      <w:lvlJc w:val="left"/>
+      <w:pPr>
+        <w:tabs>
+          <w:tab w:val="num" w:pos="4320"/>
+        </w:tabs>
+        <w:ind w:left="4320" w:hanging="360"/>
+      </w:pPr>
+      <w:rPr>
+        <w:rFonts w:ascii="Wingdings" w:hAnsi="Wingdings" w:hint="default"/>
+        <w:sz w:val="20"/>
+      </w:rPr>
+    </w:lvl>
+    <w:lvl w:ilvl="6" w:tentative="1">
+      <w:start w:val="1"/>
+      <w:numFmt w:val="bullet"/>
+      <w:lvlText w:val=""/>
+      <w:lvlJc w:val="left"/>
+      <w:pPr>
+        <w:tabs>
+          <w:tab w:val="num" w:pos="5040"/>
+        </w:tabs>
+        <w:ind w:left="5040" w:hanging="360"/>
+      </w:pPr>
+      <w:rPr>
+        <w:rFonts w:ascii="Wingdings" w:hAnsi="Wingdings" w:hint="default"/>
+        <w:sz w:val="20"/>
+      </w:rPr>
+    </w:lvl>
+    <w:lvl w:ilvl="7" w:tentative="1">
+      <w:start w:val="1"/>
+      <w:numFmt w:val="bullet"/>
+      <w:lvlText w:val=""/>
+      <w:lvlJc w:val="left"/>
+      <w:pPr>
+        <w:tabs>
+          <w:tab w:val="num" w:pos="5760"/>
+        </w:tabs>
+        <w:ind w:left="5760" w:hanging="360"/>
+      </w:pPr>
+      <w:rPr>
+        <w:rFonts w:ascii="Wingdings" w:hAnsi="Wingdings" w:hint="default"/>
+        <w:sz w:val="20"/>
+      </w:rPr>
+    </w:lvl>
+    <w:lvl w:ilvl="8" w:tentative="1">
+      <w:start w:val="1"/>
+      <w:numFmt w:val="bullet"/>
+      <w:lvlText w:val=""/>
+      <w:lvlJc w:val="left"/>
+      <w:pPr>
+        <w:tabs>
+          <w:tab w:val="num" w:pos="6480"/>
+        </w:tabs>
+        <w:ind w:left="6480" w:hanging="360"/>
+      </w:pPr>
+      <w:rPr>
+        <w:rFonts w:ascii="Wingdings" w:hAnsi="Wingdings" w:hint="default"/>
+        <w:sz w:val="20"/>
+      </w:rPr>
+    </w:lvl>
+  </w:abstractNum>
+  <w:abstractNum w:abstractNumId="2" w15:restartNumberingAfterBreak="0">
     <w:nsid w:val="0F281E3F"/>
     <w:multiLevelType w:val="multilevel"/>
     <w:tmpl w:val="F852FDB0"/>
@@ -3205,7 +4354,7 @@
       </w:pPr>
     </w:lvl>
   </w:abstractNum>
-  <w:abstractNum w:abstractNumId="2" w15:restartNumberingAfterBreak="0">
+  <w:abstractNum w:abstractNumId="3" w15:restartNumberingAfterBreak="0">
     <w:nsid w:val="210A2603"/>
     <w:multiLevelType w:val="multilevel"/>
     <w:tmpl w:val="F6DE68E6"/>
@@ -3354,7 +4503,7 @@
       </w:rPr>
     </w:lvl>
   </w:abstractNum>
-  <w:abstractNum w:abstractNumId="3" w15:restartNumberingAfterBreak="0">
+  <w:abstractNum w:abstractNumId="4" w15:restartNumberingAfterBreak="0">
     <w:nsid w:val="32716808"/>
     <w:multiLevelType w:val="multilevel"/>
     <w:tmpl w:val="7550EA3E"/>
@@ -3503,7 +4652,7 @@
       </w:rPr>
     </w:lvl>
   </w:abstractNum>
-  <w:abstractNum w:abstractNumId="4" w15:restartNumberingAfterBreak="0">
+  <w:abstractNum w:abstractNumId="5" w15:restartNumberingAfterBreak="0">
     <w:nsid w:val="33A27D31"/>
     <w:multiLevelType w:val="multilevel"/>
     <w:tmpl w:val="34E22FFC"/>
@@ -3652,7 +4801,156 @@
       </w:rPr>
     </w:lvl>
   </w:abstractNum>
-  <w:abstractNum w:abstractNumId="5" w15:restartNumberingAfterBreak="0">
+  <w:abstractNum w:abstractNumId="6" w15:restartNumberingAfterBreak="0">
+    <w:nsid w:val="370A2AC3"/>
+    <w:multiLevelType w:val="multilevel"/>
+    <w:tmpl w:val="65F24E34"/>
+    <w:lvl w:ilvl="0">
+      <w:start w:val="1"/>
+      <w:numFmt w:val="bullet"/>
+      <w:lvlText w:val=""/>
+      <w:lvlJc w:val="left"/>
+      <w:pPr>
+        <w:tabs>
+          <w:tab w:val="num" w:pos="720"/>
+        </w:tabs>
+        <w:ind w:left="720" w:hanging="360"/>
+      </w:pPr>
+      <w:rPr>
+        <w:rFonts w:ascii="Symbol" w:hAnsi="Symbol" w:hint="default"/>
+        <w:sz w:val="20"/>
+      </w:rPr>
+    </w:lvl>
+    <w:lvl w:ilvl="1" w:tentative="1">
+      <w:start w:val="1"/>
+      <w:numFmt w:val="bullet"/>
+      <w:lvlText w:val="o"/>
+      <w:lvlJc w:val="left"/>
+      <w:pPr>
+        <w:tabs>
+          <w:tab w:val="num" w:pos="1440"/>
+        </w:tabs>
+        <w:ind w:left="1440" w:hanging="360"/>
+      </w:pPr>
+      <w:rPr>
+        <w:rFonts w:ascii="Courier New" w:hAnsi="Courier New" w:hint="default"/>
+        <w:sz w:val="20"/>
+      </w:rPr>
+    </w:lvl>
+    <w:lvl w:ilvl="2" w:tentative="1">
+      <w:start w:val="1"/>
+      <w:numFmt w:val="bullet"/>
+      <w:lvlText w:val=""/>
+      <w:lvlJc w:val="left"/>
+      <w:pPr>
+        <w:tabs>
+          <w:tab w:val="num" w:pos="2160"/>
+        </w:tabs>
+        <w:ind w:left="2160" w:hanging="360"/>
+      </w:pPr>
+      <w:rPr>
+        <w:rFonts w:ascii="Wingdings" w:hAnsi="Wingdings" w:hint="default"/>
+        <w:sz w:val="20"/>
+      </w:rPr>
+    </w:lvl>
+    <w:lvl w:ilvl="3" w:tentative="1">
+      <w:start w:val="1"/>
+      <w:numFmt w:val="bullet"/>
+      <w:lvlText w:val=""/>
+      <w:lvlJc w:val="left"/>
+      <w:pPr>
+        <w:tabs>
+          <w:tab w:val="num" w:pos="2880"/>
+        </w:tabs>
+        <w:ind w:left="2880" w:hanging="360"/>
+      </w:pPr>
+      <w:rPr>
+        <w:rFonts w:ascii="Wingdings" w:hAnsi="Wingdings" w:hint="default"/>
+        <w:sz w:val="20"/>
+      </w:rPr>
+    </w:lvl>
+    <w:lvl w:ilvl="4" w:tentative="1">
+      <w:start w:val="1"/>
+      <w:numFmt w:val="bullet"/>
+      <w:lvlText w:val=""/>
+      <w:lvlJc w:val="left"/>
+      <w:pPr>
+        <w:tabs>
+          <w:tab w:val="num" w:pos="3600"/>
+        </w:tabs>
+        <w:ind w:left="3600" w:hanging="360"/>
+      </w:pPr>
+      <w:rPr>
+        <w:rFonts w:ascii="Wingdings" w:hAnsi="Wingdings" w:hint="default"/>
+        <w:sz w:val="20"/>
+      </w:rPr>
+    </w:lvl>
+    <w:lvl w:ilvl="5" w:tentative="1">
+      <w:start w:val="1"/>
+      <w:numFmt w:val="bullet"/>
+      <w:lvlText w:val=""/>
+      <w:lvlJc w:val="left"/>
+      <w:pPr>
+        <w:tabs>
+          <w:tab w:val="num" w:pos="4320"/>
+        </w:tabs>
+        <w:ind w:left="4320" w:hanging="360"/>
+      </w:pPr>
+      <w:rPr>
+        <w:rFonts w:ascii="Wingdings" w:hAnsi="Wingdings" w:hint="default"/>
+        <w:sz w:val="20"/>
+      </w:rPr>
+    </w:lvl>
+    <w:lvl w:ilvl="6" w:tentative="1">
+      <w:start w:val="1"/>
+      <w:numFmt w:val="bullet"/>
+      <w:lvlText w:val=""/>
+      <w:lvlJc w:val="left"/>
+      <w:pPr>
+        <w:tabs>
+          <w:tab w:val="num" w:pos="5040"/>
+        </w:tabs>
+        <w:ind w:left="5040" w:hanging="360"/>
+      </w:pPr>
+      <w:rPr>
+        <w:rFonts w:ascii="Wingdings" w:hAnsi="Wingdings" w:hint="default"/>
+        <w:sz w:val="20"/>
+      </w:rPr>
+    </w:lvl>
+    <w:lvl w:ilvl="7" w:tentative="1">
+      <w:start w:val="1"/>
+      <w:numFmt w:val="bullet"/>
+      <w:lvlText w:val=""/>
+      <w:lvlJc w:val="left"/>
+      <w:pPr>
+        <w:tabs>
+          <w:tab w:val="num" w:pos="5760"/>
+        </w:tabs>
+        <w:ind w:left="5760" w:hanging="360"/>
+      </w:pPr>
+      <w:rPr>
+        <w:rFonts w:ascii="Wingdings" w:hAnsi="Wingdings" w:hint="default"/>
+        <w:sz w:val="20"/>
+      </w:rPr>
+    </w:lvl>
+    <w:lvl w:ilvl="8" w:tentative="1">
+      <w:start w:val="1"/>
+      <w:numFmt w:val="bullet"/>
+      <w:lvlText w:val=""/>
+      <w:lvlJc w:val="left"/>
+      <w:pPr>
+        <w:tabs>
+          <w:tab w:val="num" w:pos="6480"/>
+        </w:tabs>
+        <w:ind w:left="6480" w:hanging="360"/>
+      </w:pPr>
+      <w:rPr>
+        <w:rFonts w:ascii="Wingdings" w:hAnsi="Wingdings" w:hint="default"/>
+        <w:sz w:val="20"/>
+      </w:rPr>
+    </w:lvl>
+  </w:abstractNum>
+  <w:abstractNum w:abstractNumId="7" w15:restartNumberingAfterBreak="0">
     <w:nsid w:val="38E02D23"/>
     <w:multiLevelType w:val="multilevel"/>
     <w:tmpl w:val="C96E109E"/>
@@ -3769,7 +5067,7 @@
       </w:pPr>
     </w:lvl>
   </w:abstractNum>
-  <w:abstractNum w:abstractNumId="6" w15:restartNumberingAfterBreak="0">
+  <w:abstractNum w:abstractNumId="8" w15:restartNumberingAfterBreak="0">
     <w:nsid w:val="39745009"/>
     <w:multiLevelType w:val="multilevel"/>
     <w:tmpl w:val="59244278"/>
@@ -3918,7 +5216,156 @@
       </w:rPr>
     </w:lvl>
   </w:abstractNum>
-  <w:abstractNum w:abstractNumId="7" w15:restartNumberingAfterBreak="0">
+  <w:abstractNum w:abstractNumId="9" w15:restartNumberingAfterBreak="0">
+    <w:nsid w:val="41C43940"/>
+    <w:multiLevelType w:val="multilevel"/>
+    <w:tmpl w:val="006EB456"/>
+    <w:lvl w:ilvl="0">
+      <w:start w:val="1"/>
+      <w:numFmt w:val="bullet"/>
+      <w:lvlText w:val=""/>
+      <w:lvlJc w:val="left"/>
+      <w:pPr>
+        <w:tabs>
+          <w:tab w:val="num" w:pos="720"/>
+        </w:tabs>
+        <w:ind w:left="720" w:hanging="360"/>
+      </w:pPr>
+      <w:rPr>
+        <w:rFonts w:ascii="Symbol" w:hAnsi="Symbol" w:hint="default"/>
+        <w:sz w:val="20"/>
+      </w:rPr>
+    </w:lvl>
+    <w:lvl w:ilvl="1" w:tentative="1">
+      <w:start w:val="1"/>
+      <w:numFmt w:val="bullet"/>
+      <w:lvlText w:val="o"/>
+      <w:lvlJc w:val="left"/>
+      <w:pPr>
+        <w:tabs>
+          <w:tab w:val="num" w:pos="1440"/>
+        </w:tabs>
+        <w:ind w:left="1440" w:hanging="360"/>
+      </w:pPr>
+      <w:rPr>
+        <w:rFonts w:ascii="Courier New" w:hAnsi="Courier New" w:hint="default"/>
+        <w:sz w:val="20"/>
+      </w:rPr>
+    </w:lvl>
+    <w:lvl w:ilvl="2" w:tentative="1">
+      <w:start w:val="1"/>
+      <w:numFmt w:val="bullet"/>
+      <w:lvlText w:val=""/>
+      <w:lvlJc w:val="left"/>
+      <w:pPr>
+        <w:tabs>
+          <w:tab w:val="num" w:pos="2160"/>
+        </w:tabs>
+        <w:ind w:left="2160" w:hanging="360"/>
+      </w:pPr>
+      <w:rPr>
+        <w:rFonts w:ascii="Wingdings" w:hAnsi="Wingdings" w:hint="default"/>
+        <w:sz w:val="20"/>
+      </w:rPr>
+    </w:lvl>
+    <w:lvl w:ilvl="3" w:tentative="1">
+      <w:start w:val="1"/>
+      <w:numFmt w:val="bullet"/>
+      <w:lvlText w:val=""/>
+      <w:lvlJc w:val="left"/>
+      <w:pPr>
+        <w:tabs>
+          <w:tab w:val="num" w:pos="2880"/>
+        </w:tabs>
+        <w:ind w:left="2880" w:hanging="360"/>
+      </w:pPr>
+      <w:rPr>
+        <w:rFonts w:ascii="Wingdings" w:hAnsi="Wingdings" w:hint="default"/>
+        <w:sz w:val="20"/>
+      </w:rPr>
+    </w:lvl>
+    <w:lvl w:ilvl="4" w:tentative="1">
+      <w:start w:val="1"/>
+      <w:numFmt w:val="bullet"/>
+      <w:lvlText w:val=""/>
+      <w:lvlJc w:val="left"/>
+      <w:pPr>
+        <w:tabs>
+          <w:tab w:val="num" w:pos="3600"/>
+        </w:tabs>
+        <w:ind w:left="3600" w:hanging="360"/>
+      </w:pPr>
+      <w:rPr>
+        <w:rFonts w:ascii="Wingdings" w:hAnsi="Wingdings" w:hint="default"/>
+        <w:sz w:val="20"/>
+      </w:rPr>
+    </w:lvl>
+    <w:lvl w:ilvl="5" w:tentative="1">
+      <w:start w:val="1"/>
+      <w:numFmt w:val="bullet"/>
+      <w:lvlText w:val=""/>
+      <w:lvlJc w:val="left"/>
+      <w:pPr>
+        <w:tabs>
+          <w:tab w:val="num" w:pos="4320"/>
+        </w:tabs>
+        <w:ind w:left="4320" w:hanging="360"/>
+      </w:pPr>
+      <w:rPr>
+        <w:rFonts w:ascii="Wingdings" w:hAnsi="Wingdings" w:hint="default"/>
+        <w:sz w:val="20"/>
+      </w:rPr>
+    </w:lvl>
+    <w:lvl w:ilvl="6" w:tentative="1">
+      <w:start w:val="1"/>
+      <w:numFmt w:val="bullet"/>
+      <w:lvlText w:val=""/>
+      <w:lvlJc w:val="left"/>
+      <w:pPr>
+        <w:tabs>
+          <w:tab w:val="num" w:pos="5040"/>
+        </w:tabs>
+        <w:ind w:left="5040" w:hanging="360"/>
+      </w:pPr>
+      <w:rPr>
+        <w:rFonts w:ascii="Wingdings" w:hAnsi="Wingdings" w:hint="default"/>
+        <w:sz w:val="20"/>
+      </w:rPr>
+    </w:lvl>
+    <w:lvl w:ilvl="7" w:tentative="1">
+      <w:start w:val="1"/>
+      <w:numFmt w:val="bullet"/>
+      <w:lvlText w:val=""/>
+      <w:lvlJc w:val="left"/>
+      <w:pPr>
+        <w:tabs>
+          <w:tab w:val="num" w:pos="5760"/>
+        </w:tabs>
+        <w:ind w:left="5760" w:hanging="360"/>
+      </w:pPr>
+      <w:rPr>
+        <w:rFonts w:ascii="Wingdings" w:hAnsi="Wingdings" w:hint="default"/>
+        <w:sz w:val="20"/>
+      </w:rPr>
+    </w:lvl>
+    <w:lvl w:ilvl="8" w:tentative="1">
+      <w:start w:val="1"/>
+      <w:numFmt w:val="bullet"/>
+      <w:lvlText w:val=""/>
+      <w:lvlJc w:val="left"/>
+      <w:pPr>
+        <w:tabs>
+          <w:tab w:val="num" w:pos="6480"/>
+        </w:tabs>
+        <w:ind w:left="6480" w:hanging="360"/>
+      </w:pPr>
+      <w:rPr>
+        <w:rFonts w:ascii="Wingdings" w:hAnsi="Wingdings" w:hint="default"/>
+        <w:sz w:val="20"/>
+      </w:rPr>
+    </w:lvl>
+  </w:abstractNum>
+  <w:abstractNum w:abstractNumId="10" w15:restartNumberingAfterBreak="0">
     <w:nsid w:val="41D55342"/>
     <w:multiLevelType w:val="multilevel"/>
     <w:tmpl w:val="954861FC"/>
@@ -4067,7 +5514,7 @@
       </w:rPr>
     </w:lvl>
   </w:abstractNum>
-  <w:abstractNum w:abstractNumId="8" w15:restartNumberingAfterBreak="0">
+  <w:abstractNum w:abstractNumId="11" w15:restartNumberingAfterBreak="0">
     <w:nsid w:val="4311232D"/>
     <w:multiLevelType w:val="multilevel"/>
     <w:tmpl w:val="71AE97CC"/>
@@ -4216,7 +5663,7 @@
       </w:rPr>
     </w:lvl>
   </w:abstractNum>
-  <w:abstractNum w:abstractNumId="9" w15:restartNumberingAfterBreak="0">
+  <w:abstractNum w:abstractNumId="12" w15:restartNumberingAfterBreak="0">
     <w:nsid w:val="45D53F16"/>
     <w:multiLevelType w:val="multilevel"/>
     <w:tmpl w:val="D96C9A1E"/>
@@ -4365,7 +5812,7 @@
       </w:rPr>
     </w:lvl>
   </w:abstractNum>
-  <w:abstractNum w:abstractNumId="10" w15:restartNumberingAfterBreak="0">
+  <w:abstractNum w:abstractNumId="13" w15:restartNumberingAfterBreak="0">
     <w:nsid w:val="46AF69C2"/>
     <w:multiLevelType w:val="multilevel"/>
     <w:tmpl w:val="F9C81B7E"/>
@@ -4514,7 +5961,7 @@
       </w:rPr>
     </w:lvl>
   </w:abstractNum>
-  <w:abstractNum w:abstractNumId="11" w15:restartNumberingAfterBreak="0">
+  <w:abstractNum w:abstractNumId="14" w15:restartNumberingAfterBreak="0">
     <w:nsid w:val="4BA3789B"/>
     <w:multiLevelType w:val="multilevel"/>
     <w:tmpl w:val="689CAB6A"/>
@@ -4663,7 +6110,156 @@
       </w:rPr>
     </w:lvl>
   </w:abstractNum>
-  <w:abstractNum w:abstractNumId="12" w15:restartNumberingAfterBreak="0">
+  <w:abstractNum w:abstractNumId="15" w15:restartNumberingAfterBreak="0">
+    <w:nsid w:val="50B74B67"/>
+    <w:multiLevelType w:val="multilevel"/>
+    <w:tmpl w:val="F5BA9EBC"/>
+    <w:lvl w:ilvl="0">
+      <w:start w:val="1"/>
+      <w:numFmt w:val="bullet"/>
+      <w:lvlText w:val=""/>
+      <w:lvlJc w:val="left"/>
+      <w:pPr>
+        <w:tabs>
+          <w:tab w:val="num" w:pos="720"/>
+        </w:tabs>
+        <w:ind w:left="720" w:hanging="360"/>
+      </w:pPr>
+      <w:rPr>
+        <w:rFonts w:ascii="Symbol" w:hAnsi="Symbol" w:hint="default"/>
+        <w:sz w:val="20"/>
+      </w:rPr>
+    </w:lvl>
+    <w:lvl w:ilvl="1" w:tentative="1">
+      <w:start w:val="1"/>
+      <w:numFmt w:val="bullet"/>
+      <w:lvlText w:val="o"/>
+      <w:lvlJc w:val="left"/>
+      <w:pPr>
+        <w:tabs>
+          <w:tab w:val="num" w:pos="1440"/>
+        </w:tabs>
+        <w:ind w:left="1440" w:hanging="360"/>
+      </w:pPr>
+      <w:rPr>
+        <w:rFonts w:ascii="Courier New" w:hAnsi="Courier New" w:hint="default"/>
+        <w:sz w:val="20"/>
+      </w:rPr>
+    </w:lvl>
+    <w:lvl w:ilvl="2" w:tentative="1">
+      <w:start w:val="1"/>
+      <w:numFmt w:val="bullet"/>
+      <w:lvlText w:val=""/>
+      <w:lvlJc w:val="left"/>
+      <w:pPr>
+        <w:tabs>
+          <w:tab w:val="num" w:pos="2160"/>
+        </w:tabs>
+        <w:ind w:left="2160" w:hanging="360"/>
+      </w:pPr>
+      <w:rPr>
+        <w:rFonts w:ascii="Wingdings" w:hAnsi="Wingdings" w:hint="default"/>
+        <w:sz w:val="20"/>
+      </w:rPr>
+    </w:lvl>
+    <w:lvl w:ilvl="3" w:tentative="1">
+      <w:start w:val="1"/>
+      <w:numFmt w:val="bullet"/>
+      <w:lvlText w:val=""/>
+      <w:lvlJc w:val="left"/>
+      <w:pPr>
+        <w:tabs>
+          <w:tab w:val="num" w:pos="2880"/>
+        </w:tabs>
+        <w:ind w:left="2880" w:hanging="360"/>
+      </w:pPr>
+      <w:rPr>
+        <w:rFonts w:ascii="Wingdings" w:hAnsi="Wingdings" w:hint="default"/>
+        <w:sz w:val="20"/>
+      </w:rPr>
+    </w:lvl>
+    <w:lvl w:ilvl="4" w:tentative="1">
+      <w:start w:val="1"/>
+      <w:numFmt w:val="bullet"/>
+      <w:lvlText w:val=""/>
+      <w:lvlJc w:val="left"/>
+      <w:pPr>
+        <w:tabs>
+          <w:tab w:val="num" w:pos="3600"/>
+        </w:tabs>
+        <w:ind w:left="3600" w:hanging="360"/>
+      </w:pPr>
+      <w:rPr>
+        <w:rFonts w:ascii="Wingdings" w:hAnsi="Wingdings" w:hint="default"/>
+        <w:sz w:val="20"/>
+      </w:rPr>
+    </w:lvl>
+    <w:lvl w:ilvl="5" w:tentative="1">
+      <w:start w:val="1"/>
+      <w:numFmt w:val="bullet"/>
+      <w:lvlText w:val=""/>
+      <w:lvlJc w:val="left"/>
+      <w:pPr>
+        <w:tabs>
+          <w:tab w:val="num" w:pos="4320"/>
+        </w:tabs>
+        <w:ind w:left="4320" w:hanging="360"/>
+      </w:pPr>
+      <w:rPr>
+        <w:rFonts w:ascii="Wingdings" w:hAnsi="Wingdings" w:hint="default"/>
+        <w:sz w:val="20"/>
+      </w:rPr>
+    </w:lvl>
+    <w:lvl w:ilvl="6" w:tentative="1">
+      <w:start w:val="1"/>
+      <w:numFmt w:val="bullet"/>
+      <w:lvlText w:val=""/>
+      <w:lvlJc w:val="left"/>
+      <w:pPr>
+        <w:tabs>
+          <w:tab w:val="num" w:pos="5040"/>
+        </w:tabs>
+        <w:ind w:left="5040" w:hanging="360"/>
+      </w:pPr>
+      <w:rPr>
+        <w:rFonts w:ascii="Wingdings" w:hAnsi="Wingdings" w:hint="default"/>
+        <w:sz w:val="20"/>
+      </w:rPr>
+    </w:lvl>
+    <w:lvl w:ilvl="7" w:tentative="1">
+      <w:start w:val="1"/>
+      <w:numFmt w:val="bullet"/>
+      <w:lvlText w:val=""/>
+      <w:lvlJc w:val="left"/>
+      <w:pPr>
+        <w:tabs>
+          <w:tab w:val="num" w:pos="5760"/>
+        </w:tabs>
+        <w:ind w:left="5760" w:hanging="360"/>
+      </w:pPr>
+      <w:rPr>
+        <w:rFonts w:ascii="Wingdings" w:hAnsi="Wingdings" w:hint="default"/>
+        <w:sz w:val="20"/>
+      </w:rPr>
+    </w:lvl>
+    <w:lvl w:ilvl="8" w:tentative="1">
+      <w:start w:val="1"/>
+      <w:numFmt w:val="bullet"/>
+      <w:lvlText w:val=""/>
+      <w:lvlJc w:val="left"/>
+      <w:pPr>
+        <w:tabs>
+          <w:tab w:val="num" w:pos="6480"/>
+        </w:tabs>
+        <w:ind w:left="6480" w:hanging="360"/>
+      </w:pPr>
+      <w:rPr>
+        <w:rFonts w:ascii="Wingdings" w:hAnsi="Wingdings" w:hint="default"/>
+        <w:sz w:val="20"/>
+      </w:rPr>
+    </w:lvl>
+  </w:abstractNum>
+  <w:abstractNum w:abstractNumId="16" w15:restartNumberingAfterBreak="0">
     <w:nsid w:val="58601B61"/>
     <w:multiLevelType w:val="multilevel"/>
     <w:tmpl w:val="1F008C50"/>
@@ -4780,7 +6376,7 @@
       </w:pPr>
     </w:lvl>
   </w:abstractNum>
-  <w:abstractNum w:abstractNumId="13" w15:restartNumberingAfterBreak="0">
+  <w:abstractNum w:abstractNumId="17" w15:restartNumberingAfterBreak="0">
     <w:nsid w:val="60903ACD"/>
     <w:multiLevelType w:val="multilevel"/>
     <w:tmpl w:val="0EECF7EE"/>
@@ -4929,7 +6525,156 @@
       </w:rPr>
     </w:lvl>
   </w:abstractNum>
-  <w:abstractNum w:abstractNumId="14" w15:restartNumberingAfterBreak="0">
+  <w:abstractNum w:abstractNumId="18" w15:restartNumberingAfterBreak="0">
+    <w:nsid w:val="62F10583"/>
+    <w:multiLevelType w:val="multilevel"/>
+    <w:tmpl w:val="3BB04728"/>
+    <w:lvl w:ilvl="0">
+      <w:start w:val="1"/>
+      <w:numFmt w:val="bullet"/>
+      <w:lvlText w:val=""/>
+      <w:lvlJc w:val="left"/>
+      <w:pPr>
+        <w:tabs>
+          <w:tab w:val="num" w:pos="720"/>
+        </w:tabs>
+        <w:ind w:left="720" w:hanging="360"/>
+      </w:pPr>
+      <w:rPr>
+        <w:rFonts w:ascii="Symbol" w:hAnsi="Symbol" w:hint="default"/>
+        <w:sz w:val="20"/>
+      </w:rPr>
+    </w:lvl>
+    <w:lvl w:ilvl="1" w:tentative="1">
+      <w:start w:val="1"/>
+      <w:numFmt w:val="bullet"/>
+      <w:lvlText w:val="o"/>
+      <w:lvlJc w:val="left"/>
+      <w:pPr>
+        <w:tabs>
+          <w:tab w:val="num" w:pos="1440"/>
+        </w:tabs>
+        <w:ind w:left="1440" w:hanging="360"/>
+      </w:pPr>
+      <w:rPr>
+        <w:rFonts w:ascii="Courier New" w:hAnsi="Courier New" w:hint="default"/>
+        <w:sz w:val="20"/>
+      </w:rPr>
+    </w:lvl>
+    <w:lvl w:ilvl="2" w:tentative="1">
+      <w:start w:val="1"/>
+      <w:numFmt w:val="bullet"/>
+      <w:lvlText w:val=""/>
+      <w:lvlJc w:val="left"/>
+      <w:pPr>
+        <w:tabs>
+          <w:tab w:val="num" w:pos="2160"/>
+        </w:tabs>
+        <w:ind w:left="2160" w:hanging="360"/>
+      </w:pPr>
+      <w:rPr>
+        <w:rFonts w:ascii="Wingdings" w:hAnsi="Wingdings" w:hint="default"/>
+        <w:sz w:val="20"/>
+      </w:rPr>
+    </w:lvl>
+    <w:lvl w:ilvl="3" w:tentative="1">
+      <w:start w:val="1"/>
+      <w:numFmt w:val="bullet"/>
+      <w:lvlText w:val=""/>
+      <w:lvlJc w:val="left"/>
+      <w:pPr>
+        <w:tabs>
+          <w:tab w:val="num" w:pos="2880"/>
+        </w:tabs>
+        <w:ind w:left="2880" w:hanging="360"/>
+      </w:pPr>
+      <w:rPr>
+        <w:rFonts w:ascii="Wingdings" w:hAnsi="Wingdings" w:hint="default"/>
+        <w:sz w:val="20"/>
+      </w:rPr>
+    </w:lvl>
+    <w:lvl w:ilvl="4" w:tentative="1">
+      <w:start w:val="1"/>
+      <w:numFmt w:val="bullet"/>
+      <w:lvlText w:val=""/>
+      <w:lvlJc w:val="left"/>
+      <w:pPr>
+        <w:tabs>
+          <w:tab w:val="num" w:pos="3600"/>
+        </w:tabs>
+        <w:ind w:left="3600" w:hanging="360"/>
+      </w:pPr>
+      <w:rPr>
+        <w:rFonts w:ascii="Wingdings" w:hAnsi="Wingdings" w:hint="default"/>
+        <w:sz w:val="20"/>
+      </w:rPr>
+    </w:lvl>
+    <w:lvl w:ilvl="5" w:tentative="1">
+      <w:start w:val="1"/>
+      <w:numFmt w:val="bullet"/>
+      <w:lvlText w:val=""/>
+      <w:lvlJc w:val="left"/>
+      <w:pPr>
+        <w:tabs>
+          <w:tab w:val="num" w:pos="4320"/>
+        </w:tabs>
+        <w:ind w:left="4320" w:hanging="360"/>
+      </w:pPr>
+      <w:rPr>
+        <w:rFonts w:ascii="Wingdings" w:hAnsi="Wingdings" w:hint="default"/>
+        <w:sz w:val="20"/>
+      </w:rPr>
+    </w:lvl>
+    <w:lvl w:ilvl="6" w:tentative="1">
+      <w:start w:val="1"/>
+      <w:numFmt w:val="bullet"/>
+      <w:lvlText w:val=""/>
+      <w:lvlJc w:val="left"/>
+      <w:pPr>
+        <w:tabs>
+          <w:tab w:val="num" w:pos="5040"/>
+        </w:tabs>
+        <w:ind w:left="5040" w:hanging="360"/>
+      </w:pPr>
+      <w:rPr>
+        <w:rFonts w:ascii="Wingdings" w:hAnsi="Wingdings" w:hint="default"/>
+        <w:sz w:val="20"/>
+      </w:rPr>
+    </w:lvl>
+    <w:lvl w:ilvl="7" w:tentative="1">
+      <w:start w:val="1"/>
+      <w:numFmt w:val="bullet"/>
+      <w:lvlText w:val=""/>
+      <w:lvlJc w:val="left"/>
+      <w:pPr>
+        <w:tabs>
+          <w:tab w:val="num" w:pos="5760"/>
+        </w:tabs>
+        <w:ind w:left="5760" w:hanging="360"/>
+      </w:pPr>
+      <w:rPr>
+        <w:rFonts w:ascii="Wingdings" w:hAnsi="Wingdings" w:hint="default"/>
+        <w:sz w:val="20"/>
+      </w:rPr>
+    </w:lvl>
+    <w:lvl w:ilvl="8" w:tentative="1">
+      <w:start w:val="1"/>
+      <w:numFmt w:val="bullet"/>
+      <w:lvlText w:val=""/>
+      <w:lvlJc w:val="left"/>
+      <w:pPr>
+        <w:tabs>
+          <w:tab w:val="num" w:pos="6480"/>
+        </w:tabs>
+        <w:ind w:left="6480" w:hanging="360"/>
+      </w:pPr>
+      <w:rPr>
+        <w:rFonts w:ascii="Wingdings" w:hAnsi="Wingdings" w:hint="default"/>
+        <w:sz w:val="20"/>
+      </w:rPr>
+    </w:lvl>
+  </w:abstractNum>
+  <w:abstractNum w:abstractNumId="19" w15:restartNumberingAfterBreak="0">
     <w:nsid w:val="64D626FE"/>
     <w:multiLevelType w:val="multilevel"/>
     <w:tmpl w:val="42065EB4"/>
@@ -5078,7 +6823,7 @@
       </w:rPr>
     </w:lvl>
   </w:abstractNum>
-  <w:abstractNum w:abstractNumId="15" w15:restartNumberingAfterBreak="0">
+  <w:abstractNum w:abstractNumId="20" w15:restartNumberingAfterBreak="0">
     <w:nsid w:val="665351DF"/>
     <w:multiLevelType w:val="multilevel"/>
     <w:tmpl w:val="1CC40404"/>
@@ -5227,7 +6972,7 @@
       </w:rPr>
     </w:lvl>
   </w:abstractNum>
-  <w:abstractNum w:abstractNumId="16" w15:restartNumberingAfterBreak="0">
+  <w:abstractNum w:abstractNumId="21" w15:restartNumberingAfterBreak="0">
     <w:nsid w:val="684C6DE2"/>
     <w:multiLevelType w:val="multilevel"/>
     <w:tmpl w:val="72882890"/>
@@ -5376,7 +7121,7 @@
       </w:rPr>
     </w:lvl>
   </w:abstractNum>
-  <w:abstractNum w:abstractNumId="17" w15:restartNumberingAfterBreak="0">
+  <w:abstractNum w:abstractNumId="22" w15:restartNumberingAfterBreak="0">
     <w:nsid w:val="69AF24C6"/>
     <w:multiLevelType w:val="multilevel"/>
     <w:tmpl w:val="FC168FD2"/>
@@ -5525,7 +7270,7 @@
       </w:rPr>
     </w:lvl>
   </w:abstractNum>
-  <w:abstractNum w:abstractNumId="18" w15:restartNumberingAfterBreak="0">
+  <w:abstractNum w:abstractNumId="23" w15:restartNumberingAfterBreak="0">
     <w:nsid w:val="6DB6277D"/>
     <w:multiLevelType w:val="multilevel"/>
     <w:tmpl w:val="63EA98E6"/>
@@ -5642,7 +7387,7 @@
       </w:pPr>
     </w:lvl>
   </w:abstractNum>
-  <w:abstractNum w:abstractNumId="19" w15:restartNumberingAfterBreak="0">
+  <w:abstractNum w:abstractNumId="24" w15:restartNumberingAfterBreak="0">
     <w:nsid w:val="6FCD520B"/>
     <w:multiLevelType w:val="multilevel"/>
     <w:tmpl w:val="649ADA20"/>
@@ -5791,7 +7536,7 @@
       </w:rPr>
     </w:lvl>
   </w:abstractNum>
-  <w:abstractNum w:abstractNumId="20" w15:restartNumberingAfterBreak="0">
+  <w:abstractNum w:abstractNumId="25" w15:restartNumberingAfterBreak="0">
     <w:nsid w:val="79C26A8E"/>
     <w:multiLevelType w:val="multilevel"/>
     <w:tmpl w:val="50BA50EA"/>
@@ -5908,7 +7653,156 @@
       </w:pPr>
     </w:lvl>
   </w:abstractNum>
-  <w:abstractNum w:abstractNumId="21" w15:restartNumberingAfterBreak="0">
+  <w:abstractNum w:abstractNumId="26" w15:restartNumberingAfterBreak="0">
+    <w:nsid w:val="7C9D747D"/>
+    <w:multiLevelType w:val="multilevel"/>
+    <w:tmpl w:val="4E2693A4"/>
+    <w:lvl w:ilvl="0">
+      <w:start w:val="1"/>
+      <w:numFmt w:val="bullet"/>
+      <w:lvlText w:val=""/>
+      <w:lvlJc w:val="left"/>
+      <w:pPr>
+        <w:tabs>
+          <w:tab w:val="num" w:pos="720"/>
+        </w:tabs>
+        <w:ind w:left="720" w:hanging="360"/>
+      </w:pPr>
+      <w:rPr>
+        <w:rFonts w:ascii="Symbol" w:hAnsi="Symbol" w:hint="default"/>
+        <w:sz w:val="20"/>
+      </w:rPr>
+    </w:lvl>
+    <w:lvl w:ilvl="1" w:tentative="1">
+      <w:start w:val="1"/>
+      <w:numFmt w:val="bullet"/>
+      <w:lvlText w:val="o"/>
+      <w:lvlJc w:val="left"/>
+      <w:pPr>
+        <w:tabs>
+          <w:tab w:val="num" w:pos="1440"/>
+        </w:tabs>
+        <w:ind w:left="1440" w:hanging="360"/>
+      </w:pPr>
+      <w:rPr>
+        <w:rFonts w:ascii="Courier New" w:hAnsi="Courier New" w:hint="default"/>
+        <w:sz w:val="20"/>
+      </w:rPr>
+    </w:lvl>
+    <w:lvl w:ilvl="2" w:tentative="1">
+      <w:start w:val="1"/>
+      <w:numFmt w:val="bullet"/>
+      <w:lvlText w:val=""/>
+      <w:lvlJc w:val="left"/>
+      <w:pPr>
+        <w:tabs>
+          <w:tab w:val="num" w:pos="2160"/>
+        </w:tabs>
+        <w:ind w:left="2160" w:hanging="360"/>
+      </w:pPr>
+      <w:rPr>
+        <w:rFonts w:ascii="Wingdings" w:hAnsi="Wingdings" w:hint="default"/>
+        <w:sz w:val="20"/>
+      </w:rPr>
+    </w:lvl>
+    <w:lvl w:ilvl="3" w:tentative="1">
+      <w:start w:val="1"/>
+      <w:numFmt w:val="bullet"/>
+      <w:lvlText w:val=""/>
+      <w:lvlJc w:val="left"/>
+      <w:pPr>
+        <w:tabs>
+          <w:tab w:val="num" w:pos="2880"/>
+        </w:tabs>
+        <w:ind w:left="2880" w:hanging="360"/>
+      </w:pPr>
+      <w:rPr>
+        <w:rFonts w:ascii="Wingdings" w:hAnsi="Wingdings" w:hint="default"/>
+        <w:sz w:val="20"/>
+      </w:rPr>
+    </w:lvl>
+    <w:lvl w:ilvl="4" w:tentative="1">
+      <w:start w:val="1"/>
+      <w:numFmt w:val="bullet"/>
+      <w:lvlText w:val=""/>
+      <w:lvlJc w:val="left"/>
+      <w:pPr>
+        <w:tabs>
+          <w:tab w:val="num" w:pos="3600"/>
+        </w:tabs>
+        <w:ind w:left="3600" w:hanging="360"/>
+      </w:pPr>
+      <w:rPr>
+        <w:rFonts w:ascii="Wingdings" w:hAnsi="Wingdings" w:hint="default"/>
+        <w:sz w:val="20"/>
+      </w:rPr>
+    </w:lvl>
+    <w:lvl w:ilvl="5" w:tentative="1">
+      <w:start w:val="1"/>
+      <w:numFmt w:val="bullet"/>
+      <w:lvlText w:val=""/>
+      <w:lvlJc w:val="left"/>
+      <w:pPr>
+        <w:tabs>
+          <w:tab w:val="num" w:pos="4320"/>
+        </w:tabs>
+        <w:ind w:left="4320" w:hanging="360"/>
+      </w:pPr>
+      <w:rPr>
+        <w:rFonts w:ascii="Wingdings" w:hAnsi="Wingdings" w:hint="default"/>
+        <w:sz w:val="20"/>
+      </w:rPr>
+    </w:lvl>
+    <w:lvl w:ilvl="6" w:tentative="1">
+      <w:start w:val="1"/>
+      <w:numFmt w:val="bullet"/>
+      <w:lvlText w:val=""/>
+      <w:lvlJc w:val="left"/>
+      <w:pPr>
+        <w:tabs>
+          <w:tab w:val="num" w:pos="5040"/>
+        </w:tabs>
+        <w:ind w:left="5040" w:hanging="360"/>
+      </w:pPr>
+      <w:rPr>
+        <w:rFonts w:ascii="Wingdings" w:hAnsi="Wingdings" w:hint="default"/>
+        <w:sz w:val="20"/>
+      </w:rPr>
+    </w:lvl>
+    <w:lvl w:ilvl="7" w:tentative="1">
+      <w:start w:val="1"/>
+      <w:numFmt w:val="bullet"/>
+      <w:lvlText w:val=""/>
+      <w:lvlJc w:val="left"/>
+      <w:pPr>
+        <w:tabs>
+          <w:tab w:val="num" w:pos="5760"/>
+        </w:tabs>
+        <w:ind w:left="5760" w:hanging="360"/>
+      </w:pPr>
+      <w:rPr>
+        <w:rFonts w:ascii="Wingdings" w:hAnsi="Wingdings" w:hint="default"/>
+        <w:sz w:val="20"/>
+      </w:rPr>
+    </w:lvl>
+    <w:lvl w:ilvl="8" w:tentative="1">
+      <w:start w:val="1"/>
+      <w:numFmt w:val="bullet"/>
+      <w:lvlText w:val=""/>
+      <w:lvlJc w:val="left"/>
+      <w:pPr>
+        <w:tabs>
+          <w:tab w:val="num" w:pos="6480"/>
+        </w:tabs>
+        <w:ind w:left="6480" w:hanging="360"/>
+      </w:pPr>
+      <w:rPr>
+        <w:rFonts w:ascii="Wingdings" w:hAnsi="Wingdings" w:hint="default"/>
+        <w:sz w:val="20"/>
+      </w:rPr>
+    </w:lvl>
+  </w:abstractNum>
+  <w:abstractNum w:abstractNumId="27" w15:restartNumberingAfterBreak="0">
     <w:nsid w:val="7E596B6C"/>
     <w:multiLevelType w:val="multilevel"/>
     <w:tmpl w:val="D94CE1A0"/>
@@ -6058,70 +7952,88 @@
     </w:lvl>
   </w:abstractNum>
   <w:num w:numId="1" w16cid:durableId="1266959649">
-    <w:abstractNumId w:val="20"/>
+    <w:abstractNumId w:val="25"/>
   </w:num>
   <w:num w:numId="2" w16cid:durableId="1182161811">
-    <w:abstractNumId w:val="11"/>
+    <w:abstractNumId w:val="14"/>
   </w:num>
   <w:num w:numId="3" w16cid:durableId="1039361466">
-    <w:abstractNumId w:val="12"/>
+    <w:abstractNumId w:val="16"/>
   </w:num>
   <w:num w:numId="4" w16cid:durableId="801311620">
-    <w:abstractNumId w:val="18"/>
+    <w:abstractNumId w:val="23"/>
   </w:num>
   <w:num w:numId="5" w16cid:durableId="1234120903">
-    <w:abstractNumId w:val="16"/>
+    <w:abstractNumId w:val="21"/>
   </w:num>
   <w:num w:numId="6" w16cid:durableId="2040813871">
     <w:abstractNumId w:val="0"/>
   </w:num>
   <w:num w:numId="7" w16cid:durableId="1687948177">
+    <w:abstractNumId w:val="4"/>
+  </w:num>
+  <w:num w:numId="8" w16cid:durableId="2122996057">
+    <w:abstractNumId w:val="2"/>
+  </w:num>
+  <w:num w:numId="9" w16cid:durableId="1116946554">
+    <w:abstractNumId w:val="19"/>
+  </w:num>
+  <w:num w:numId="10" w16cid:durableId="111098467">
+    <w:abstractNumId w:val="13"/>
+  </w:num>
+  <w:num w:numId="11" w16cid:durableId="1078215231">
+    <w:abstractNumId w:val="8"/>
+  </w:num>
+  <w:num w:numId="12" w16cid:durableId="1857189314">
+    <w:abstractNumId w:val="7"/>
+  </w:num>
+  <w:num w:numId="13" w16cid:durableId="1970164400">
+    <w:abstractNumId w:val="17"/>
+  </w:num>
+  <w:num w:numId="14" w16cid:durableId="961497878">
+    <w:abstractNumId w:val="27"/>
+  </w:num>
+  <w:num w:numId="15" w16cid:durableId="138115254">
+    <w:abstractNumId w:val="12"/>
+  </w:num>
+  <w:num w:numId="16" w16cid:durableId="1740907428">
     <w:abstractNumId w:val="3"/>
   </w:num>
-  <w:num w:numId="8" w16cid:durableId="2122996057">
+  <w:num w:numId="17" w16cid:durableId="1874414662">
+    <w:abstractNumId w:val="11"/>
+  </w:num>
+  <w:num w:numId="18" w16cid:durableId="1859352286">
+    <w:abstractNumId w:val="22"/>
+  </w:num>
+  <w:num w:numId="19" w16cid:durableId="969474709">
+    <w:abstractNumId w:val="20"/>
+  </w:num>
+  <w:num w:numId="20" w16cid:durableId="1119758751">
+    <w:abstractNumId w:val="10"/>
+  </w:num>
+  <w:num w:numId="21" w16cid:durableId="1389113741">
+    <w:abstractNumId w:val="24"/>
+  </w:num>
+  <w:num w:numId="22" w16cid:durableId="820461471">
+    <w:abstractNumId w:val="5"/>
+  </w:num>
+  <w:num w:numId="23" w16cid:durableId="396711409">
+    <w:abstractNumId w:val="15"/>
+  </w:num>
+  <w:num w:numId="24" w16cid:durableId="1800218892">
+    <w:abstractNumId w:val="9"/>
+  </w:num>
+  <w:num w:numId="25" w16cid:durableId="1111051288">
+    <w:abstractNumId w:val="26"/>
+  </w:num>
+  <w:num w:numId="26" w16cid:durableId="1063216069">
     <w:abstractNumId w:val="1"/>
   </w:num>
-  <w:num w:numId="9" w16cid:durableId="1116946554">
-    <w:abstractNumId w:val="14"/>
-  </w:num>
-  <w:num w:numId="10" w16cid:durableId="111098467">
-    <w:abstractNumId w:val="10"/>
-  </w:num>
-  <w:num w:numId="11" w16cid:durableId="1078215231">
+  <w:num w:numId="27" w16cid:durableId="1074743232">
     <w:abstractNumId w:val="6"/>
   </w:num>
-  <w:num w:numId="12" w16cid:durableId="1857189314">
-    <w:abstractNumId w:val="5"/>
-  </w:num>
-  <w:num w:numId="13" w16cid:durableId="1970164400">
-    <w:abstractNumId w:val="13"/>
-  </w:num>
-  <w:num w:numId="14" w16cid:durableId="961497878">
-    <w:abstractNumId w:val="21"/>
-  </w:num>
-  <w:num w:numId="15" w16cid:durableId="138115254">
-    <w:abstractNumId w:val="9"/>
-  </w:num>
-  <w:num w:numId="16" w16cid:durableId="1740907428">
-    <w:abstractNumId w:val="2"/>
-  </w:num>
-  <w:num w:numId="17" w16cid:durableId="1874414662">
-    <w:abstractNumId w:val="8"/>
-  </w:num>
-  <w:num w:numId="18" w16cid:durableId="1859352286">
-    <w:abstractNumId w:val="17"/>
-  </w:num>
-  <w:num w:numId="19" w16cid:durableId="969474709">
-    <w:abstractNumId w:val="15"/>
-  </w:num>
-  <w:num w:numId="20" w16cid:durableId="1119758751">
-    <w:abstractNumId w:val="7"/>
-  </w:num>
-  <w:num w:numId="21" w16cid:durableId="1389113741">
-    <w:abstractNumId w:val="19"/>
-  </w:num>
-  <w:num w:numId="22" w16cid:durableId="820461471">
-    <w:abstractNumId w:val="4"/>
+  <w:num w:numId="28" w16cid:durableId="445393880">
+    <w:abstractNumId w:val="18"/>
   </w:num>
 </w:numbering>
 </file>
@@ -6730,7 +8642,6 @@
   <w:style w:type="character" w:default="1" w:styleId="Fuentedeprrafopredeter">
     <w:name w:val="Default Paragraph Font"/>
     <w:uiPriority w:val="1"/>
-    <w:semiHidden/>
     <w:unhideWhenUsed/>
   </w:style>
   <w:style w:type="table" w:default="1" w:styleId="Tablanormal">
